--- a/downloads/student/bridge-week-03.docx
+++ b/downloads/student/bridge-week-03.docx
@@ -923,6 +923,16 @@
     <w:p>
       <w:r>
         <w:t>Arithmetic correctness does not decide which expression matches a real problem; the written model must define the intended quantities.</w:t>
+      </w:r>
+    </w:p>
+    <w:p>
+      <w:r>
+        <w:t>Read the labelled picture: Trace the operation order in both expressions. Identify which picture step changes with parentheses and predict both results when the multiplier becomes four.</w:t>
+      </w:r>
+    </w:p>
+    <w:p>
+      <w:r>
+        <w:t>Change one thing: Replace the final multiplier 5 with 4 in both expressions. Predict the result before checking the explanation. What remains the same?</w:t>
       </w:r>
     </w:p>
     <w:p>
@@ -2130,6 +2140,187 @@
         <w:t>Attempt the independent case before hints. Record whether you worked alone, used a hint or followed a model. After feedback, fix the first unsupported step and explain why it changed. A later check uses a changed case, not a copied answer.</w:t>
       </w:r>
     </w:p>
+    <w:p>
+      <w:pPr>
+        <w:pStyle w:val="Heading1"/>
+      </w:pPr>
+      <w:r>
+        <w:t>15. Your lesson route</w:t>
+      </w:r>
+    </w:p>
+    <w:p>
+      <w:r>
+        <w:t>Start with this question: Parentheses change an expression. A toy shelf calculator compares adding a fixed cost after multiplication with multiplying an entire group.</w:t>
+      </w:r>
+    </w:p>
+    <w:tbl>
+      <w:tblPr>
+        <w:tblStyle w:val="LightShading-Accent1"/>
+        <w:tblW w:type="auto" w:w="0"/>
+        <w:tblLook w:firstColumn="1" w:firstRow="1" w:lastColumn="0" w:lastRow="0" w:noHBand="0" w:noVBand="1" w:val="04A0"/>
+      </w:tblPr>
+      <w:tblGrid>
+        <w:gridCol w:w="5112"/>
+        <w:gridCol w:w="5112"/>
+      </w:tblGrid>
+      <w:tr>
+        <w:trPr>
+          <w:tblHeader/>
+        </w:trPr>
+        <w:tc>
+          <w:tcPr>
+            <w:tcW w:type="dxa" w:w="5112"/>
+          </w:tcPr>
+          <w:p>
+            <w:r>
+              <w:t>By the end, I can</w:t>
+            </w:r>
+          </w:p>
+        </w:tc>
+        <w:tc>
+          <w:tcPr>
+            <w:tcW w:type="dxa" w:w="5112"/>
+          </w:tcPr>
+          <w:p>
+            <w:r>
+              <w:t>How I will show it</w:t>
+            </w:r>
+          </w:p>
+        </w:tc>
+      </w:tr>
+      <w:tr>
+        <w:tc>
+          <w:tcPr>
+            <w:tcW w:type="dxa" w:w="5112"/>
+          </w:tcPr>
+          <w:p>
+            <w:r>
+              <w:t>Evaluate numeric expressions using Python’s grouping rules</w:t>
+            </w:r>
+          </w:p>
+        </w:tc>
+        <w:tc>
+          <w:tcPr>
+            <w:tcW w:type="dxa" w:w="5112"/>
+          </w:tcPr>
+          <w:p>
+            <w:r>
+              <w:t>Explain the deciding step, show a trace or test, and state one limit.</w:t>
+            </w:r>
+          </w:p>
+        </w:tc>
+      </w:tr>
+      <w:tr>
+        <w:tc>
+          <w:tcPr>
+            <w:tcW w:type="dxa" w:w="5112"/>
+          </w:tcPr>
+          <w:p>
+            <w:r>
+              <w:t>Use parentheses to express the intended calculation</w:t>
+            </w:r>
+          </w:p>
+        </w:tc>
+        <w:tc>
+          <w:tcPr>
+            <w:tcW w:type="dxa" w:w="5112"/>
+          </w:tcPr>
+          <w:p>
+            <w:r>
+              <w:t>Explain the deciding step, show a trace or test, and state one limit.</w:t>
+            </w:r>
+          </w:p>
+        </w:tc>
+      </w:tr>
+      <w:tr>
+        <w:tc>
+          <w:tcPr>
+            <w:tcW w:type="dxa" w:w="5112"/>
+          </w:tcPr>
+          <w:p>
+            <w:r>
+              <w:t>Distinguish ordinary division, whole groups and a remainder</w:t>
+            </w:r>
+          </w:p>
+        </w:tc>
+        <w:tc>
+          <w:tcPr>
+            <w:tcW w:type="dxa" w:w="5112"/>
+          </w:tcPr>
+          <w:p>
+            <w:r>
+              <w:t>Explain the deciding step, show a trace or test, and state one limit.</w:t>
+            </w:r>
+          </w:p>
+        </w:tc>
+      </w:tr>
+    </w:tbl>
+    <w:p>
+      <w:r>
+        <w:t>Remember → watch and explain → try with help → investigate → try independently → keep project evidence. Your teacher may spread this lesson across several classes.</w:t>
+      </w:r>
+    </w:p>
+    <w:p>
+      <w:r>
+        <w:t>Keep your first prediction. Compare it with what the evidence shows and explain any change.</w:t>
+      </w:r>
+    </w:p>
+    <w:p>
+      <w:pPr>
+        <w:pStyle w:val="Heading1"/>
+      </w:pPr>
+      <w:r>
+        <w:t>16. Finish and return</w:t>
+      </w:r>
+    </w:p>
+    <w:p>
+      <w:r>
+        <w:t>Close your notes. Explain this goal in your own words: Evaluate numeric expressions using Python’s grouping rules</w:t>
+      </w:r>
+    </w:p>
+    <w:p>
+      <w:pPr>
+        <w:pStyle w:val="Heading3"/>
+      </w:pPr>
+      <w:r>
+        <w:t>My deciding step, evidence and one remaining question</w:t>
+      </w:r>
+    </w:p>
+    <w:p>
+      <w:r>
+        <w:t>________________________________________________________________</w:t>
+      </w:r>
+    </w:p>
+    <w:p>
+      <w:r>
+        <w:t>________________________________________________________________</w:t>
+      </w:r>
+    </w:p>
+    <w:p>
+      <w:r>
+        <w:t>________________________________________________________________</w:t>
+      </w:r>
+    </w:p>
+    <w:p>
+      <w:r>
+        <w:t>________________________________________________________________</w:t>
+      </w:r>
+    </w:p>
+    <w:p>
+      <w:r>
+        <w:t>________________________________________________________________</w:t>
+      </w:r>
+    </w:p>
+    <w:p>
+      <w:r>
+        <w:t>If you are unsure, return to the worked picture and explain one arrow. If you are ready, change an input or assumption and justify your prediction.</w:t>
+      </w:r>
+    </w:p>
+    <w:p>
+      <w:r>
+        <w:t>Save your workbook evidence. At the next review, try a different case before opening your old answer.</w:t>
+      </w:r>
+    </w:p>
     <w:sectPr>
       <w:pgSz w:w="12240" w:h="15840"/>
       <w:pgMar w:top="936" w:right="1008" w:bottom="936" w:left="1008" w:header="720" w:footer="720" w:gutter="0"/>

--- a/downloads/student/bridge-week-03.docx
+++ b/downloads/student/bridge-week-03.docx
@@ -2321,6 +2321,205 @@
         <w:t>Save your workbook evidence. At the next review, try a different case before opening your old answer.</w:t>
       </w:r>
     </w:p>
+    <w:p>
+      <w:pPr>
+        <w:pStyle w:val="Heading1"/>
+      </w:pPr>
+      <w:r>
+        <w:t>17. Supported practice, repair and portfolio</w:t>
+      </w:r>
+    </w:p>
+    <w:p>
+      <w:r>
+        <w:t>Use this supported practice once, in the browser or on paper. Keep the reserved independent assessment for a separate first attempt before teacher feedback.</w:t>
+      </w:r>
+    </w:p>
+    <w:p>
+      <w:r>
+        <w:t>Parentheses change an expression. A toy shelf calculator compares adding a fixed cost after multiplication with multiplying an entire group.</w:t>
+      </w:r>
+    </w:p>
+    <w:p>
+      <w:pPr>
+        <w:pStyle w:val="Heading3"/>
+      </w:pPr>
+      <w:r>
+        <w:t>Practice 1: explain the deciding evidence</w:t>
+      </w:r>
+    </w:p>
+    <w:p>
+      <w:r>
+        <w:t>Which labelled step matches this detail? Parentheses give 3+2=5 first; multiplying by 5 gives 25.</w:t>
+      </w:r>
+    </w:p>
+    <w:p>
+      <w:r>
+        <w:t>1. Compute grouped result</w:t>
+      </w:r>
+    </w:p>
+    <w:p>
+      <w:r>
+        <w:t>2. Use precedence</w:t>
+      </w:r>
+    </w:p>
+    <w:p>
+      <w:r>
+        <w:t>3. Compute first result</w:t>
+      </w:r>
+    </w:p>
+    <w:p>
+      <w:pPr>
+        <w:pStyle w:val="Heading3"/>
+      </w:pPr>
+      <w:r>
+        <w:t>My selected conclusion, deciding fact and explanation</w:t>
+      </w:r>
+    </w:p>
+    <w:p>
+      <w:r>
+        <w:t>________________________________________________________________</w:t>
+      </w:r>
+    </w:p>
+    <w:p>
+      <w:r>
+        <w:t>________________________________________________________________</w:t>
+      </w:r>
+    </w:p>
+    <w:p>
+      <w:r>
+        <w:t>________________________________________________________________</w:t>
+      </w:r>
+    </w:p>
+    <w:p>
+      <w:r>
+        <w:t>________________________________________________________________</w:t>
+      </w:r>
+    </w:p>
+    <w:p>
+      <w:r>
+        <w:t>________________________________________________________________</w:t>
+      </w:r>
+    </w:p>
+    <w:p>
+      <w:r>
+        <w:t>Hint if needed: Read the steps in the pictorial case. Match the supplied detail to the stage that performs or records it.</w:t>
+      </w:r>
+    </w:p>
+    <w:p>
+      <w:r>
+        <w:t>After your attempt, compare with the supported explanation: Compute grouped result Parentheses give 3+2=5 first; multiplying by 5 gives 25. Parentheses explicitly group an operation. Without them, Python multiplication takes priority over addition; the same numerals can therefore describe different procedures.</w:t>
+      </w:r>
+    </w:p>
+    <w:p>
+      <w:pPr>
+        <w:pStyle w:val="Heading3"/>
+      </w:pPr>
+      <w:r>
+        <w:t>Practice 2: explain the deciding evidence</w:t>
+      </w:r>
+    </w:p>
+    <w:p>
+      <w:r>
+        <w:t>Changed-case practice: Replace the final multiplier 5 with 4 in both expressions. Which conclusion is supported by the supplied facts?</w:t>
+      </w:r>
+    </w:p>
+    <w:p>
+      <w:r>
+        <w:t>1. We can decide the result without examining the changed input or the procedure.</w:t>
+      </w:r>
+    </w:p>
+    <w:p>
+      <w:r>
+        <w:t>2. This one example guarantees correct results for every future input.</w:t>
+      </w:r>
+    </w:p>
+    <w:p>
+      <w:r>
+        <w:t>3. The first result is 11; the grouped result is 20.</w:t>
+      </w:r>
+    </w:p>
+    <w:p>
+      <w:pPr>
+        <w:pStyle w:val="Heading3"/>
+      </w:pPr>
+      <w:r>
+        <w:t>My selected conclusion, deciding fact and explanation</w:t>
+      </w:r>
+    </w:p>
+    <w:p>
+      <w:r>
+        <w:t>________________________________________________________________</w:t>
+      </w:r>
+    </w:p>
+    <w:p>
+      <w:r>
+        <w:t>________________________________________________________________</w:t>
+      </w:r>
+    </w:p>
+    <w:p>
+      <w:r>
+        <w:t>________________________________________________________________</w:t>
+      </w:r>
+    </w:p>
+    <w:p>
+      <w:r>
+        <w:t>________________________________________________________________</w:t>
+      </w:r>
+    </w:p>
+    <w:p>
+      <w:r>
+        <w:t>________________________________________________________________</w:t>
+      </w:r>
+    </w:p>
+    <w:p>
+      <w:r>
+        <w:t>Hint if needed: Use the changed condition and the deciding step in the pictorial trace. The answer must say what follows from those facts.</w:t>
+      </w:r>
+    </w:p>
+    <w:p>
+      <w:r>
+        <w:t>After your attempt, compare with the supported explanation: The first result is 11; the grouped result is 20. 3+2*4=3+8; (3+2)*4=5*4.</w:t>
+      </w:r>
+    </w:p>
+    <w:p>
+      <w:pPr>
+        <w:pStyle w:val="Heading3"/>
+      </w:pPr>
+      <w:r>
+        <w:t>Repair a missing building block</w:t>
+      </w:r>
+    </w:p>
+    <w:p>
+      <w:r>
+        <w:t>Review Values variables and types (python-bridge/2). Goal: Distinguish integer, floating-point, text and Boolean values. Short practice: Predict both print outputs and explain why they differ. Does count+tag work, and what happens to each valid output after count becomes ten?. Return to this week and explain what you changed.</w:t>
+      </w:r>
+    </w:p>
+    <w:p>
+      <w:pPr>
+        <w:pStyle w:val="Heading3"/>
+      </w:pPr>
+      <w:r>
+        <w:t>Predict, run and debug</w:t>
+      </w:r>
+    </w:p>
+    <w:p>
+      <w:r>
+        <w:t>The browser lab lets you edit the supported Python examples already included in this lesson. Predict first, run, inspect the actual output or error, change one input, then run again. Keep code, predictions, actual results and a reasoned revision together. On paper, label your result as a trace rather than an execution.</w:t>
+      </w:r>
+    </w:p>
+    <w:p>
+      <w:pPr>
+        <w:pStyle w:val="Heading3"/>
+      </w:pPr>
+      <w:r>
+        <w:t>Keep your completed work</w:t>
+      </w:r>
+    </w:p>
+    <w:p>
+      <w:r>
+        <w:t>Use Download completed work in the hosted lesson to export your answers, reflections, practice feedback and code-run evidence. Open the HTML copy to read or print it. Drafts stay in this browser when storage is available; clear drafts on a shared device.</w:t>
+      </w:r>
+    </w:p>
     <w:sectPr>
       <w:pgSz w:w="12240" w:h="15840"/>
       <w:pgMar w:top="936" w:right="1008" w:bottom="936" w:left="1008" w:header="720" w:footer="720" w:gutter="0"/>

--- a/downloads/student/bridge-week-03.docx
+++ b/downloads/student/bridge-week-03.docx
@@ -42,6 +42,11 @@
       </w:r>
     </w:p>
     <w:p>
+      <w:r>
+        <w:t>Start with the target: Evaluate numeric expressions using Python’s grouping rules. Try the recall before opening notes.</w:t>
+      </w:r>
+    </w:p>
+    <w:p>
       <w:pPr>
         <w:pStyle w:val="Heading3"/>
       </w:pPr>
@@ -50,18 +55,72 @@
       </w:r>
     </w:p>
     <w:p>
-      <w:r>
-        <w:t>I can evaluate numeric expressions using Python’s grouping rules.</w:t>
-      </w:r>
-    </w:p>
-    <w:p>
-      <w:r>
-        <w:t>I can use parentheses to express the intended calculation.</w:t>
-      </w:r>
-    </w:p>
-    <w:p>
-      <w:r>
-        <w:t>I can distinguish ordinary division, whole groups and a remainder.</w:t>
+      <w:pPr>
+        <w:spacing w:line="336" w:lineRule="auto" w:after="180"/>
+      </w:pPr>
+      <w:r>
+        <w:rPr>
+          <w:b w:val="0"/>
+        </w:rPr>
+        <w:t xml:space="preserve">I can evaluate numeric </w:t>
+      </w:r>
+      <w:r>
+        <w:rPr>
+          <w:b/>
+        </w:rPr>
+        <w:t>expression</w:t>
+      </w:r>
+      <w:r>
+        <w:rPr>
+          <w:b w:val="0"/>
+        </w:rPr>
+        <w:t>s using Python’s grouping rules.</w:t>
+      </w:r>
+    </w:p>
+    <w:p>
+      <w:pPr>
+        <w:spacing w:line="336" w:lineRule="auto" w:after="180"/>
+      </w:pPr>
+      <w:r>
+        <w:rPr>
+          <w:b w:val="0"/>
+        </w:rPr>
+        <w:t xml:space="preserve">I can use </w:t>
+      </w:r>
+      <w:r>
+        <w:rPr>
+          <w:b/>
+        </w:rPr>
+        <w:t>parentheses</w:t>
+      </w:r>
+      <w:r>
+        <w:rPr>
+          <w:b w:val="0"/>
+        </w:rPr>
+        <w:t xml:space="preserve"> to express the intended calculation.</w:t>
+      </w:r>
+    </w:p>
+    <w:p>
+      <w:pPr>
+        <w:spacing w:line="336" w:lineRule="auto" w:after="180"/>
+      </w:pPr>
+      <w:r>
+        <w:rPr>
+          <w:b w:val="0"/>
+        </w:rPr>
+        <w:t xml:space="preserve">I can distinguish ordinary division, whole groups and a </w:t>
+      </w:r>
+      <w:r>
+        <w:rPr>
+          <w:b/>
+        </w:rPr>
+        <w:t>remainder</w:t>
+      </w:r>
+      <w:r>
+        <w:rPr>
+          <w:b w:val="0"/>
+        </w:rPr>
+        <w:t>.</w:t>
       </w:r>
     </w:p>
     <w:p>
@@ -73,38 +132,122 @@
       </w:r>
     </w:p>
     <w:p>
-      <w:r>
+      <w:pPr>
+        <w:spacing w:line="336" w:lineRule="auto" w:after="180"/>
+      </w:pPr>
+      <w:r>
+        <w:rPr>
+          <w:b w:val="0"/>
+        </w:rPr>
         <w:t>Close your notes first. A rough first answer helps us choose the right starting point; it is not a score for your ability.</w:t>
       </w:r>
     </w:p>
     <w:p>
-      <w:r>
+      <w:pPr>
+        <w:spacing w:line="336" w:lineRule="auto" w:after="180"/>
+      </w:pPr>
+      <w:r>
+        <w:rPr>
+          <w:b w:val="0"/>
+        </w:rPr>
         <w:t>Without opening the old lesson, explain one key idea from Values variables and types. Give an example and a mistake that the idea helps you avoid.</w:t>
       </w:r>
     </w:p>
     <w:p>
-      <w:r>
-        <w:t>After trying, check the relevant lesson or ask your teacher. Change the part of your explanation that the evidence shows was wrong.</w:t>
-      </w:r>
-    </w:p>
-    <w:p>
-      <w:r>
+      <w:pPr>
+        <w:spacing w:line="336" w:lineRule="auto" w:after="180"/>
+      </w:pPr>
+      <w:r>
+        <w:rPr>
+          <w:b w:val="0"/>
+        </w:rPr>
+        <w:t xml:space="preserve">After trying, check the relevant lesson or ask your teacher. Change the part of your explanation that the </w:t>
+      </w:r>
+      <w:r>
+        <w:rPr>
+          <w:b/>
+        </w:rPr>
+        <w:t>evidence</w:t>
+      </w:r>
+      <w:r>
+        <w:rPr>
+          <w:b w:val="0"/>
+        </w:rPr>
+        <w:t xml:space="preserve"> shows was wrong.</w:t>
+      </w:r>
+    </w:p>
+    <w:p>
+      <w:pPr>
+        <w:spacing w:line="336" w:lineRule="auto" w:after="180"/>
+      </w:pPr>
+      <w:r>
+        <w:rPr>
+          <w:b w:val="0"/>
+        </w:rPr>
         <w:t>This week you will practise:</w:t>
       </w:r>
     </w:p>
     <w:p>
-      <w:r>
-        <w:t>Evaluate numeric expressions using Python’s grouping rules</w:t>
-      </w:r>
-    </w:p>
-    <w:p>
-      <w:r>
-        <w:t>Use parentheses to express the intended calculation</w:t>
-      </w:r>
-    </w:p>
-    <w:p>
-      <w:r>
-        <w:t>Distinguish ordinary division, whole groups and a remainder</w:t>
+      <w:pPr>
+        <w:spacing w:line="336" w:lineRule="auto" w:after="180"/>
+      </w:pPr>
+      <w:r>
+        <w:rPr>
+          <w:b w:val="0"/>
+        </w:rPr>
+        <w:t xml:space="preserve">Evaluate numeric </w:t>
+      </w:r>
+      <w:r>
+        <w:rPr>
+          <w:b/>
+        </w:rPr>
+        <w:t>expression</w:t>
+      </w:r>
+      <w:r>
+        <w:rPr>
+          <w:b w:val="0"/>
+        </w:rPr>
+        <w:t>s using Python’s grouping rules</w:t>
+      </w:r>
+    </w:p>
+    <w:p>
+      <w:pPr>
+        <w:spacing w:line="336" w:lineRule="auto" w:after="180"/>
+      </w:pPr>
+      <w:r>
+        <w:rPr>
+          <w:b w:val="0"/>
+        </w:rPr>
+        <w:t xml:space="preserve">Use </w:t>
+      </w:r>
+      <w:r>
+        <w:rPr>
+          <w:b/>
+        </w:rPr>
+        <w:t>parentheses</w:t>
+      </w:r>
+      <w:r>
+        <w:rPr>
+          <w:b w:val="0"/>
+        </w:rPr>
+        <w:t xml:space="preserve"> to express the intended calculation</w:t>
+      </w:r>
+    </w:p>
+    <w:p>
+      <w:pPr>
+        <w:spacing w:line="336" w:lineRule="auto" w:after="180"/>
+      </w:pPr>
+      <w:r>
+        <w:rPr>
+          <w:b w:val="0"/>
+        </w:rPr>
+        <w:t xml:space="preserve">Distinguish ordinary division, whole groups and a </w:t>
+      </w:r>
+      <w:r>
+        <w:rPr>
+          <w:b/>
+        </w:rPr>
+        <w:t>remainder</w:t>
       </w:r>
     </w:p>
     <w:p>
@@ -116,7 +259,14 @@
       </w:r>
     </w:p>
     <w:p>
-      <w:r>
+      <w:pPr>
+        <w:spacing w:line="336" w:lineRule="auto" w:after="180"/>
+        <w:shd w:fill="F5F1FB"/>
+      </w:pPr>
+      <w:r>
+        <w:rPr>
+          <w:b w:val="0"/>
+        </w:rPr>
         <w:t>What is the difference between 8 + 2 and "8" + "2"?</w:t>
       </w:r>
     </w:p>
@@ -152,8 +302,38 @@
       </w:r>
     </w:p>
     <w:p>
-      <w:r>
-        <w:t>Trace expressions and operator order and explain the changed program before running it.</w:t>
+      <w:pPr>
+        <w:spacing w:line="336" w:lineRule="auto" w:after="180"/>
+      </w:pPr>
+      <w:r>
+        <w:rPr>
+          <w:b w:val="0"/>
+        </w:rPr>
+        <w:t xml:space="preserve">Trace </w:t>
+      </w:r>
+      <w:r>
+        <w:rPr>
+          <w:b/>
+        </w:rPr>
+        <w:t>expression</w:t>
+      </w:r>
+      <w:r>
+        <w:rPr>
+          <w:b w:val="0"/>
+        </w:rPr>
+        <w:t xml:space="preserve">s and </w:t>
+      </w:r>
+      <w:r>
+        <w:rPr>
+          <w:b/>
+        </w:rPr>
+        <w:t>operator</w:t>
+      </w:r>
+      <w:r>
+        <w:rPr>
+          <w:b w:val="0"/>
+        </w:rPr>
+        <w:t xml:space="preserve"> order and explain the changed program before running it.</w:t>
       </w:r>
     </w:p>
     <w:p>
@@ -166,12 +346,81 @@
     </w:p>
     <w:p>
       <w:r>
-        <w:t>Three packs each contain eight counters, with two more loose counters. First count the packed counters, then add the loose ones. A program needs that structure, not just the right numbers. This week you will predict expressions, make grouping visible and check division against a physical interpretation.</w:t>
-      </w:r>
-    </w:p>
-    <w:p>
-      <w:r>
-        <w:t>Use numeric values in a fresh Python 3 script called expressions.py. Keep expected and observed results separate as before. Multiplication and division group more tightly than addition and subtraction. Parentheses let you state a different grouping. A correct calculation still depends on correct quantities and units.</w:t>
+        <w:t>Investigate the supplied Expressions and operator order case. Separate observations, given facts and assumptions before choosing an explanation.</w:t>
+      </w:r>
+    </w:p>
+    <w:p>
+      <w:pPr>
+        <w:spacing w:line="336" w:lineRule="auto" w:after="180"/>
+      </w:pPr>
+      <w:r>
+        <w:rPr>
+          <w:b w:val="0"/>
+        </w:rPr>
+        <w:t>Three packs each contain eight counters, with two more loose counters. First count the packed counters, then add the loose ones. A program needs that structure, not just the right numbers.</w:t>
+      </w:r>
+    </w:p>
+    <w:p>
+      <w:pPr>
+        <w:spacing w:line="336" w:lineRule="auto" w:after="180"/>
+      </w:pPr>
+      <w:r>
+        <w:rPr>
+          <w:b w:val="0"/>
+        </w:rPr>
+        <w:t xml:space="preserve">This week you will predict </w:t>
+      </w:r>
+      <w:r>
+        <w:rPr>
+          <w:b/>
+        </w:rPr>
+        <w:t>expression</w:t>
+      </w:r>
+      <w:r>
+        <w:rPr>
+          <w:b w:val="0"/>
+        </w:rPr>
+        <w:t>s, make grouping visible and check division against a physical interpretation.</w:t>
+      </w:r>
+    </w:p>
+    <w:p>
+      <w:pPr>
+        <w:spacing w:line="336" w:lineRule="auto" w:after="180"/>
+      </w:pPr>
+      <w:r>
+        <w:rPr>
+          <w:b w:val="0"/>
+        </w:rPr>
+        <w:t xml:space="preserve">Use numeric values in a fresh Python 3 script called </w:t>
+      </w:r>
+      <w:r>
+        <w:rPr>
+          <w:b/>
+        </w:rPr>
+        <w:t>expression</w:t>
+      </w:r>
+      <w:r>
+        <w:rPr>
+          <w:b w:val="0"/>
+        </w:rPr>
+        <w:t>s.py. Keep expected and observed results separate as before. Multiplication and division group more tightly than addition and subtraction.</w:t>
+      </w:r>
+    </w:p>
+    <w:p>
+      <w:pPr>
+        <w:spacing w:line="336" w:lineRule="auto" w:after="180"/>
+      </w:pPr>
+      <w:r>
+        <w:rPr>
+          <w:b/>
+        </w:rPr>
+        <w:t>Parentheses</w:t>
+      </w:r>
+      <w:r>
+        <w:rPr>
+          <w:b w:val="0"/>
+        </w:rPr>
+        <w:t xml:space="preserve"> let you state a different grouping. A correct calculation still depends on correct quantities and units.</w:t>
       </w:r>
     </w:p>
     <w:p>
@@ -203,6 +452,11 @@
       </w:pPr>
       <w:r>
         <w:t>03. See how it works</w:t>
+      </w:r>
+    </w:p>
+    <w:p>
+      <w:r>
+        <w:t>Follow the mechanism for Expressions and operator order. Connect each labelled input, deciding step and result.</w:t>
       </w:r>
     </w:p>
     <w:p>
@@ -379,8 +633,49 @@
       </w:r>
     </w:p>
     <w:p>
-      <w:r>
-        <w:t>The script displays 26. Replacing the total expression with packs * (per_pack + loose) displays 30, because it adds two to every pack. Parentheses are not decoration: they can change the represented situation. Write a brief phrase for each group before running.</w:t>
+      <w:pPr>
+        <w:spacing w:line="336" w:lineRule="auto" w:after="180"/>
+      </w:pPr>
+      <w:r>
+        <w:rPr>
+          <w:b w:val="0"/>
+        </w:rPr>
+        <w:t xml:space="preserve">The script displays 26. Replacing the total </w:t>
+      </w:r>
+      <w:r>
+        <w:rPr>
+          <w:b/>
+        </w:rPr>
+        <w:t>expression</w:t>
+      </w:r>
+      <w:r>
+        <w:rPr>
+          <w:b w:val="0"/>
+        </w:rPr>
+        <w:t xml:space="preserve"> with packs * (per_pack + loose) displays 30, because it adds two to every pack. </w:t>
+      </w:r>
+      <w:r>
+        <w:rPr>
+          <w:b/>
+        </w:rPr>
+        <w:t>Parentheses</w:t>
+      </w:r>
+      <w:r>
+        <w:rPr>
+          <w:b w:val="0"/>
+        </w:rPr>
+        <w:t xml:space="preserve"> are not decoration: they can change the represented situation.</w:t>
+      </w:r>
+    </w:p>
+    <w:p>
+      <w:pPr>
+        <w:spacing w:line="336" w:lineRule="auto" w:after="180"/>
+      </w:pPr>
+      <w:r>
+        <w:rPr>
+          <w:b w:val="0"/>
+        </w:rPr>
+        <w:t>Write a brief phrase for each group before running.</w:t>
       </w:r>
     </w:p>
     <w:p>
@@ -392,8 +687,26 @@
       </w:r>
     </w:p>
     <w:p>
-      <w:r>
-        <w:t>Point to the input, the deciding step and the result in this week’s visual. Explain the same step in ordinary words. A picture helps when you can say what each part represents.</w:t>
+      <w:pPr>
+        <w:spacing w:line="336" w:lineRule="auto" w:after="180"/>
+      </w:pPr>
+      <w:r>
+        <w:rPr>
+          <w:b w:val="0"/>
+        </w:rPr>
+        <w:t xml:space="preserve">Point to the </w:t>
+      </w:r>
+      <w:r>
+        <w:rPr>
+          <w:b/>
+        </w:rPr>
+        <w:t>input</w:t>
+      </w:r>
+      <w:r>
+        <w:rPr>
+          <w:b w:val="0"/>
+        </w:rPr>
+        <w:t>, the deciding step and the result in this week’s visual. Explain the same step in ordinary words. A picture helps when you can say what each part represents.</w:t>
       </w:r>
     </w:p>
     <w:p>
@@ -405,6 +718,11 @@
       </w:r>
     </w:p>
     <w:p>
+      <w:r>
+        <w:t>Compare the supplied cases for Expressions and operator order. Identify the detail that changes the conclusion.</w:t>
+      </w:r>
+    </w:p>
+    <w:p>
       <w:pPr>
         <w:pStyle w:val="Heading3"/>
       </w:pPr>
@@ -413,7 +731,13 @@
       </w:r>
     </w:p>
     <w:p>
-      <w:r>
+      <w:pPr>
+        <w:spacing w:line="336" w:lineRule="auto" w:after="180"/>
+      </w:pPr>
+      <w:r>
+        <w:rPr>
+          <w:b w:val="0"/>
+        </w:rPr>
         <w:t>Predict 16 - 5 - 3, 16 - (5 - 3), and 18 / 3 * 2. Write the grouping, run each line and record actual results separately.</w:t>
       </w:r>
     </w:p>
@@ -459,17 +783,80 @@
       </w:r>
     </w:p>
     <w:p>
-      <w:r>
-        <w:t>Change: Replace the final multiplier 5 with 4 in both expressions.</w:t>
-      </w:r>
-    </w:p>
-    <w:p>
-      <w:r>
-        <w:t>Prediction: The first result is 11; the grouped result is 20.</w:t>
-      </w:r>
-    </w:p>
-    <w:p>
-      <w:r>
+      <w:pPr>
+        <w:pStyle w:val="Heading3"/>
+      </w:pPr>
+      <w:r>
+        <w:t>Change one thing</w:t>
+      </w:r>
+    </w:p>
+    <w:p>
+      <w:pPr>
+        <w:spacing w:line="336" w:lineRule="auto" w:after="180"/>
+        <w:shd w:fill="F5F1FB"/>
+      </w:pPr>
+      <w:r>
+        <w:rPr>
+          <w:b w:val="0"/>
+        </w:rPr>
+        <w:t xml:space="preserve">Change: Replace the final multiplier 5 with 4 in both </w:t>
+      </w:r>
+      <w:r>
+        <w:rPr>
+          <w:b/>
+        </w:rPr>
+        <w:t>expression</w:t>
+      </w:r>
+      <w:r>
+        <w:rPr>
+          <w:b w:val="0"/>
+        </w:rPr>
+        <w:t>s.</w:t>
+      </w:r>
+    </w:p>
+    <w:p>
+      <w:pPr>
+        <w:pStyle w:val="Heading3"/>
+      </w:pPr>
+      <w:r>
+        <w:t>Predicted result</w:t>
+      </w:r>
+    </w:p>
+    <w:p>
+      <w:pPr>
+        <w:spacing w:line="336" w:lineRule="auto" w:after="180"/>
+        <w:shd w:fill="F1F6FC"/>
+      </w:pPr>
+      <w:r>
+        <w:rPr>
+          <w:b/>
+        </w:rPr>
+        <w:t>Prediction</w:t>
+      </w:r>
+      <w:r>
+        <w:rPr>
+          <w:b w:val="0"/>
+        </w:rPr>
+        <w:t>: The first result is 11; the grouped result is 20.</w:t>
+      </w:r>
+    </w:p>
+    <w:p>
+      <w:pPr>
+        <w:pStyle w:val="Heading3"/>
+      </w:pPr>
+      <w:r>
+        <w:t>Why the result follows</w:t>
+      </w:r>
+    </w:p>
+    <w:p>
+      <w:pPr>
+        <w:spacing w:line="336" w:lineRule="auto" w:after="180"/>
+        <w:shd w:fill="F1F6FC"/>
+      </w:pPr>
+      <w:r>
+        <w:rPr>
+          <w:b w:val="0"/>
+        </w:rPr>
         <w:t>Reason: 3+2*4=3+8; (3+2)*4=5*4.</w:t>
       </w:r>
     </w:p>
@@ -479,6 +866,11 @@
       </w:pPr>
       <w:r>
         <w:t>05. Words that unlock the idea</w:t>
+      </w:r>
+    </w:p>
+    <w:p>
+      <w:r>
+        <w:t>Use the vocabulary of Expressions and operator order to explain a concrete decision, rather than only memorising definitions.</w:t>
       </w:r>
     </w:p>
     <w:tbl>
@@ -660,6 +1052,11 @@
     </w:p>
     <w:p>
       <w:r>
+        <w:t>Follow the worked trace for Expressions and operator order, predict a step, then compare with its explanation.</w:t>
+      </w:r>
+    </w:p>
+    <w:p>
+      <w:r>
         <w:rPr>
           <w:rFonts w:ascii="Courier New" w:hAnsi="Courier New"/>
           <w:sz w:val="18"/>
@@ -672,15 +1069,54 @@
       </w:r>
     </w:p>
     <w:p>
-      <w:r>
-        <w:t>The first line groups subtraction from left to right: (20 - 6) - 2 gives 12. The second gives 16. Multiplication and division share a precedence level, so 12 / 3 * 2 groups as (12 / 3) * 2 and displays 8.0, not 2.0. Ordinary / division produces a float, even when the result is mathematically whole.</w:t>
-      </w:r>
-    </w:p>
-    <w:p>
       <w:pPr>
         <w:pStyle w:val="Heading3"/>
       </w:pPr>
       <w:r>
+        <w:t>Worked explanation · Expressions and operator order</w:t>
+      </w:r>
+    </w:p>
+    <w:p>
+      <w:pPr>
+        <w:spacing w:line="336" w:lineRule="auto" w:after="180"/>
+        <w:shd w:fill="F1F6FC"/>
+      </w:pPr>
+      <w:r>
+        <w:rPr>
+          <w:b w:val="0"/>
+        </w:rPr>
+        <w:t xml:space="preserve">The first line groups subtraction from left to right: (20 - 6) - 2 gives 12. The second gives 16. Multiplication and division share a </w:t>
+      </w:r>
+      <w:r>
+        <w:rPr>
+          <w:b/>
+        </w:rPr>
+        <w:t>precedence</w:t>
+      </w:r>
+      <w:r>
+        <w:rPr>
+          <w:b w:val="0"/>
+        </w:rPr>
+        <w:t xml:space="preserve"> level, so 12 / 3 * 2 groups as (12 / 3) * 2 and displays 8.0, not 2.0.</w:t>
+      </w:r>
+    </w:p>
+    <w:p>
+      <w:pPr>
+        <w:spacing w:line="336" w:lineRule="auto" w:after="180"/>
+        <w:shd w:fill="F1F6FC"/>
+      </w:pPr>
+      <w:r>
+        <w:rPr>
+          <w:b w:val="0"/>
+        </w:rPr>
+        <w:t>Ordinary / division produces a float, even when the result is mathematically whole.</w:t>
+      </w:r>
+    </w:p>
+    <w:p>
+      <w:pPr>
+        <w:pStyle w:val="Heading3"/>
+      </w:pPr>
+      <w:r>
         <w:t>Explain why 18 - 4 * 3 gives 6 while (18 - 4) * 3 gives 42. Which operation is grouped first in each expression?</w:t>
       </w:r>
     </w:p>
@@ -718,7 +1154,13 @@
       </w:r>
     </w:p>
     <w:p>
-      <w:r>
+      <w:pPr>
+        <w:spacing w:line="336" w:lineRule="auto" w:after="180"/>
+      </w:pPr>
+      <w:r>
+        <w:rPr>
+          <w:b w:val="0"/>
+        </w:rPr>
         <w:t>Cover the result before checking it. Say what is given, choose the procedure, and follow one step at a time. Then uncover the result and explain your first mismatch. Ask why a step is allowed, not only what number it produces.</w:t>
       </w:r>
     </w:p>
@@ -731,8 +1173,32 @@
       </w:r>
     </w:p>
     <w:p>
-      <w:r>
-        <w:t>Parentheses change an expression. A toy shelf calculator compares adding a fixed cost after multiplication with multiplying an entire group.</w:t>
+      <w:pPr>
+        <w:spacing w:line="336" w:lineRule="auto" w:after="180"/>
+      </w:pPr>
+      <w:r>
+        <w:rPr>
+          <w:b/>
+        </w:rPr>
+        <w:t>Parentheses</w:t>
+      </w:r>
+      <w:r>
+        <w:rPr>
+          <w:b w:val="0"/>
+        </w:rPr>
+        <w:t xml:space="preserve"> change an </w:t>
+      </w:r>
+      <w:r>
+        <w:rPr>
+          <w:b/>
+        </w:rPr>
+        <w:t>expression</w:t>
+      </w:r>
+      <w:r>
+        <w:rPr>
+          <w:b w:val="0"/>
+        </w:rPr>
+        <w:t>. A toy shelf calculator compares adding a fixed cost after multiplication with multiplying an entire group.</w:t>
       </w:r>
     </w:p>
     <w:p>
@@ -744,8 +1210,35 @@
       </w:r>
     </w:p>
     <w:p>
-      <w:r>
-        <w:t>Python 3: print(3+2*5); print((3+2)*5). Inputs are dimensionless for this arithmetic exercise.</w:t>
+      <w:pPr>
+        <w:pStyle w:val="Heading3"/>
+      </w:pPr>
+      <w:r>
+        <w:t>Supplied facts</w:t>
+      </w:r>
+    </w:p>
+    <w:p>
+      <w:pPr>
+        <w:spacing w:line="336" w:lineRule="auto" w:after="180"/>
+        <w:shd w:fill="F1F6FC"/>
+      </w:pPr>
+      <w:r>
+        <w:rPr>
+          <w:b w:val="0"/>
+        </w:rPr>
+        <w:t xml:space="preserve">Python 3: print(3+2*5); print((3+2)*5). </w:t>
+      </w:r>
+      <w:r>
+        <w:rPr>
+          <w:b/>
+        </w:rPr>
+        <w:t>Input</w:t>
+      </w:r>
+      <w:r>
+        <w:rPr>
+          <w:b w:val="0"/>
+        </w:rPr>
+        <w:t>s are dimensionless for this arithmetic exercise.</w:t>
       </w:r>
     </w:p>
     <w:p>
@@ -908,31 +1401,145 @@
       </w:r>
     </w:p>
     <w:p>
-      <w:r>
-        <w:t>Parentheses explicitly group an operation. Without them, Python multiplication takes priority over addition; the same numerals can therefore describe different procedures.</w:t>
-      </w:r>
-    </w:p>
-    <w:p>
       <w:pPr>
         <w:pStyle w:val="Heading3"/>
       </w:pPr>
       <w:r>
+        <w:t>Why the result follows</w:t>
+      </w:r>
+    </w:p>
+    <w:p>
+      <w:pPr>
+        <w:spacing w:line="336" w:lineRule="auto" w:after="180"/>
+        <w:shd w:fill="F1F6FC"/>
+      </w:pPr>
+      <w:r>
+        <w:rPr>
+          <w:b/>
+        </w:rPr>
+        <w:t>Parentheses</w:t>
+      </w:r>
+      <w:r>
+        <w:rPr>
+          <w:b w:val="0"/>
+        </w:rPr>
+        <w:t xml:space="preserve"> explicitly group an operation. Without them, Python multiplication takes priority over addition; the same numerals can therefore describe different procedures.</w:t>
+      </w:r>
+    </w:p>
+    <w:p>
+      <w:pPr>
+        <w:pStyle w:val="Heading3"/>
+      </w:pPr>
+      <w:r>
         <w:t>What this example does not establish</w:t>
       </w:r>
     </w:p>
     <w:p>
-      <w:r>
-        <w:t>Arithmetic correctness does not decide which expression matches a real problem; the written model must define the intended quantities.</w:t>
-      </w:r>
-    </w:p>
-    <w:p>
-      <w:r>
-        <w:t>Read the labelled picture: Trace the operation order in both expressions. Identify which picture step changes with parentheses and predict both results when the multiplier becomes four.</w:t>
-      </w:r>
-    </w:p>
-    <w:p>
-      <w:r>
-        <w:t>Change one thing: Replace the final multiplier 5 with 4 in both expressions. Predict the result before checking the explanation. What remains the same?</w:t>
+      <w:pPr>
+        <w:pStyle w:val="Heading3"/>
+      </w:pPr>
+      <w:r>
+        <w:t>Keep the stated limit</w:t>
+      </w:r>
+    </w:p>
+    <w:p>
+      <w:pPr>
+        <w:spacing w:line="336" w:lineRule="auto" w:after="180"/>
+        <w:shd w:fill="FFF5E6"/>
+      </w:pPr>
+      <w:r>
+        <w:rPr>
+          <w:b w:val="0"/>
+        </w:rPr>
+        <w:t xml:space="preserve">Arithmetic correctness does not decide which </w:t>
+      </w:r>
+      <w:r>
+        <w:rPr>
+          <w:b/>
+        </w:rPr>
+        <w:t>expression</w:t>
+      </w:r>
+      <w:r>
+        <w:rPr>
+          <w:b w:val="0"/>
+        </w:rPr>
+        <w:t xml:space="preserve"> matches a real problem; the written model must define the intended quantities.</w:t>
+      </w:r>
+    </w:p>
+    <w:p>
+      <w:pPr>
+        <w:pStyle w:val="Heading3"/>
+      </w:pPr>
+      <w:r>
+        <w:t>Keep the stated limit</w:t>
+      </w:r>
+    </w:p>
+    <w:p>
+      <w:pPr>
+        <w:spacing w:line="336" w:lineRule="auto" w:after="180"/>
+        <w:shd w:fill="FFF5E6"/>
+      </w:pPr>
+      <w:r>
+        <w:rPr>
+          <w:b w:val="0"/>
+        </w:rPr>
+        <w:t xml:space="preserve">Read the labelled picture: Trace the operation order in both </w:t>
+      </w:r>
+      <w:r>
+        <w:rPr>
+          <w:b/>
+        </w:rPr>
+        <w:t>expression</w:t>
+      </w:r>
+      <w:r>
+        <w:rPr>
+          <w:b w:val="0"/>
+        </w:rPr>
+        <w:t xml:space="preserve">s. Identify which picture step changes with </w:t>
+      </w:r>
+      <w:r>
+        <w:rPr>
+          <w:b/>
+        </w:rPr>
+        <w:t>parentheses</w:t>
+      </w:r>
+      <w:r>
+        <w:rPr>
+          <w:b w:val="0"/>
+        </w:rPr>
+        <w:t xml:space="preserve"> and predict both results when the multiplier becomes four.</w:t>
+      </w:r>
+    </w:p>
+    <w:p>
+      <w:pPr>
+        <w:pStyle w:val="Heading3"/>
+      </w:pPr>
+      <w:r>
+        <w:t>Keep the stated limit</w:t>
+      </w:r>
+    </w:p>
+    <w:p>
+      <w:pPr>
+        <w:spacing w:line="336" w:lineRule="auto" w:after="180"/>
+        <w:shd w:fill="FFF5E6"/>
+      </w:pPr>
+      <w:r>
+        <w:rPr>
+          <w:b w:val="0"/>
+        </w:rPr>
+        <w:t xml:space="preserve">Change one thing: Replace the final multiplier 5 with 4 in both </w:t>
+      </w:r>
+      <w:r>
+        <w:rPr>
+          <w:b/>
+        </w:rPr>
+        <w:t>expression</w:t>
+      </w:r>
+      <w:r>
+        <w:rPr>
+          <w:b w:val="0"/>
+        </w:rPr>
+        <w:t>s. Predict the result before checking the explanation. What remains the same?</w:t>
       </w:r>
     </w:p>
     <w:p>
@@ -941,6 +1548,11 @@
       </w:pPr>
       <w:r>
         <w:t>07. Find and repair a mistake</w:t>
+      </w:r>
+    </w:p>
+    <w:p>
+      <w:r>
+        <w:t>Find the unsupported step in the Expressions and operator order claim and explain a repair using the supplied evidence.</w:t>
       </w:r>
     </w:p>
     <w:p>
@@ -961,26 +1573,146 @@
       </w:r>
     </w:p>
     <w:p>
-      <w:r>
-        <w:t>The outputs are 3.4, 3 and 2. With nonnegative whole counters and a positive group size, // gives the number of complete groups and % gives the remainder: 17 = 3 * 5 + 2. Ordinary division answers a different question about a ratio; 3.4 complete five-counter groups cannot be built without splitting counters.</w:t>
-      </w:r>
-    </w:p>
-    <w:p>
-      <w:r>
-        <w:t>For nonnegative whole inputs, the remainder is at least zero and smaller than the group size. A group size of zero is invalid and division by zero raises an error. These whole-group interpretations assume nonnegative counts and positive group sizes; do not generalise them to negative quantities without examining Python’s floor-division rule.</w:t>
-      </w:r>
-    </w:p>
-    <w:p>
       <w:pPr>
         <w:pStyle w:val="Heading3"/>
       </w:pPr>
       <w:r>
+        <w:t>Check the claim against the facts</w:t>
+      </w:r>
+    </w:p>
+    <w:p>
+      <w:pPr>
+        <w:spacing w:line="336" w:lineRule="auto" w:after="180"/>
+        <w:shd w:fill="FFF5E6"/>
+      </w:pPr>
+      <w:r>
+        <w:rPr>
+          <w:b w:val="0"/>
+        </w:rPr>
+        <w:t xml:space="preserve">The </w:t>
+      </w:r>
+      <w:r>
+        <w:rPr>
+          <w:b/>
+        </w:rPr>
+        <w:t>output</w:t>
+      </w:r>
+      <w:r>
+        <w:rPr>
+          <w:b w:val="0"/>
+        </w:rPr>
+        <w:t xml:space="preserve">s are 3.4, 3 and 2. With nonnegative whole counters and a positive group size, // gives the number of complete groups and % gives the </w:t>
+      </w:r>
+      <w:r>
+        <w:rPr>
+          <w:b/>
+        </w:rPr>
+        <w:t>remainder</w:t>
+      </w:r>
+      <w:r>
+        <w:rPr>
+          <w:b w:val="0"/>
+        </w:rPr>
+        <w:t>: 17 = 3 * 5 + 2.</w:t>
+      </w:r>
+    </w:p>
+    <w:p>
+      <w:pPr>
+        <w:spacing w:line="336" w:lineRule="auto" w:after="180"/>
+        <w:shd w:fill="FFF5E6"/>
+      </w:pPr>
+      <w:r>
+        <w:rPr>
+          <w:b w:val="0"/>
+        </w:rPr>
+        <w:t>Ordinary division answers a different question about a ratio; 3.4 complete five-counter groups cannot be built without splitting counters.</w:t>
+      </w:r>
+    </w:p>
+    <w:p>
+      <w:pPr>
+        <w:pStyle w:val="Heading3"/>
+      </w:pPr>
+      <w:r>
+        <w:t>Check the claim against the facts</w:t>
+      </w:r>
+    </w:p>
+    <w:p>
+      <w:pPr>
+        <w:spacing w:line="336" w:lineRule="auto" w:after="180"/>
+        <w:shd w:fill="FFF5E6"/>
+      </w:pPr>
+      <w:r>
+        <w:rPr>
+          <w:b w:val="0"/>
+        </w:rPr>
+        <w:t xml:space="preserve">For nonnegative whole </w:t>
+      </w:r>
+      <w:r>
+        <w:rPr>
+          <w:b/>
+        </w:rPr>
+        <w:t>input</w:t>
+      </w:r>
+      <w:r>
+        <w:rPr>
+          <w:b w:val="0"/>
+        </w:rPr>
+        <w:t xml:space="preserve">s, the </w:t>
+      </w:r>
+      <w:r>
+        <w:rPr>
+          <w:b/>
+        </w:rPr>
+        <w:t>remainder</w:t>
+      </w:r>
+      <w:r>
+        <w:rPr>
+          <w:b w:val="0"/>
+        </w:rPr>
+        <w:t xml:space="preserve"> is at least zero and smaller than the group size. A group size of zero is invalid and division by zero raises an error.</w:t>
+      </w:r>
+    </w:p>
+    <w:p>
+      <w:pPr>
+        <w:spacing w:line="336" w:lineRule="auto" w:after="180"/>
+        <w:shd w:fill="FFF5E6"/>
+      </w:pPr>
+      <w:r>
+        <w:rPr>
+          <w:b w:val="0"/>
+        </w:rPr>
+        <w:t>These whole-group interpretations assume nonnegative counts and positive group sizes; do not generalise them to negative quantities without examining Python’s floor-division rule.</w:t>
+      </w:r>
+    </w:p>
+    <w:p>
+      <w:pPr>
+        <w:pStyle w:val="Heading3"/>
+      </w:pPr>
+      <w:r>
         <w:t>Locate the earliest unsupported step</w:t>
       </w:r>
     </w:p>
     <w:p>
-      <w:r>
-        <w:t>For 17 counters in groups of 5, explain /, // and %. Show a multiplication-and-addition check for the complete groups and remainder.</w:t>
+      <w:pPr>
+        <w:spacing w:line="336" w:lineRule="auto" w:after="180"/>
+      </w:pPr>
+      <w:r>
+        <w:rPr>
+          <w:b w:val="0"/>
+        </w:rPr>
+        <w:t xml:space="preserve">For 17 counters in groups of 5, explain /, // and %. Show a multiplication-and-addition check for the complete groups and </w:t>
+      </w:r>
+      <w:r>
+        <w:rPr>
+          <w:b/>
+        </w:rPr>
+        <w:t>remainder</w:t>
+      </w:r>
+      <w:r>
+        <w:rPr>
+          <w:b w:val="0"/>
+        </w:rPr>
+        <w:t>.</w:t>
       </w:r>
     </w:p>
     <w:p>
@@ -1031,7 +1763,42 @@
     </w:p>
     <w:p>
       <w:r>
-        <w:t>Write an expression for three packs of eight counters plus two loose counters. Explain why adding two within the parentheses for every pack describes a different situation.</w:t>
+        <w:t>Practise Expressions and operator order with support, then explain the deciding step in your own words.</w:t>
+      </w:r>
+    </w:p>
+    <w:p>
+      <w:pPr>
+        <w:spacing w:line="336" w:lineRule="auto" w:after="180"/>
+      </w:pPr>
+      <w:r>
+        <w:rPr>
+          <w:b w:val="0"/>
+        </w:rPr>
+        <w:t xml:space="preserve">Write an </w:t>
+      </w:r>
+      <w:r>
+        <w:rPr>
+          <w:b/>
+        </w:rPr>
+        <w:t>expression</w:t>
+      </w:r>
+      <w:r>
+        <w:rPr>
+          <w:b w:val="0"/>
+        </w:rPr>
+        <w:t xml:space="preserve"> for three packs of eight counters plus two loose counters. Explain why adding two within the </w:t>
+      </w:r>
+      <w:r>
+        <w:rPr>
+          <w:b/>
+        </w:rPr>
+        <w:t>parentheses</w:t>
+      </w:r>
+      <w:r>
+        <w:rPr>
+          <w:b w:val="0"/>
+        </w:rPr>
+        <w:t xml:space="preserve"> for every pack describes a different situation.</w:t>
       </w:r>
     </w:p>
     <w:p>
@@ -1104,8 +1871,50 @@
       </w:r>
     </w:p>
     <w:p>
-      <w:r>
-        <w:t>Use workbook W2 for the connected example “Expressions and operator order”. First fill the input and rule boxes. Try the middle steps before asking for a hint. After a hint, try the next step yourself.</w:t>
+      <w:pPr>
+        <w:spacing w:line="336" w:lineRule="auto" w:after="180"/>
+      </w:pPr>
+      <w:r>
+        <w:rPr>
+          <w:b w:val="0"/>
+        </w:rPr>
+        <w:t>Use workbook W2 for the connected example “</w:t>
+      </w:r>
+      <w:r>
+        <w:rPr>
+          <w:b/>
+        </w:rPr>
+        <w:t>Expression</w:t>
+      </w:r>
+      <w:r>
+        <w:rPr>
+          <w:b w:val="0"/>
+        </w:rPr>
+        <w:t xml:space="preserve">s and </w:t>
+      </w:r>
+      <w:r>
+        <w:rPr>
+          <w:b/>
+        </w:rPr>
+        <w:t>operator</w:t>
+      </w:r>
+      <w:r>
+        <w:rPr>
+          <w:b w:val="0"/>
+        </w:rPr>
+        <w:t xml:space="preserve"> order”. First fill the </w:t>
+      </w:r>
+      <w:r>
+        <w:rPr>
+          <w:b/>
+        </w:rPr>
+        <w:t>input</w:t>
+      </w:r>
+      <w:r>
+        <w:rPr>
+          <w:b w:val="0"/>
+        </w:rPr>
+        <w:t xml:space="preserve"> and rule boxes. Try the middle steps before asking for a hint. After a hint, try the next step yourself.</w:t>
       </w:r>
     </w:p>
     <w:tbl>
@@ -1188,7 +1997,13 @@
       </w:tr>
     </w:tbl>
     <w:p>
-      <w:r>
+      <w:pPr>
+        <w:spacing w:line="336" w:lineRule="auto" w:after="180"/>
+      </w:pPr>
+      <w:r>
+        <w:rPr>
+          <w:b w:val="0"/>
+        </w:rPr>
         <w:t>Explain your trace to a partner. Your partner points to one step to check. Swap roles on the next case. Each person writes their own explanation.</w:t>
       </w:r>
     </w:p>
@@ -1201,12 +2016,71 @@
       </w:r>
     </w:p>
     <w:p>
-      <w:r>
-        <w:t>Use the worked case for Expressions and operator order. Proposed explanation: “All operations are read left to right regardless of precedence”. Decide whether this explanation is supported. Point to the step or supplied fact that decides; explain your repair if needed.</w:t>
-      </w:r>
-    </w:p>
-    <w:p>
-      <w:r>
+      <w:pPr>
+        <w:spacing w:line="336" w:lineRule="auto" w:after="180"/>
+      </w:pPr>
+      <w:r>
+        <w:rPr>
+          <w:b w:val="0"/>
+        </w:rPr>
+        <w:t xml:space="preserve">Use the worked case for </w:t>
+      </w:r>
+      <w:r>
+        <w:rPr>
+          <w:b/>
+        </w:rPr>
+        <w:t>Expression</w:t>
+      </w:r>
+      <w:r>
+        <w:rPr>
+          <w:b w:val="0"/>
+        </w:rPr>
+        <w:t xml:space="preserve">s and </w:t>
+      </w:r>
+      <w:r>
+        <w:rPr>
+          <w:b/>
+        </w:rPr>
+        <w:t>operator</w:t>
+      </w:r>
+      <w:r>
+        <w:rPr>
+          <w:b w:val="0"/>
+        </w:rPr>
+        <w:t xml:space="preserve"> order. Proposed explanation: “All operations are read left to right regardless of </w:t>
+      </w:r>
+      <w:r>
+        <w:rPr>
+          <w:b/>
+        </w:rPr>
+        <w:t>precedence</w:t>
+      </w:r>
+      <w:r>
+        <w:rPr>
+          <w:b w:val="0"/>
+        </w:rPr>
+        <w:t>”. Decide whether this explanation is supported.</w:t>
+      </w:r>
+    </w:p>
+    <w:p>
+      <w:pPr>
+        <w:spacing w:line="336" w:lineRule="auto" w:after="180"/>
+      </w:pPr>
+      <w:r>
+        <w:rPr>
+          <w:b w:val="0"/>
+        </w:rPr>
+        <w:t>Point to the step or supplied fact that decides; explain your repair if needed.</w:t>
+      </w:r>
+    </w:p>
+    <w:p>
+      <w:pPr>
+        <w:spacing w:line="336" w:lineRule="auto" w:after="180"/>
+      </w:pPr>
+      <w:r>
+        <w:rPr>
+          <w:b w:val="0"/>
+        </w:rPr>
         <w:t>Answer on your own before discussion. If you are unsure, say which step you need help with.</w:t>
       </w:r>
     </w:p>
@@ -1219,8 +2093,38 @@
       </w:r>
     </w:p>
     <w:p>
-      <w:r>
-        <w:t>Trace the operation order in both expressions. Identify which picture step changes with parentheses and predict both results when the multiplier becomes four.</w:t>
+      <w:pPr>
+        <w:spacing w:line="336" w:lineRule="auto" w:after="180"/>
+      </w:pPr>
+      <w:r>
+        <w:rPr>
+          <w:b w:val="0"/>
+        </w:rPr>
+        <w:t xml:space="preserve">Trace the operation order in both </w:t>
+      </w:r>
+      <w:r>
+        <w:rPr>
+          <w:b/>
+        </w:rPr>
+        <w:t>expression</w:t>
+      </w:r>
+      <w:r>
+        <w:rPr>
+          <w:b w:val="0"/>
+        </w:rPr>
+        <w:t xml:space="preserve">s. Identify which picture step changes with </w:t>
+      </w:r>
+      <w:r>
+        <w:rPr>
+          <w:b/>
+        </w:rPr>
+        <w:t>parentheses</w:t>
+      </w:r>
+      <w:r>
+        <w:rPr>
+          <w:b w:val="0"/>
+        </w:rPr>
+        <w:t xml:space="preserve"> and predict both results when the multiplier becomes four.</w:t>
       </w:r>
     </w:p>
     <w:p>
@@ -1252,7 +2156,13 @@
       </w:r>
     </w:p>
     <w:p>
-      <w:r>
+      <w:pPr>
+        <w:spacing w:line="336" w:lineRule="auto" w:after="180"/>
+      </w:pPr>
+      <w:r>
+        <w:rPr>
+          <w:b w:val="0"/>
+        </w:rPr>
         <w:t>This is supported practice. Keep the separately named independent case for an attempt before feedback.</w:t>
       </w:r>
     </w:p>
@@ -1265,6 +2175,11 @@
       </w:r>
     </w:p>
     <w:p>
+      <w:r>
+        <w:t>Investigate Expressions and operator order. Record the prediction, actual observation or labelled paper trace, explanation and next test separately.</w:t>
+      </w:r>
+    </w:p>
+    <w:p>
       <w:pPr>
         <w:pStyle w:val="Heading3"/>
       </w:pPr>
@@ -1273,7 +2188,13 @@
       </w:r>
     </w:p>
     <w:p>
-      <w:r>
+      <w:pPr>
+        <w:spacing w:line="336" w:lineRule="auto" w:after="180"/>
+      </w:pPr>
+      <w:r>
+        <w:rPr>
+          <w:b w:val="0"/>
+        </w:rPr>
         <w:t>Predict 16 - 5 - 3, 16 - (5 - 3), and 18 / 3 * 2. Write the grouping, run each line and record actual results separately.</w:t>
       </w:r>
     </w:p>
@@ -1461,7 +2382,13 @@
       </w:tr>
     </w:tbl>
     <w:p>
-      <w:r>
+      <w:pPr>
+        <w:spacing w:line="336" w:lineRule="auto" w:after="180"/>
+      </w:pPr>
+      <w:r>
+        <w:rPr>
+          <w:b w:val="0"/>
+        </w:rPr>
         <w:t>On paper, trace the supplied procedure. If code is provided, predict before running it in a local practice file. Never write an expected answer as though it were an observed run.</w:t>
       </w:r>
     </w:p>
@@ -1474,7 +2401,13 @@
       </w:r>
     </w:p>
     <w:p>
-      <w:r>
+      <w:pPr>
+        <w:spacing w:line="336" w:lineRule="auto" w:after="180"/>
+      </w:pPr>
+      <w:r>
+        <w:rPr>
+          <w:b w:val="0"/>
+        </w:rPr>
         <w:t>Before trying: what do I expect, and why? While trying: which step could first go wrong? Afterwards: what did I actually observe, and what should change? Keep “not run” if you only traced the procedure.</w:t>
       </w:r>
     </w:p>
@@ -1487,6 +2420,11 @@
       </w:r>
     </w:p>
     <w:p>
+      <w:r>
+        <w:t>Move from recall to tracing, diagnosis and transfer in Expressions and operator order. Explain why each step is justified.</w:t>
+      </w:r>
+    </w:p>
+    <w:p>
       <w:pPr>
         <w:pStyle w:val="Heading3"/>
       </w:pPr>
@@ -1495,18 +2433,84 @@
       </w:r>
     </w:p>
     <w:p>
-      <w:r>
-        <w:t>Write an expression for three packs of eight counters plus two loose counters. Explain why adding two within the parentheses for every pack describes a different situation.</w:t>
-      </w:r>
-    </w:p>
-    <w:p>
-      <w:r>
-        <w:t>For 17 counters in groups of 5, explain /, // and %. Show a multiplication-and-addition check for the complete groups and remainder.</w:t>
-      </w:r>
-    </w:p>
-    <w:p>
-      <w:r>
-        <w:t>Explain why a group size of zero must be excluded. State the assumptions that let complete groups and a remainder describe the packing task.</w:t>
+      <w:pPr>
+        <w:spacing w:line="336" w:lineRule="auto" w:after="180"/>
+      </w:pPr>
+      <w:r>
+        <w:rPr>
+          <w:b w:val="0"/>
+        </w:rPr>
+        <w:t xml:space="preserve">Write an </w:t>
+      </w:r>
+      <w:r>
+        <w:rPr>
+          <w:b/>
+        </w:rPr>
+        <w:t>expression</w:t>
+      </w:r>
+      <w:r>
+        <w:rPr>
+          <w:b w:val="0"/>
+        </w:rPr>
+        <w:t xml:space="preserve"> for three packs of eight counters plus two loose counters. Explain why adding two within the </w:t>
+      </w:r>
+      <w:r>
+        <w:rPr>
+          <w:b/>
+        </w:rPr>
+        <w:t>parentheses</w:t>
+      </w:r>
+      <w:r>
+        <w:rPr>
+          <w:b w:val="0"/>
+        </w:rPr>
+        <w:t xml:space="preserve"> for every pack describes a different situation.</w:t>
+      </w:r>
+    </w:p>
+    <w:p>
+      <w:pPr>
+        <w:spacing w:line="336" w:lineRule="auto" w:after="180"/>
+      </w:pPr>
+      <w:r>
+        <w:rPr>
+          <w:b w:val="0"/>
+        </w:rPr>
+        <w:t xml:space="preserve">For 17 counters in groups of 5, explain /, // and %. Show a multiplication-and-addition check for the complete groups and </w:t>
+      </w:r>
+      <w:r>
+        <w:rPr>
+          <w:b/>
+        </w:rPr>
+        <w:t>remainder</w:t>
+      </w:r>
+      <w:r>
+        <w:rPr>
+          <w:b w:val="0"/>
+        </w:rPr>
+        <w:t>.</w:t>
+      </w:r>
+    </w:p>
+    <w:p>
+      <w:pPr>
+        <w:spacing w:line="336" w:lineRule="auto" w:after="180"/>
+      </w:pPr>
+      <w:r>
+        <w:rPr>
+          <w:b w:val="0"/>
+        </w:rPr>
+        <w:t xml:space="preserve">Explain why a group size of zero must be excluded. State the assumptions that let complete groups and a </w:t>
+      </w:r>
+      <w:r>
+        <w:rPr>
+          <w:b/>
+        </w:rPr>
+        <w:t>remainder</w:t>
+      </w:r>
+      <w:r>
+        <w:rPr>
+          <w:b w:val="0"/>
+        </w:rPr>
+        <w:t xml:space="preserve"> describe the packing task.</w:t>
       </w:r>
     </w:p>
     <w:p>
@@ -1552,7 +2556,101 @@
     </w:p>
     <w:p>
       <w:r>
-        <w:t>Add a labelled expressions and operator order evidence sheet to Python readiness portfolio. Show how you can evaluate numeric expressions using python’s grouping rules. Use the supplied fictional case and keep its inputs, intermediate steps, calculation or prediction, and limitation. Connect this record to last week’s record; a matching answer without a trace is insufficient.</w:t>
+        <w:t>Apply this week’s idea to Python readiness portfolio. Keep an annotated decision and the evidence supporting it.</w:t>
+      </w:r>
+    </w:p>
+    <w:p>
+      <w:pPr>
+        <w:spacing w:line="336" w:lineRule="auto" w:after="180"/>
+      </w:pPr>
+      <w:r>
+        <w:rPr>
+          <w:b w:val="0"/>
+        </w:rPr>
+        <w:t xml:space="preserve">Add a labelled </w:t>
+      </w:r>
+      <w:r>
+        <w:rPr>
+          <w:b/>
+        </w:rPr>
+        <w:t>expression</w:t>
+      </w:r>
+      <w:r>
+        <w:rPr>
+          <w:b w:val="0"/>
+        </w:rPr>
+        <w:t xml:space="preserve">s and </w:t>
+      </w:r>
+      <w:r>
+        <w:rPr>
+          <w:b/>
+        </w:rPr>
+        <w:t>operator</w:t>
+      </w:r>
+      <w:r>
+        <w:rPr>
+          <w:b w:val="0"/>
+        </w:rPr>
+        <w:t xml:space="preserve"> order </w:t>
+      </w:r>
+      <w:r>
+        <w:rPr>
+          <w:b/>
+        </w:rPr>
+        <w:t>evidence</w:t>
+      </w:r>
+      <w:r>
+        <w:rPr>
+          <w:b w:val="0"/>
+        </w:rPr>
+        <w:t xml:space="preserve"> sheet to Python readiness portfolio. Show how you can evaluate numeric </w:t>
+      </w:r>
+      <w:r>
+        <w:rPr>
+          <w:b/>
+        </w:rPr>
+        <w:t>expression</w:t>
+      </w:r>
+      <w:r>
+        <w:rPr>
+          <w:b w:val="0"/>
+        </w:rPr>
+        <w:t>s using python’s grouping rules.</w:t>
+      </w:r>
+    </w:p>
+    <w:p>
+      <w:pPr>
+        <w:spacing w:line="336" w:lineRule="auto" w:after="180"/>
+      </w:pPr>
+      <w:r>
+        <w:rPr>
+          <w:b w:val="0"/>
+        </w:rPr>
+        <w:t xml:space="preserve">Use the supplied fictional case and keep its </w:t>
+      </w:r>
+      <w:r>
+        <w:rPr>
+          <w:b/>
+        </w:rPr>
+        <w:t>input</w:t>
+      </w:r>
+      <w:r>
+        <w:rPr>
+          <w:b w:val="0"/>
+        </w:rPr>
+        <w:t xml:space="preserve">s, intermediate steps, calculation or </w:t>
+      </w:r>
+      <w:r>
+        <w:rPr>
+          <w:b/>
+        </w:rPr>
+        <w:t>prediction</w:t>
+      </w:r>
+      <w:r>
+        <w:rPr>
+          <w:b w:val="0"/>
+        </w:rPr>
+        <w:t>, and limitation. Connect this record to last week’s record; a matching answer without a trace is insufficient.</w:t>
       </w:r>
     </w:p>
     <w:tbl>
@@ -1680,8 +2778,38 @@
       </w:r>
     </w:p>
     <w:p>
-      <w:r>
-        <w:t>For Python readiness before the Responsible Plant Classifier, retain a trace of the values, the predicted outputs and the changed-case explanation. Use actual Python 3 results to check the prediction after reasoning first.</w:t>
+      <w:pPr>
+        <w:spacing w:line="336" w:lineRule="auto" w:after="180"/>
+      </w:pPr>
+      <w:r>
+        <w:rPr>
+          <w:b w:val="0"/>
+        </w:rPr>
+        <w:t xml:space="preserve">For Python readiness before the Responsible Plant Classifier, retain a trace of the values, the predicted </w:t>
+      </w:r>
+      <w:r>
+        <w:rPr>
+          <w:b/>
+        </w:rPr>
+        <w:t>output</w:t>
+      </w:r>
+      <w:r>
+        <w:rPr>
+          <w:b w:val="0"/>
+        </w:rPr>
+        <w:t xml:space="preserve">s and the changed-case explanation. Use actual Python 3 results to check the </w:t>
+      </w:r>
+      <w:r>
+        <w:rPr>
+          <w:b/>
+        </w:rPr>
+        <w:t>prediction</w:t>
+      </w:r>
+      <w:r>
+        <w:rPr>
+          <w:b w:val="0"/>
+        </w:rPr>
+        <w:t xml:space="preserve"> after reasoning first.</w:t>
       </w:r>
     </w:p>
     <w:p>
@@ -1694,7 +2822,53 @@
     </w:p>
     <w:p>
       <w:r>
-        <w:t>Keep the expression, substituted numbers, grouping, units and actual result. A bare number does not show why it answers the question. If an edit changes the grouping, preserve the old result and rerun a case where the expressions differ. Week 4 will turn comparisons into Boolean conditions.</w:t>
+        <w:t>Use a genuinely new case for independent evidence. Previously discussed examples remain practice; use the separately named independent case before feedback.</w:t>
+      </w:r>
+    </w:p>
+    <w:p>
+      <w:pPr>
+        <w:spacing w:line="336" w:lineRule="auto" w:after="180"/>
+      </w:pPr>
+      <w:r>
+        <w:rPr>
+          <w:b w:val="0"/>
+        </w:rPr>
+        <w:t xml:space="preserve">Keep the </w:t>
+      </w:r>
+      <w:r>
+        <w:rPr>
+          <w:b/>
+        </w:rPr>
+        <w:t>expression</w:t>
+      </w:r>
+      <w:r>
+        <w:rPr>
+          <w:b w:val="0"/>
+        </w:rPr>
+        <w:t>, substituted numbers, grouping, units and actual result. A bare number does not show why it answers the question.</w:t>
+      </w:r>
+    </w:p>
+    <w:p>
+      <w:pPr>
+        <w:spacing w:line="336" w:lineRule="auto" w:after="180"/>
+      </w:pPr>
+      <w:r>
+        <w:rPr>
+          <w:b w:val="0"/>
+        </w:rPr>
+        <w:t xml:space="preserve">If an edit changes the grouping, preserve the old result and rerun a case where the </w:t>
+      </w:r>
+      <w:r>
+        <w:rPr>
+          <w:b/>
+        </w:rPr>
+        <w:t>expression</w:t>
+      </w:r>
+      <w:r>
+        <w:rPr>
+          <w:b w:val="0"/>
+        </w:rPr>
+        <w:t>s differ. Week 4 will turn comparisons into Boolean conditions.</w:t>
       </w:r>
     </w:p>
     <w:p>
@@ -1731,8 +2905,26 @@
       </w:r>
     </w:p>
     <w:p>
-      <w:r>
-        <w:t>Explain why a group size of zero must be excluded. State the assumptions that let complete groups and a remainder describe the packing task.</w:t>
+      <w:pPr>
+        <w:spacing w:line="336" w:lineRule="auto" w:after="180"/>
+      </w:pPr>
+      <w:r>
+        <w:rPr>
+          <w:b w:val="0"/>
+        </w:rPr>
+        <w:t xml:space="preserve">Explain why a group size of zero must be excluded. State the assumptions that let complete groups and a </w:t>
+      </w:r>
+      <w:r>
+        <w:rPr>
+          <w:b/>
+        </w:rPr>
+        <w:t>remainder</w:t>
+      </w:r>
+      <w:r>
+        <w:rPr>
+          <w:b w:val="0"/>
+        </w:rPr>
+        <w:t xml:space="preserve"> describe the packing task.</w:t>
       </w:r>
     </w:p>
     <w:p>
@@ -1769,6 +2961,11 @@
       </w:pPr>
       <w:r>
         <w:t>13. Study a complete case</w:t>
+      </w:r>
+    </w:p>
+    <w:p>
+      <w:r>
+        <w:t>Revisit the complete Expressions and operator order case for supported practice. Repeated examples do not become fresh assessments.</w:t>
       </w:r>
     </w:p>
     <w:p>
@@ -1936,8 +3133,26 @@
       </w:r>
     </w:p>
     <w:p>
-      <w:r>
-        <w:t>Follow the input through the stated procedure to its result. Cover the result first, predict it, then explain every intermediate step. The text/table accompanies the figure so the example can be read without colour.</w:t>
+      <w:pPr>
+        <w:spacing w:line="336" w:lineRule="auto" w:after="180"/>
+      </w:pPr>
+      <w:r>
+        <w:rPr>
+          <w:b w:val="0"/>
+        </w:rPr>
+        <w:t xml:space="preserve">Follow the </w:t>
+      </w:r>
+      <w:r>
+        <w:rPr>
+          <w:b/>
+        </w:rPr>
+        <w:t>input</w:t>
+      </w:r>
+      <w:r>
+        <w:rPr>
+          <w:b w:val="0"/>
+        </w:rPr>
+        <w:t xml:space="preserve"> through the stated procedure to its result. Cover the result first, predict it, then explain every intermediate step. The text/table accompanies the figure so the example can be read without colour.</w:t>
       </w:r>
     </w:p>
     <w:p>
@@ -1987,6 +3202,11 @@
       </w:r>
     </w:p>
     <w:p>
+      <w:r>
+        <w:t>Attempt the reserved new case before feedback. Record support; the earlier examples below remain additional practice.</w:t>
+      </w:r>
+    </w:p>
+    <w:p>
       <w:pPr>
         <w:pStyle w:val="Heading3"/>
       </w:pPr>
@@ -1995,7 +3215,14 @@
       </w:r>
     </w:p>
     <w:p>
-      <w:r>
+      <w:pPr>
+        <w:spacing w:line="336" w:lineRule="auto" w:after="180"/>
+        <w:shd w:fill="F5F1FB"/>
+      </w:pPr>
+      <w:r>
+        <w:rPr>
+          <w:b w:val="0"/>
+        </w:rPr>
         <w:t>Predict each line. Explain which calculation groups addition before division. What would (17+5)%5 return, and how do /, // and % differ for the supplied positive integers?</w:t>
       </w:r>
     </w:p>
@@ -2057,7 +3284,13 @@
       </w:r>
     </w:p>
     <w:p>
-      <w:r>
+      <w:pPr>
+        <w:spacing w:line="336" w:lineRule="auto" w:after="180"/>
+      </w:pPr>
+      <w:r>
+        <w:rPr>
+          <w:b w:val="0"/>
+        </w:rPr>
         <w:t>Attempt this case before feedback. Record any help. Earlier examples below are further practice; a case already practised with feedback cannot establish fresh transfer.</w:t>
       </w:r>
     </w:p>
@@ -2070,8 +3303,38 @@
       </w:r>
     </w:p>
     <w:p>
-      <w:r>
-        <w:t>Four trays hold six tiles each and five tiles are loose. Write and evaluate the total expression. Then pack the total into complete groups of four and find the remainder. Explain why 4 * (6 + 5) is wrong for this story.</w:t>
+      <w:pPr>
+        <w:spacing w:line="336" w:lineRule="auto" w:after="180"/>
+      </w:pPr>
+      <w:r>
+        <w:rPr>
+          <w:b w:val="0"/>
+        </w:rPr>
+        <w:t xml:space="preserve">Four trays hold six tiles each and five tiles are loose. Write and evaluate the total </w:t>
+      </w:r>
+      <w:r>
+        <w:rPr>
+          <w:b/>
+        </w:rPr>
+        <w:t>expression</w:t>
+      </w:r>
+      <w:r>
+        <w:rPr>
+          <w:b w:val="0"/>
+        </w:rPr>
+        <w:t xml:space="preserve">. Then pack the total into complete groups of four and find the </w:t>
+      </w:r>
+      <w:r>
+        <w:rPr>
+          <w:b/>
+        </w:rPr>
+        <w:t>remainder</w:t>
+      </w:r>
+      <w:r>
+        <w:rPr>
+          <w:b w:val="0"/>
+        </w:rPr>
+        <w:t>. Explain why 4 * (6 + 5) is wrong for this story.</w:t>
       </w:r>
     </w:p>
     <w:p>
@@ -2123,7 +3386,13 @@
       </w:r>
     </w:p>
     <w:p>
-      <w:r>
+      <w:pPr>
+        <w:spacing w:line="336" w:lineRule="auto" w:after="180"/>
+      </w:pPr>
+      <w:r>
+        <w:rPr>
+          <w:b w:val="0"/>
+        </w:rPr>
         <w:t>Record support used: none, hint or teacher explanation. After feedback, a different case is needed to demonstrate independence.</w:t>
       </w:r>
     </w:p>
@@ -2136,8 +3405,25 @@
       </w:r>
     </w:p>
     <w:p>
-      <w:r>
-        <w:t>Attempt the independent case before hints. Record whether you worked alone, used a hint or followed a model. After feedback, fix the first unsupported step and explain why it changed. A later check uses a changed case, not a copied answer.</w:t>
+      <w:pPr>
+        <w:spacing w:line="336" w:lineRule="auto" w:after="180"/>
+      </w:pPr>
+      <w:r>
+        <w:rPr>
+          <w:b w:val="0"/>
+        </w:rPr>
+        <w:t>Attempt the independent case before hints. Record whether you worked alone, used a hint or followed a model. After feedback, fix the first unsupported step and explain why it changed.</w:t>
+      </w:r>
+    </w:p>
+    <w:p>
+      <w:pPr>
+        <w:spacing w:line="336" w:lineRule="auto" w:after="180"/>
+      </w:pPr>
+      <w:r>
+        <w:rPr>
+          <w:b w:val="0"/>
+        </w:rPr>
+        <w:t>A later check uses a changed case, not a copied answer.</w:t>
       </w:r>
     </w:p>
     <w:p>
@@ -2150,7 +3436,42 @@
     </w:p>
     <w:p>
       <w:r>
-        <w:t>Start with this question: Parentheses change an expression. A toy shelf calculator compares adding a fixed cost after multiplication with multiplying an entire group.</w:t>
+        <w:t>Use this map to navigate Expressions and operator order, connect the goals to tasks and keep one evidence record for each attempt.</w:t>
+      </w:r>
+    </w:p>
+    <w:p>
+      <w:pPr>
+        <w:spacing w:line="336" w:lineRule="auto" w:after="180"/>
+      </w:pPr>
+      <w:r>
+        <w:rPr>
+          <w:b w:val="0"/>
+        </w:rPr>
+        <w:t xml:space="preserve">Start with this question: </w:t>
+      </w:r>
+      <w:r>
+        <w:rPr>
+          <w:b/>
+        </w:rPr>
+        <w:t>Parentheses</w:t>
+      </w:r>
+      <w:r>
+        <w:rPr>
+          <w:b w:val="0"/>
+        </w:rPr>
+        <w:t xml:space="preserve"> change an </w:t>
+      </w:r>
+      <w:r>
+        <w:rPr>
+          <w:b/>
+        </w:rPr>
+        <w:t>expression</w:t>
+      </w:r>
+      <w:r>
+        <w:rPr>
+          <w:b w:val="0"/>
+        </w:rPr>
+        <w:t>. A toy shelf calculator compares adding a fixed cost after multiplication with multiplying an entire group.</w:t>
       </w:r>
     </w:p>
     <w:tbl>
@@ -2256,13 +3577,61 @@
       </w:tr>
     </w:tbl>
     <w:p>
-      <w:r>
-        <w:t>Remember → watch and explain → try with help → investigate → try independently → keep project evidence. Your teacher may spread this lesson across several classes.</w:t>
-      </w:r>
-    </w:p>
-    <w:p>
-      <w:r>
-        <w:t>Keep your first prediction. Compare it with what the evidence shows and explain any change.</w:t>
+      <w:pPr>
+        <w:spacing w:line="336" w:lineRule="auto" w:after="180"/>
+      </w:pPr>
+      <w:r>
+        <w:rPr>
+          <w:b w:val="0"/>
+        </w:rPr>
+        <w:t xml:space="preserve">Remember → watch and explain → try with help → investigate → try independently → keep project </w:t>
+      </w:r>
+      <w:r>
+        <w:rPr>
+          <w:b/>
+        </w:rPr>
+        <w:t>evidence</w:t>
+      </w:r>
+      <w:r>
+        <w:rPr>
+          <w:b w:val="0"/>
+        </w:rPr>
+        <w:t>. Your teacher may spread this lesson across several classes.</w:t>
+      </w:r>
+    </w:p>
+    <w:p>
+      <w:pPr>
+        <w:spacing w:line="336" w:lineRule="auto" w:after="180"/>
+      </w:pPr>
+      <w:r>
+        <w:rPr>
+          <w:b w:val="0"/>
+        </w:rPr>
+        <w:t xml:space="preserve">Keep your first </w:t>
+      </w:r>
+      <w:r>
+        <w:rPr>
+          <w:b/>
+        </w:rPr>
+        <w:t>prediction</w:t>
+      </w:r>
+      <w:r>
+        <w:rPr>
+          <w:b w:val="0"/>
+        </w:rPr>
+        <w:t xml:space="preserve">. Compare it with what the </w:t>
+      </w:r>
+      <w:r>
+        <w:rPr>
+          <w:b/>
+        </w:rPr>
+        <w:t>evidence</w:t>
+      </w:r>
+      <w:r>
+        <w:rPr>
+          <w:b w:val="0"/>
+        </w:rPr>
+        <w:t xml:space="preserve"> shows and explain any change.</w:t>
       </w:r>
     </w:p>
     <w:p>
@@ -2275,7 +3644,30 @@
     </w:p>
     <w:p>
       <w:r>
-        <w:t>Close your notes. Explain this goal in your own words: Evaluate numeric expressions using Python’s grouping rules</w:t>
+        <w:t>Explain Expressions and operator order without notes, identify a remaining question and plan a later check with a changed case.</w:t>
+      </w:r>
+    </w:p>
+    <w:p>
+      <w:pPr>
+        <w:spacing w:line="336" w:lineRule="auto" w:after="180"/>
+      </w:pPr>
+      <w:r>
+        <w:rPr>
+          <w:b w:val="0"/>
+        </w:rPr>
+        <w:t xml:space="preserve">Close your notes. Explain this goal in your own words: Evaluate numeric </w:t>
+      </w:r>
+      <w:r>
+        <w:rPr>
+          <w:b/>
+        </w:rPr>
+        <w:t>expression</w:t>
+      </w:r>
+      <w:r>
+        <w:rPr>
+          <w:b w:val="0"/>
+        </w:rPr>
+        <w:t>s using Python’s grouping rules</w:t>
       </w:r>
     </w:p>
     <w:p>
@@ -2312,13 +3704,61 @@
       </w:r>
     </w:p>
     <w:p>
-      <w:r>
-        <w:t>If you are unsure, return to the worked picture and explain one arrow. If you are ready, change an input or assumption and justify your prediction.</w:t>
-      </w:r>
-    </w:p>
-    <w:p>
-      <w:r>
-        <w:t>Save your workbook evidence. At the next review, try a different case before opening your old answer.</w:t>
+      <w:pPr>
+        <w:spacing w:line="336" w:lineRule="auto" w:after="180"/>
+      </w:pPr>
+      <w:r>
+        <w:rPr>
+          <w:b w:val="0"/>
+        </w:rPr>
+        <w:t xml:space="preserve">If you are unsure, return to the worked picture and explain one arrow. If you are ready, change an </w:t>
+      </w:r>
+      <w:r>
+        <w:rPr>
+          <w:b/>
+        </w:rPr>
+        <w:t>input</w:t>
+      </w:r>
+      <w:r>
+        <w:rPr>
+          <w:b w:val="0"/>
+        </w:rPr>
+        <w:t xml:space="preserve"> or assumption and justify your </w:t>
+      </w:r>
+      <w:r>
+        <w:rPr>
+          <w:b/>
+        </w:rPr>
+        <w:t>prediction</w:t>
+      </w:r>
+      <w:r>
+        <w:rPr>
+          <w:b w:val="0"/>
+        </w:rPr>
+        <w:t>.</w:t>
+      </w:r>
+    </w:p>
+    <w:p>
+      <w:pPr>
+        <w:spacing w:line="336" w:lineRule="auto" w:after="180"/>
+      </w:pPr>
+      <w:r>
+        <w:rPr>
+          <w:b w:val="0"/>
+        </w:rPr>
+        <w:t xml:space="preserve">Save your workbook </w:t>
+      </w:r>
+      <w:r>
+        <w:rPr>
+          <w:b/>
+        </w:rPr>
+        <w:t>evidence</w:t>
+      </w:r>
+      <w:r>
+        <w:rPr>
+          <w:b w:val="0"/>
+        </w:rPr>
+        <w:t>. At the next review, try a different case before opening your old answer.</w:t>
       </w:r>
     </w:p>
     <w:p>
@@ -2331,12 +3771,47 @@
     </w:p>
     <w:p>
       <w:r>
+        <w:t>Attempt supported questions before using hints or feedback. Review a missing building block, then keep the completed work.</w:t>
+      </w:r>
+    </w:p>
+    <w:p>
+      <w:pPr>
+        <w:spacing w:line="336" w:lineRule="auto" w:after="180"/>
+      </w:pPr>
+      <w:r>
+        <w:rPr>
+          <w:b w:val="0"/>
+        </w:rPr>
         <w:t>Use this supported practice once, in the browser or on paper. Keep the reserved independent assessment for a separate first attempt before teacher feedback.</w:t>
       </w:r>
     </w:p>
     <w:p>
-      <w:r>
-        <w:t>Parentheses change an expression. A toy shelf calculator compares adding a fixed cost after multiplication with multiplying an entire group.</w:t>
+      <w:pPr>
+        <w:spacing w:line="336" w:lineRule="auto" w:after="180"/>
+      </w:pPr>
+      <w:r>
+        <w:rPr>
+          <w:b/>
+        </w:rPr>
+        <w:t>Parentheses</w:t>
+      </w:r>
+      <w:r>
+        <w:rPr>
+          <w:b w:val="0"/>
+        </w:rPr>
+        <w:t xml:space="preserve"> change an </w:t>
+      </w:r>
+      <w:r>
+        <w:rPr>
+          <w:b/>
+        </w:rPr>
+        <w:t>expression</w:t>
+      </w:r>
+      <w:r>
+        <w:rPr>
+          <w:b w:val="0"/>
+        </w:rPr>
+        <w:t>. A toy shelf calculator compares adding a fixed cost after multiplication with multiplying an entire group.</w:t>
       </w:r>
     </w:p>
     <w:p>
@@ -2348,22 +3823,67 @@
       </w:r>
     </w:p>
     <w:p>
-      <w:r>
-        <w:t>Which labelled step matches this detail? Parentheses give 3+2=5 first; multiplying by 5 gives 25.</w:t>
-      </w:r>
-    </w:p>
-    <w:p>
-      <w:r>
+      <w:pPr>
+        <w:spacing w:line="336" w:lineRule="auto" w:after="180"/>
+      </w:pPr>
+      <w:r>
+        <w:rPr>
+          <w:b w:val="0"/>
+        </w:rPr>
+        <w:t xml:space="preserve">Which labelled step matches this detail? </w:t>
+      </w:r>
+      <w:r>
+        <w:rPr>
+          <w:b/>
+        </w:rPr>
+        <w:t>Parentheses</w:t>
+      </w:r>
+      <w:r>
+        <w:rPr>
+          <w:b w:val="0"/>
+        </w:rPr>
+        <w:t xml:space="preserve"> give 3+2=5 first; multiplying by 5 gives 25.</w:t>
+      </w:r>
+    </w:p>
+    <w:p>
+      <w:pPr>
+        <w:spacing w:line="336" w:lineRule="auto" w:after="180"/>
+        <w:shd w:fill="F4F9FC"/>
+      </w:pPr>
+      <w:r>
+        <w:rPr>
+          <w:b w:val="0"/>
+        </w:rPr>
         <w:t>1. Compute grouped result</w:t>
       </w:r>
     </w:p>
     <w:p>
-      <w:r>
-        <w:t>2. Use precedence</w:t>
-      </w:r>
-    </w:p>
-    <w:p>
-      <w:r>
+      <w:pPr>
+        <w:spacing w:line="336" w:lineRule="auto" w:after="180"/>
+        <w:shd w:fill="F4F9FC"/>
+      </w:pPr>
+      <w:r>
+        <w:rPr>
+          <w:b w:val="0"/>
+        </w:rPr>
+        <w:t xml:space="preserve">2. Use </w:t>
+      </w:r>
+      <w:r>
+        <w:rPr>
+          <w:b/>
+        </w:rPr>
+        <w:t>precedence</w:t>
+      </w:r>
+    </w:p>
+    <w:p>
+      <w:pPr>
+        <w:spacing w:line="336" w:lineRule="auto" w:after="180"/>
+        <w:shd w:fill="F4F9FC"/>
+      </w:pPr>
+      <w:r>
+        <w:rPr>
+          <w:b w:val="0"/>
+        </w:rPr>
         <w:t>3. Compute first result</w:t>
       </w:r>
     </w:p>
@@ -2401,40 +3921,178 @@
       </w:r>
     </w:p>
     <w:p>
-      <w:r>
+      <w:pPr>
+        <w:pStyle w:val="Heading3"/>
+      </w:pPr>
+      <w:r>
+        <w:t>Hint · try first</w:t>
+      </w:r>
+    </w:p>
+    <w:p>
+      <w:pPr>
+        <w:spacing w:line="336" w:lineRule="auto" w:after="180"/>
+        <w:shd w:fill="F1F6F8"/>
+      </w:pPr>
+      <w:r>
+        <w:rPr>
+          <w:b w:val="0"/>
+        </w:rPr>
         <w:t>Hint if needed: Read the steps in the pictorial case. Match the supplied detail to the stage that performs or records it.</w:t>
       </w:r>
     </w:p>
     <w:p>
-      <w:r>
-        <w:t>After your attempt, compare with the supported explanation: Compute grouped result Parentheses give 3+2=5 first; multiplying by 5 gives 25. Parentheses explicitly group an operation. Without them, Python multiplication takes priority over addition; the same numerals can therefore describe different procedures.</w:t>
-      </w:r>
-    </w:p>
-    <w:p>
       <w:pPr>
         <w:pStyle w:val="Heading3"/>
       </w:pPr>
       <w:r>
+        <w:t>Feedback · compare after trying</w:t>
+      </w:r>
+    </w:p>
+    <w:p>
+      <w:pPr>
+        <w:spacing w:line="336" w:lineRule="auto" w:after="180"/>
+        <w:shd w:fill="F1F6FC"/>
+      </w:pPr>
+      <w:r>
+        <w:rPr>
+          <w:b w:val="0"/>
+        </w:rPr>
+        <w:t xml:space="preserve">After your attempt, compare with the supported explanation: Compute grouped result </w:t>
+      </w:r>
+      <w:r>
+        <w:rPr>
+          <w:b/>
+        </w:rPr>
+        <w:t>Parentheses</w:t>
+      </w:r>
+      <w:r>
+        <w:rPr>
+          <w:b w:val="0"/>
+        </w:rPr>
+        <w:t xml:space="preserve"> give 3+2=5 first; multiplying by 5 gives 25. </w:t>
+      </w:r>
+      <w:r>
+        <w:rPr>
+          <w:b/>
+        </w:rPr>
+        <w:t>Parentheses</w:t>
+      </w:r>
+      <w:r>
+        <w:rPr>
+          <w:b w:val="0"/>
+        </w:rPr>
+        <w:t xml:space="preserve"> explicitly group an operation.</w:t>
+      </w:r>
+    </w:p>
+    <w:p>
+      <w:pPr>
+        <w:spacing w:line="336" w:lineRule="auto" w:after="180"/>
+        <w:shd w:fill="F1F6FC"/>
+      </w:pPr>
+      <w:r>
+        <w:rPr>
+          <w:b w:val="0"/>
+        </w:rPr>
+        <w:t>Without them, Python multiplication takes priority over addition; the same numerals can therefore describe different procedures.</w:t>
+      </w:r>
+    </w:p>
+    <w:p>
+      <w:pPr>
+        <w:pStyle w:val="Heading3"/>
+      </w:pPr>
+      <w:r>
         <w:t>Practice 2: explain the deciding evidence</w:t>
       </w:r>
     </w:p>
     <w:p>
-      <w:r>
-        <w:t>Changed-case practice: Replace the final multiplier 5 with 4 in both expressions. Which conclusion is supported by the supplied facts?</w:t>
-      </w:r>
-    </w:p>
-    <w:p>
-      <w:r>
-        <w:t>1. We can decide the result without examining the changed input or the procedure.</w:t>
-      </w:r>
-    </w:p>
-    <w:p>
-      <w:r>
-        <w:t>2. This one example guarantees correct results for every future input.</w:t>
-      </w:r>
-    </w:p>
-    <w:p>
-      <w:r>
+      <w:pPr>
+        <w:pStyle w:val="Heading3"/>
+      </w:pPr>
+      <w:r>
+        <w:t>Changed case · predict first</w:t>
+      </w:r>
+    </w:p>
+    <w:p>
+      <w:pPr>
+        <w:spacing w:line="336" w:lineRule="auto" w:after="180"/>
+        <w:shd w:fill="F5F1FB"/>
+      </w:pPr>
+      <w:r>
+        <w:rPr>
+          <w:b w:val="0"/>
+        </w:rPr>
+        <w:t xml:space="preserve">Changed-case practice: Replace the final multiplier 5 with 4 in both </w:t>
+      </w:r>
+      <w:r>
+        <w:rPr>
+          <w:b/>
+        </w:rPr>
+        <w:t>expression</w:t>
+      </w:r>
+      <w:r>
+        <w:rPr>
+          <w:b w:val="0"/>
+        </w:rPr>
+        <w:t>s. Which conclusion is supported by the supplied facts?</w:t>
+      </w:r>
+    </w:p>
+    <w:p>
+      <w:pPr>
+        <w:spacing w:line="336" w:lineRule="auto" w:after="180"/>
+        <w:shd w:fill="F4F9FC"/>
+      </w:pPr>
+      <w:r>
+        <w:rPr>
+          <w:b w:val="0"/>
+        </w:rPr>
+        <w:t xml:space="preserve">1. We can decide the result without examining the changed </w:t>
+      </w:r>
+      <w:r>
+        <w:rPr>
+          <w:b/>
+        </w:rPr>
+        <w:t>input</w:t>
+      </w:r>
+      <w:r>
+        <w:rPr>
+          <w:b w:val="0"/>
+        </w:rPr>
+        <w:t xml:space="preserve"> or the procedure.</w:t>
+      </w:r>
+    </w:p>
+    <w:p>
+      <w:pPr>
+        <w:spacing w:line="336" w:lineRule="auto" w:after="180"/>
+        <w:shd w:fill="F4F9FC"/>
+      </w:pPr>
+      <w:r>
+        <w:rPr>
+          <w:b w:val="0"/>
+        </w:rPr>
+        <w:t xml:space="preserve">2. This one example guarantees correct results for every future </w:t>
+      </w:r>
+      <w:r>
+        <w:rPr>
+          <w:b/>
+        </w:rPr>
+        <w:t>input</w:t>
+      </w:r>
+      <w:r>
+        <w:rPr>
+          <w:b w:val="0"/>
+        </w:rPr>
+        <w:t>.</w:t>
+      </w:r>
+    </w:p>
+    <w:p>
+      <w:pPr>
+        <w:spacing w:line="336" w:lineRule="auto" w:after="180"/>
+        <w:shd w:fill="F4F9FC"/>
+      </w:pPr>
+      <w:r>
+        <w:rPr>
+          <w:b w:val="0"/>
+        </w:rPr>
         <w:t>3. The first result is 11; the grouped result is 20.</w:t>
       </w:r>
     </w:p>
@@ -2472,12 +4130,42 @@
       </w:r>
     </w:p>
     <w:p>
-      <w:r>
+      <w:pPr>
+        <w:pStyle w:val="Heading3"/>
+      </w:pPr>
+      <w:r>
+        <w:t>Hint · try first</w:t>
+      </w:r>
+    </w:p>
+    <w:p>
+      <w:pPr>
+        <w:spacing w:line="336" w:lineRule="auto" w:after="180"/>
+        <w:shd w:fill="F1F6F8"/>
+      </w:pPr>
+      <w:r>
+        <w:rPr>
+          <w:b w:val="0"/>
+        </w:rPr>
         <w:t>Hint if needed: Use the changed condition and the deciding step in the pictorial trace. The answer must say what follows from those facts.</w:t>
       </w:r>
     </w:p>
     <w:p>
-      <w:r>
+      <w:pPr>
+        <w:pStyle w:val="Heading3"/>
+      </w:pPr>
+      <w:r>
+        <w:t>Feedback · compare after trying</w:t>
+      </w:r>
+    </w:p>
+    <w:p>
+      <w:pPr>
+        <w:spacing w:line="336" w:lineRule="auto" w:after="180"/>
+        <w:shd w:fill="F1F6FC"/>
+      </w:pPr>
+      <w:r>
+        <w:rPr>
+          <w:b w:val="0"/>
+        </w:rPr>
         <w:t>After your attempt, compare with the supported explanation: The first result is 11; the grouped result is 20. 3+2*4=3+8; (3+2)*4=5*4.</w:t>
       </w:r>
     </w:p>
@@ -2490,8 +4178,49 @@
       </w:r>
     </w:p>
     <w:p>
-      <w:r>
-        <w:t>Review Values variables and types (python-bridge/2). Goal: Distinguish integer, floating-point, text and Boolean values. Short practice: Predict both print outputs and explain why they differ. Does count+tag work, and what happens to each valid output after count becomes ten?. Return to this week and explain what you changed.</w:t>
+      <w:pPr>
+        <w:spacing w:line="336" w:lineRule="auto" w:after="180"/>
+      </w:pPr>
+      <w:r>
+        <w:rPr>
+          <w:b w:val="0"/>
+        </w:rPr>
+        <w:t xml:space="preserve">Review Values variables and types (python-bridge/2). Goal: Distinguish integer, floating-point, text and Boolean values. Short practice: Predict both print </w:t>
+      </w:r>
+      <w:r>
+        <w:rPr>
+          <w:b/>
+        </w:rPr>
+        <w:t>output</w:t>
+      </w:r>
+      <w:r>
+        <w:rPr>
+          <w:b w:val="0"/>
+        </w:rPr>
+        <w:t>s and explain why they differ.</w:t>
+      </w:r>
+    </w:p>
+    <w:p>
+      <w:pPr>
+        <w:spacing w:line="336" w:lineRule="auto" w:after="180"/>
+      </w:pPr>
+      <w:r>
+        <w:rPr>
+          <w:b w:val="0"/>
+        </w:rPr>
+        <w:t xml:space="preserve">Does count+tag work, and what happens to each valid </w:t>
+      </w:r>
+      <w:r>
+        <w:rPr>
+          <w:b/>
+        </w:rPr>
+        <w:t>output</w:t>
+      </w:r>
+      <w:r>
+        <w:rPr>
+          <w:b w:val="0"/>
+        </w:rPr>
+        <w:t xml:space="preserve"> after count becomes ten?. Return to this week and explain what you changed.</w:t>
       </w:r>
     </w:p>
     <w:p>
@@ -2503,8 +4232,61 @@
       </w:r>
     </w:p>
     <w:p>
-      <w:r>
-        <w:t>The browser lab lets you edit the supported Python examples already included in this lesson. Predict first, run, inspect the actual output or error, change one input, then run again. Keep code, predictions, actual results and a reasoned revision together. On paper, label your result as a trace rather than an execution.</w:t>
+      <w:pPr>
+        <w:spacing w:line="336" w:lineRule="auto" w:after="180"/>
+      </w:pPr>
+      <w:r>
+        <w:rPr>
+          <w:b w:val="0"/>
+        </w:rPr>
+        <w:t xml:space="preserve">The browser lab lets you edit the supported Python examples already included in this lesson. Predict first, run, inspect the actual </w:t>
+      </w:r>
+      <w:r>
+        <w:rPr>
+          <w:b/>
+        </w:rPr>
+        <w:t>output</w:t>
+      </w:r>
+      <w:r>
+        <w:rPr>
+          <w:b w:val="0"/>
+        </w:rPr>
+        <w:t xml:space="preserve"> or error, change one </w:t>
+      </w:r>
+      <w:r>
+        <w:rPr>
+          <w:b/>
+        </w:rPr>
+        <w:t>input</w:t>
+      </w:r>
+      <w:r>
+        <w:rPr>
+          <w:b w:val="0"/>
+        </w:rPr>
+        <w:t>, then run again.</w:t>
+      </w:r>
+    </w:p>
+    <w:p>
+      <w:pPr>
+        <w:spacing w:line="336" w:lineRule="auto" w:after="180"/>
+      </w:pPr>
+      <w:r>
+        <w:rPr>
+          <w:b w:val="0"/>
+        </w:rPr>
+        <w:t xml:space="preserve">Keep code, </w:t>
+      </w:r>
+      <w:r>
+        <w:rPr>
+          <w:b/>
+        </w:rPr>
+        <w:t>prediction</w:t>
+      </w:r>
+      <w:r>
+        <w:rPr>
+          <w:b w:val="0"/>
+        </w:rPr>
+        <w:t>s, actual results and a reasoned revision together. On paper, label your result as a trace rather than an execution.</w:t>
       </w:r>
     </w:p>
     <w:p>
@@ -2516,8 +4298,693 @@
       </w:r>
     </w:p>
     <w:p>
-      <w:r>
-        <w:t>Use Download completed work in the hosted lesson to export your answers, reflections, practice feedback and code-run evidence. Open the HTML copy to read or print it. Drafts stay in this browser when storage is available; clear drafts on a shared device.</w:t>
+      <w:pPr>
+        <w:spacing w:line="336" w:lineRule="auto" w:after="180"/>
+      </w:pPr>
+      <w:r>
+        <w:rPr>
+          <w:b w:val="0"/>
+        </w:rPr>
+        <w:t xml:space="preserve">Use Download completed work in the hosted lesson to export your answers, reflections, practice feedback and code-run </w:t>
+      </w:r>
+      <w:r>
+        <w:rPr>
+          <w:b/>
+        </w:rPr>
+        <w:t>evidence</w:t>
+      </w:r>
+      <w:r>
+        <w:rPr>
+          <w:b w:val="0"/>
+        </w:rPr>
+        <w:t>. Open the HTML copy to read or print it.</w:t>
+      </w:r>
+    </w:p>
+    <w:p>
+      <w:pPr>
+        <w:spacing w:line="336" w:lineRule="auto" w:after="180"/>
+      </w:pPr>
+      <w:r>
+        <w:rPr>
+          <w:b w:val="0"/>
+        </w:rPr>
+        <w:t>Drafts stay in this browser when storage is available; clear drafts on a shared device.</w:t>
+      </w:r>
+    </w:p>
+    <w:p>
+      <w:pPr>
+        <w:pStyle w:val="Heading1"/>
+      </w:pPr>
+      <w:r>
+        <w:t>18. Visual concept journey</w:t>
+      </w:r>
+    </w:p>
+    <w:p>
+      <w:r>
+        <w:t>Explain each Expressions and operator order graphic using its labels, deciding evidence and relevant limitation.</w:t>
+      </w:r>
+    </w:p>
+    <w:p>
+      <w:pPr>
+        <w:pStyle w:val="Heading3"/>
+      </w:pPr>
+      <w:r>
+        <w:t>01. Expressions and operator order: the case</w:t>
+      </w:r>
+    </w:p>
+    <w:p>
+      <w:r>
+        <w:drawing>
+          <wp:inline xmlns:a="http://schemas.openxmlformats.org/drawingml/2006/main" xmlns:pic="http://schemas.openxmlformats.org/drawingml/2006/picture">
+            <wp:extent cx="5486400" cy="2834640"/>
+            <wp:docPr id="2" name="Picture 2" descr="Parentheses change an expression. A toy shelf calculator compares adding a fixed cost after multiplication with multiplying an entire group. Supplied facts: Python 3: print(3+2*5); print((3+2)*5). Inputs are dimensionless for this arithmetic exercise."/>
+            <wp:cNvGraphicFramePr>
+              <a:graphicFrameLocks noChangeAspect="1"/>
+            </wp:cNvGraphicFramePr>
+            <a:graphic>
+              <a:graphicData uri="http://schemas.openxmlformats.org/drawingml/2006/picture">
+                <pic:pic>
+                  <pic:nvPicPr>
+                    <pic:cNvPr id="0" name="academy-story-python-bridge-3-01.png"/>
+                    <pic:cNvPicPr/>
+                  </pic:nvPicPr>
+                  <pic:blipFill>
+                    <a:blip r:embed="rId10"/>
+                    <a:stretch>
+                      <a:fillRect/>
+                    </a:stretch>
+                  </pic:blipFill>
+                  <pic:spPr>
+                    <a:xfrm>
+                      <a:off x="0" y="0"/>
+                      <a:ext cx="5486400" cy="2834640"/>
+                    </a:xfrm>
+                    <a:prstGeom prst="rect"/>
+                  </pic:spPr>
+                </pic:pic>
+              </a:graphicData>
+            </a:graphic>
+          </wp:inline>
+        </w:drawing>
+      </w:r>
+    </w:p>
+    <w:p>
+      <w:pPr>
+        <w:spacing w:line="336" w:lineRule="auto" w:after="180"/>
+      </w:pPr>
+      <w:r>
+        <w:rPr>
+          <w:b/>
+        </w:rPr>
+        <w:t>Parentheses</w:t>
+      </w:r>
+      <w:r>
+        <w:rPr>
+          <w:b w:val="0"/>
+        </w:rPr>
+        <w:t xml:space="preserve"> change an </w:t>
+      </w:r>
+      <w:r>
+        <w:rPr>
+          <w:b/>
+        </w:rPr>
+        <w:t>expression</w:t>
+      </w:r>
+      <w:r>
+        <w:rPr>
+          <w:b w:val="0"/>
+        </w:rPr>
+        <w:t>. A toy shelf calculator compares adding a fixed cost after multiplication with multiplying an entire group. Supplied facts: Python 3: print(3+2*5); print((3+2)*5).</w:t>
+      </w:r>
+    </w:p>
+    <w:p>
+      <w:pPr>
+        <w:spacing w:line="336" w:lineRule="auto" w:after="180"/>
+      </w:pPr>
+      <w:r>
+        <w:rPr>
+          <w:b/>
+        </w:rPr>
+        <w:t>Input</w:t>
+      </w:r>
+      <w:r>
+        <w:rPr>
+          <w:b w:val="0"/>
+        </w:rPr>
+        <w:t>s are dimensionless for this arithmetic exercise.</w:t>
+      </w:r>
+    </w:p>
+    <w:p>
+      <w:pPr>
+        <w:spacing w:line="336" w:lineRule="auto" w:after="180"/>
+        <w:shd w:fill="F5F1FB"/>
+      </w:pPr>
+      <w:r>
+        <w:rPr>
+          <w:b w:val="0"/>
+        </w:rPr>
+        <w:t>Point to the given fact that matters most. Explain why it matters.</w:t>
+      </w:r>
+    </w:p>
+    <w:p>
+      <w:pPr>
+        <w:pStyle w:val="Heading3"/>
+      </w:pPr>
+      <w:r>
+        <w:t>02. Follow the deciding steps</w:t>
+      </w:r>
+    </w:p>
+    <w:p>
+      <w:r>
+        <w:drawing>
+          <wp:inline xmlns:a="http://schemas.openxmlformats.org/drawingml/2006/main" xmlns:pic="http://schemas.openxmlformats.org/drawingml/2006/picture">
+            <wp:extent cx="5486400" cy="3182112"/>
+            <wp:docPr id="3" name="Picture 3" descr="Use precedence: In 3+2*5, multiplication happens first. → Compute first result: 2*5 is 10; adding 3 gives 13. → Compute grouped result: Parentheses give 3+2=5 first; multiplying by 5 gives 25."/>
+            <wp:cNvGraphicFramePr>
+              <a:graphicFrameLocks noChangeAspect="1"/>
+            </wp:cNvGraphicFramePr>
+            <a:graphic>
+              <a:graphicData uri="http://schemas.openxmlformats.org/drawingml/2006/picture">
+                <pic:pic>
+                  <pic:nvPicPr>
+                    <pic:cNvPr id="0" name="academy-story-python-bridge-3-02.png"/>
+                    <pic:cNvPicPr/>
+                  </pic:nvPicPr>
+                  <pic:blipFill>
+                    <a:blip r:embed="rId11"/>
+                    <a:stretch>
+                      <a:fillRect/>
+                    </a:stretch>
+                  </pic:blipFill>
+                  <pic:spPr>
+                    <a:xfrm>
+                      <a:off x="0" y="0"/>
+                      <a:ext cx="5486400" cy="3182112"/>
+                    </a:xfrm>
+                    <a:prstGeom prst="rect"/>
+                  </pic:spPr>
+                </pic:pic>
+              </a:graphicData>
+            </a:graphic>
+          </wp:inline>
+        </w:drawing>
+      </w:r>
+    </w:p>
+    <w:p>
+      <w:pPr>
+        <w:spacing w:line="336" w:lineRule="auto" w:after="180"/>
+      </w:pPr>
+      <w:r>
+        <w:rPr>
+          <w:b w:val="0"/>
+        </w:rPr>
+        <w:t xml:space="preserve">Use </w:t>
+      </w:r>
+      <w:r>
+        <w:rPr>
+          <w:b/>
+        </w:rPr>
+        <w:t>precedence</w:t>
+      </w:r>
+      <w:r>
+        <w:rPr>
+          <w:b w:val="0"/>
+        </w:rPr>
+        <w:t xml:space="preserve">: In 3+2*5, multiplication happens first. → Compute first result: 2*5 is 10; adding 3 gives 13. → Compute grouped result: </w:t>
+      </w:r>
+      <w:r>
+        <w:rPr>
+          <w:b/>
+        </w:rPr>
+        <w:t>Parentheses</w:t>
+      </w:r>
+      <w:r>
+        <w:rPr>
+          <w:b w:val="0"/>
+        </w:rPr>
+        <w:t xml:space="preserve"> give 3+2=5 first; multiplying by 5 gives 25.</w:t>
+      </w:r>
+    </w:p>
+    <w:p>
+      <w:pPr>
+        <w:spacing w:line="336" w:lineRule="auto" w:after="180"/>
+        <w:shd w:fill="F5F1FB"/>
+      </w:pPr>
+      <w:r>
+        <w:rPr>
+          <w:b w:val="0"/>
+        </w:rPr>
+        <w:t xml:space="preserve">Point to each numbered stage and explain which recorded </w:t>
+      </w:r>
+      <w:r>
+        <w:rPr>
+          <w:b/>
+        </w:rPr>
+        <w:t>input</w:t>
+      </w:r>
+      <w:r>
+        <w:rPr>
+          <w:b w:val="0"/>
+        </w:rPr>
+        <w:t xml:space="preserve"> it uses.</w:t>
+      </w:r>
+    </w:p>
+    <w:p>
+      <w:pPr>
+        <w:pStyle w:val="Heading3"/>
+      </w:pPr>
+      <w:r>
+        <w:t>03. Two expressions with different meanings</w:t>
+      </w:r>
+    </w:p>
+    <w:p>
+      <w:r>
+        <w:drawing>
+          <wp:inline xmlns:a="http://schemas.openxmlformats.org/drawingml/2006/main" xmlns:pic="http://schemas.openxmlformats.org/drawingml/2006/picture">
+            <wp:extent cx="5486400" cy="2834640"/>
+            <wp:docPr id="4" name="Picture 4" descr="Two expressions with different meanings. 3 * 8 + 2 | 3 * 8 is 24 | 24 + 2 is 26. 3 * (8 + 2) | 8 + 2 is 10 | 3 * 10 is 30. (3 * 8) + 2 | 3 * 8 is 24 | 24 + 2 is 26"/>
+            <wp:cNvGraphicFramePr>
+              <a:graphicFrameLocks noChangeAspect="1"/>
+            </wp:cNvGraphicFramePr>
+            <a:graphic>
+              <a:graphicData uri="http://schemas.openxmlformats.org/drawingml/2006/picture">
+                <pic:pic>
+                  <pic:nvPicPr>
+                    <pic:cNvPr id="0" name="academy-story-python-bridge-3-03.png"/>
+                    <pic:cNvPicPr/>
+                  </pic:nvPicPr>
+                  <pic:blipFill>
+                    <a:blip r:embed="rId12"/>
+                    <a:stretch>
+                      <a:fillRect/>
+                    </a:stretch>
+                  </pic:blipFill>
+                  <pic:spPr>
+                    <a:xfrm>
+                      <a:off x="0" y="0"/>
+                      <a:ext cx="5486400" cy="2834640"/>
+                    </a:xfrm>
+                    <a:prstGeom prst="rect"/>
+                  </pic:spPr>
+                </pic:pic>
+              </a:graphicData>
+            </a:graphic>
+          </wp:inline>
+        </w:drawing>
+      </w:r>
+    </w:p>
+    <w:p>
+      <w:pPr>
+        <w:spacing w:line="336" w:lineRule="auto" w:after="180"/>
+      </w:pPr>
+      <w:r>
+        <w:rPr>
+          <w:b w:val="0"/>
+        </w:rPr>
+        <w:t xml:space="preserve">Two </w:t>
+      </w:r>
+      <w:r>
+        <w:rPr>
+          <w:b/>
+        </w:rPr>
+        <w:t>expression</w:t>
+      </w:r>
+      <w:r>
+        <w:rPr>
+          <w:b w:val="0"/>
+        </w:rPr>
+        <w:t>s with different meanings. 3 * 8 + 2 | 3 * 8 is 24 | 24 + 2 is 26. 3 * (8 + 2) | 8 + 2 is 10 | 3 * 10 is 30. (3 * 8) + 2 | 3 * 8 is 24 | 24 + 2 is 26</w:t>
+      </w:r>
+    </w:p>
+    <w:p>
+      <w:pPr>
+        <w:spacing w:line="336" w:lineRule="auto" w:after="180"/>
+        <w:shd w:fill="F5F1FB"/>
+      </w:pPr>
+      <w:r>
+        <w:rPr>
+          <w:b w:val="0"/>
+        </w:rPr>
+        <w:t>Read the labels and values. Explain the relationship the model shows.</w:t>
+      </w:r>
+    </w:p>
+    <w:p>
+      <w:pPr>
+        <w:pStyle w:val="Heading3"/>
+      </w:pPr>
+      <w:r>
+        <w:t>04. Change one thing. Trace what follows.</w:t>
+      </w:r>
+    </w:p>
+    <w:p>
+      <w:r>
+        <w:drawing>
+          <wp:inline xmlns:a="http://schemas.openxmlformats.org/drawingml/2006/main" xmlns:pic="http://schemas.openxmlformats.org/drawingml/2006/picture">
+            <wp:extent cx="5486400" cy="3026664"/>
+            <wp:docPr id="5" name="Picture 5" descr="Original case: Parentheses give 3+2=5 first; multiplying by 5 gives 25. Changed condition: Replace the final multiplier 5 with 4 in both expressions. Expected result: The first result is 11; the grouped result is 20. Reason: 3+2*4=3+8; (3+2)*4=5*4."/>
+            <wp:cNvGraphicFramePr>
+              <a:graphicFrameLocks noChangeAspect="1"/>
+            </wp:cNvGraphicFramePr>
+            <a:graphic>
+              <a:graphicData uri="http://schemas.openxmlformats.org/drawingml/2006/picture">
+                <pic:pic>
+                  <pic:nvPicPr>
+                    <pic:cNvPr id="0" name="academy-story-python-bridge-3-04.png"/>
+                    <pic:cNvPicPr/>
+                  </pic:nvPicPr>
+                  <pic:blipFill>
+                    <a:blip r:embed="rId13"/>
+                    <a:stretch>
+                      <a:fillRect/>
+                    </a:stretch>
+                  </pic:blipFill>
+                  <pic:spPr>
+                    <a:xfrm>
+                      <a:off x="0" y="0"/>
+                      <a:ext cx="5486400" cy="3026664"/>
+                    </a:xfrm>
+                    <a:prstGeom prst="rect"/>
+                  </pic:spPr>
+                </pic:pic>
+              </a:graphicData>
+            </a:graphic>
+          </wp:inline>
+        </w:drawing>
+      </w:r>
+    </w:p>
+    <w:p>
+      <w:pPr>
+        <w:spacing w:line="336" w:lineRule="auto" w:after="180"/>
+      </w:pPr>
+      <w:r>
+        <w:rPr>
+          <w:b w:val="0"/>
+        </w:rPr>
+        <w:t xml:space="preserve">Original case: </w:t>
+      </w:r>
+      <w:r>
+        <w:rPr>
+          <w:b/>
+        </w:rPr>
+        <w:t>Parentheses</w:t>
+      </w:r>
+      <w:r>
+        <w:rPr>
+          <w:b w:val="0"/>
+        </w:rPr>
+        <w:t xml:space="preserve"> give 3+2=5 first; multiplying by 5 gives 25. Changed condition: Replace the final multiplier 5 with 4 in both </w:t>
+      </w:r>
+      <w:r>
+        <w:rPr>
+          <w:b/>
+        </w:rPr>
+        <w:t>expression</w:t>
+      </w:r>
+      <w:r>
+        <w:rPr>
+          <w:b w:val="0"/>
+        </w:rPr>
+        <w:t>s. Expected result: The first result is 11; the grouped result is 20.</w:t>
+      </w:r>
+    </w:p>
+    <w:p>
+      <w:pPr>
+        <w:spacing w:line="336" w:lineRule="auto" w:after="180"/>
+      </w:pPr>
+      <w:r>
+        <w:rPr>
+          <w:b w:val="0"/>
+        </w:rPr>
+        <w:t>Reason: 3+2*4=3+8; (3+2)*4=5*4.</w:t>
+      </w:r>
+    </w:p>
+    <w:p>
+      <w:pPr>
+        <w:spacing w:line="336" w:lineRule="auto" w:after="180"/>
+        <w:shd w:fill="F5F1FB"/>
+      </w:pPr>
+      <w:r>
+        <w:rPr>
+          <w:b w:val="0"/>
+        </w:rPr>
+        <w:t>Predict before checking the worked changed-case result. Name what changed and what the supplied facts allow you to conclude.</w:t>
+      </w:r>
+    </w:p>
+    <w:p>
+      <w:pPr>
+        <w:pStyle w:val="Heading3"/>
+      </w:pPr>
+      <w:r>
+        <w:t>05. Connect the explanation to its limit</w:t>
+      </w:r>
+    </w:p>
+    <w:p>
+      <w:r>
+        <w:drawing>
+          <wp:inline xmlns:a="http://schemas.openxmlformats.org/drawingml/2006/main" xmlns:pic="http://schemas.openxmlformats.org/drawingml/2006/picture">
+            <wp:extent cx="5486400" cy="2834640"/>
+            <wp:docPr id="6" name="Picture 6" descr="Parentheses explicitly group an operation. Without them, Python multiplication takes priority over addition; the same numerals can therefore describe different procedures. Limit: Arithmetic correctness does not decide which expression matches a real problem; the written model must define the intended quantities."/>
+            <wp:cNvGraphicFramePr>
+              <a:graphicFrameLocks noChangeAspect="1"/>
+            </wp:cNvGraphicFramePr>
+            <a:graphic>
+              <a:graphicData uri="http://schemas.openxmlformats.org/drawingml/2006/picture">
+                <pic:pic>
+                  <pic:nvPicPr>
+                    <pic:cNvPr id="0" name="academy-story-python-bridge-3-05.png"/>
+                    <pic:cNvPicPr/>
+                  </pic:nvPicPr>
+                  <pic:blipFill>
+                    <a:blip r:embed="rId14"/>
+                    <a:stretch>
+                      <a:fillRect/>
+                    </a:stretch>
+                  </pic:blipFill>
+                  <pic:spPr>
+                    <a:xfrm>
+                      <a:off x="0" y="0"/>
+                      <a:ext cx="5486400" cy="2834640"/>
+                    </a:xfrm>
+                    <a:prstGeom prst="rect"/>
+                  </pic:spPr>
+                </pic:pic>
+              </a:graphicData>
+            </a:graphic>
+          </wp:inline>
+        </w:drawing>
+      </w:r>
+    </w:p>
+    <w:p>
+      <w:pPr>
+        <w:spacing w:line="336" w:lineRule="auto" w:after="180"/>
+      </w:pPr>
+      <w:r>
+        <w:rPr>
+          <w:b/>
+        </w:rPr>
+        <w:t>Parentheses</w:t>
+      </w:r>
+      <w:r>
+        <w:rPr>
+          <w:b w:val="0"/>
+        </w:rPr>
+        <w:t xml:space="preserve"> explicitly group an operation. Without them, Python multiplication takes priority over addition; the same numerals can therefore describe different procedures.</w:t>
+      </w:r>
+    </w:p>
+    <w:p>
+      <w:pPr>
+        <w:spacing w:line="336" w:lineRule="auto" w:after="180"/>
+      </w:pPr>
+      <w:r>
+        <w:rPr>
+          <w:b w:val="0"/>
+        </w:rPr>
+        <w:t xml:space="preserve">Limit: Arithmetic correctness does not decide which </w:t>
+      </w:r>
+      <w:r>
+        <w:rPr>
+          <w:b/>
+        </w:rPr>
+        <w:t>expression</w:t>
+      </w:r>
+      <w:r>
+        <w:rPr>
+          <w:b w:val="0"/>
+        </w:rPr>
+        <w:t xml:space="preserve"> matches a real problem; the written model must define the intended quantities.</w:t>
+      </w:r>
+    </w:p>
+    <w:p>
+      <w:pPr>
+        <w:spacing w:line="336" w:lineRule="auto" w:after="180"/>
+        <w:shd w:fill="F5F1FB"/>
+      </w:pPr>
+      <w:r>
+        <w:rPr>
+          <w:b w:val="0"/>
+        </w:rPr>
+        <w:t>Explain the case, then point to a limit on the claim.</w:t>
+      </w:r>
+    </w:p>
+    <w:p>
+      <w:pPr>
+        <w:pStyle w:val="Heading3"/>
+      </w:pPr>
+      <w:r>
+        <w:t>06. Make the idea visible in your project</w:t>
+      </w:r>
+    </w:p>
+    <w:p>
+      <w:r>
+        <w:drawing>
+          <wp:inline xmlns:a="http://schemas.openxmlformats.org/drawingml/2006/main" xmlns:pic="http://schemas.openxmlformats.org/drawingml/2006/picture">
+            <wp:extent cx="5486400" cy="3681984"/>
+            <wp:docPr id="7" name="Picture 7" descr="For Python readiness before the Responsible Plant Classifier, retain a trace of the values, the predicted outputs and the changed-case explanation. Use actual Python 3 results to check the prediction after reasoning first. Draw your input, deciding step, result and limit. Supported question: Trace the operation order in both expressions. Identify which picture step changes with parentheses and predict both results when the multiplier becomes four."/>
+            <wp:cNvGraphicFramePr>
+              <a:graphicFrameLocks noChangeAspect="1"/>
+            </wp:cNvGraphicFramePr>
+            <a:graphic>
+              <a:graphicData uri="http://schemas.openxmlformats.org/drawingml/2006/picture">
+                <pic:pic>
+                  <pic:nvPicPr>
+                    <pic:cNvPr id="0" name="academy-story-python-bridge-3-06.png"/>
+                    <pic:cNvPicPr/>
+                  </pic:nvPicPr>
+                  <pic:blipFill>
+                    <a:blip r:embed="rId15"/>
+                    <a:stretch>
+                      <a:fillRect/>
+                    </a:stretch>
+                  </pic:blipFill>
+                  <pic:spPr>
+                    <a:xfrm>
+                      <a:off x="0" y="0"/>
+                      <a:ext cx="5486400" cy="3681984"/>
+                    </a:xfrm>
+                    <a:prstGeom prst="rect"/>
+                  </pic:spPr>
+                </pic:pic>
+              </a:graphicData>
+            </a:graphic>
+          </wp:inline>
+        </w:drawing>
+      </w:r>
+    </w:p>
+    <w:p>
+      <w:pPr>
+        <w:spacing w:line="336" w:lineRule="auto" w:after="180"/>
+      </w:pPr>
+      <w:r>
+        <w:rPr>
+          <w:b w:val="0"/>
+        </w:rPr>
+        <w:t xml:space="preserve">For Python readiness before the Responsible Plant Classifier, retain a trace of the values, the predicted </w:t>
+      </w:r>
+      <w:r>
+        <w:rPr>
+          <w:b/>
+        </w:rPr>
+        <w:t>output</w:t>
+      </w:r>
+      <w:r>
+        <w:rPr>
+          <w:b w:val="0"/>
+        </w:rPr>
+        <w:t xml:space="preserve">s and the changed-case explanation. Use actual Python 3 results to check the </w:t>
+      </w:r>
+      <w:r>
+        <w:rPr>
+          <w:b/>
+        </w:rPr>
+        <w:t>prediction</w:t>
+      </w:r>
+      <w:r>
+        <w:rPr>
+          <w:b w:val="0"/>
+        </w:rPr>
+        <w:t xml:space="preserve"> after reasoning first.</w:t>
+      </w:r>
+    </w:p>
+    <w:p>
+      <w:pPr>
+        <w:spacing w:line="336" w:lineRule="auto" w:after="180"/>
+      </w:pPr>
+      <w:r>
+        <w:rPr>
+          <w:b w:val="0"/>
+        </w:rPr>
+        <w:t xml:space="preserve">Draw your </w:t>
+      </w:r>
+      <w:r>
+        <w:rPr>
+          <w:b/>
+        </w:rPr>
+        <w:t>input</w:t>
+      </w:r>
+      <w:r>
+        <w:rPr>
+          <w:b w:val="0"/>
+        </w:rPr>
+        <w:t xml:space="preserve">, deciding step, result and limit. Supported question: Trace the operation order in both </w:t>
+      </w:r>
+      <w:r>
+        <w:rPr>
+          <w:b/>
+        </w:rPr>
+        <w:t>expression</w:t>
+      </w:r>
+      <w:r>
+        <w:rPr>
+          <w:b w:val="0"/>
+        </w:rPr>
+        <w:t>s.</w:t>
+      </w:r>
+    </w:p>
+    <w:p>
+      <w:pPr>
+        <w:spacing w:line="336" w:lineRule="auto" w:after="180"/>
+      </w:pPr>
+      <w:r>
+        <w:rPr>
+          <w:b w:val="0"/>
+        </w:rPr>
+        <w:t xml:space="preserve">Identify which picture step changes with </w:t>
+      </w:r>
+      <w:r>
+        <w:rPr>
+          <w:b/>
+        </w:rPr>
+        <w:t>parentheses</w:t>
+      </w:r>
+      <w:r>
+        <w:rPr>
+          <w:b w:val="0"/>
+        </w:rPr>
+        <w:t xml:space="preserve"> and predict both results when the multiplier becomes four.</w:t>
+      </w:r>
+    </w:p>
+    <w:p>
+      <w:pPr>
+        <w:spacing w:line="336" w:lineRule="auto" w:after="180"/>
+        <w:shd w:fill="F5F1FB"/>
+      </w:pPr>
+      <w:r>
+        <w:rPr>
+          <w:b w:val="0"/>
+        </w:rPr>
+        <w:t xml:space="preserve">Draw your project trace and justify the deciding step using </w:t>
+      </w:r>
+      <w:r>
+        <w:rPr>
+          <w:b/>
+        </w:rPr>
+        <w:t>evidence</w:t>
+      </w:r>
+      <w:r>
+        <w:rPr>
+          <w:b w:val="0"/>
+        </w:rPr>
+        <w:t>.</w:t>
       </w:r>
     </w:p>
     <w:sectPr>

--- a/downloads/student/bridge-week-03.docx
+++ b/downloads/student/bridge-week-03.docx
@@ -25,12 +25,17 @@
         <w:pStyle w:val="Heading1"/>
       </w:pPr>
       <w:r>
-        <w:t>Before you start</w:t>
-      </w:r>
-    </w:p>
-    <w:p>
-      <w:r>
-        <w:t>What is the difference between 8 + 2 and "8" + "2"?</w:t>
+        <w:t>State the model. Mark the grouping. Check the domain.</w:t>
+      </w:r>
+    </w:p>
+    <w:p>
+      <w:r>
+        <w:t>Evaluate expressions while distinguishing ordinary division, whole groups and remainder.</w:t>
+      </w:r>
+    </w:p>
+    <w:p>
+      <w:r>
+        <w:t>Packing model → dimensionless parentheses → five grouping/boundary cases → selected transfer → evidence sheet.</w:t>
       </w:r>
     </w:p>
     <w:p>
@@ -38,20 +43,20 @@
         <w:pStyle w:val="Heading1"/>
       </w:pPr>
       <w:r>
-        <w:t>01. Your mission</w:t>
-      </w:r>
-    </w:p>
-    <w:p>
-      <w:r>
-        <w:t>Start with the target: Evaluate numeric expressions using Python’s grouping rules. Try the recall before opening notes.</w:t>
-      </w:r>
-    </w:p>
-    <w:p>
-      <w:pPr>
-        <w:pStyle w:val="Heading3"/>
-      </w:pPr>
-      <w:r>
-        <w:t>Your learning target</w:t>
+        <w:t>01. Which quantities belong inside each group?</w:t>
+      </w:r>
+    </w:p>
+    <w:p>
+      <w:r>
+        <w:t>Express the intended rule before checking the arithmetic.</w:t>
+      </w:r>
+    </w:p>
+    <w:p>
+      <w:pPr>
+        <w:pStyle w:val="Heading2"/>
+      </w:pPr>
+      <w:r>
+        <w:t>Your learning goals</w:t>
       </w:r>
     </w:p>
     <w:p>
@@ -125,10 +130,105 @@
     </w:p>
     <w:p>
       <w:pPr>
+        <w:pStyle w:val="Heading2"/>
+      </w:pPr>
+      <w:r>
+        <w:t>Recall before notes</w:t>
+      </w:r>
+    </w:p>
+    <w:p>
+      <w:pPr>
+        <w:pStyle w:val="ListBullet"/>
+      </w:pPr>
+      <w:r>
+        <w:t>Close your notes first. A rough first answer helps us choose the right starting point; it is not a score for your ability.</w:t>
+      </w:r>
+    </w:p>
+    <w:p>
+      <w:pPr>
+        <w:pStyle w:val="ListBullet"/>
+      </w:pPr>
+      <w:r>
+        <w:t>Without opening the old lesson, explain one key idea from Values variables and types. Give an example and a mistake that the idea helps you avoid.</w:t>
+      </w:r>
+    </w:p>
+    <w:p>
+      <w:pPr>
+        <w:pStyle w:val="ListBullet"/>
+      </w:pPr>
+      <w:r>
+        <w:t>After trying, check the relevant lesson or ask your teacher. Change the part of your explanation that the evidence shows was wrong.</w:t>
+      </w:r>
+    </w:p>
+    <w:p>
+      <w:pPr>
+        <w:pStyle w:val="ListBullet"/>
+      </w:pPr>
+      <w:r>
+        <w:t>This week you will practise:</w:t>
+      </w:r>
+    </w:p>
+    <w:p>
+      <w:pPr>
+        <w:pStyle w:val="ListBullet"/>
+      </w:pPr>
+      <w:r>
+        <w:t>Evaluate numeric expressions using Python’s grouping rules</w:t>
+      </w:r>
+    </w:p>
+    <w:p>
+      <w:pPr>
+        <w:pStyle w:val="ListBullet"/>
+      </w:pPr>
+      <w:r>
+        <w:t>Use parentheses to express the intended calculation</w:t>
+      </w:r>
+    </w:p>
+    <w:p>
+      <w:pPr>
+        <w:pStyle w:val="ListBullet"/>
+      </w:pPr>
+      <w:r>
+        <w:t>Distinguish ordinary division, whole groups and a remainder</w:t>
+      </w:r>
+    </w:p>
+    <w:p>
+      <w:pPr>
+        <w:pStyle w:val="ListBullet"/>
+      </w:pPr>
+      <w:r>
+        <w:t>What is the difference between 8 + 2 and "8" + "2"?</w:t>
+      </w:r>
+    </w:p>
+    <w:p>
+      <w:pPr>
         <w:pStyle w:val="Heading3"/>
       </w:pPr>
       <w:r>
-        <w:t>Remember before reading</w:t>
+        <w:t>My starting explanation</w:t>
+      </w:r>
+    </w:p>
+    <w:p>
+      <w:r>
+        <w:t>________________________________________________________________</w:t>
+      </w:r>
+    </w:p>
+    <w:p>
+      <w:r>
+        <w:t>________________________________________________________________</w:t>
+      </w:r>
+    </w:p>
+    <w:p>
+      <w:r>
+        <w:t>________________________________________________________________</w:t>
+      </w:r>
+    </w:p>
+    <w:p>
+      <w:pPr>
+        <w:pStyle w:val="Heading2"/>
+      </w:pPr>
+      <w:r>
+        <w:t>Your end goal</w:t>
       </w:r>
     </w:p>
     <w:p>
@@ -139,63 +239,7 @@
         <w:rPr>
           <w:b w:val="0"/>
         </w:rPr>
-        <w:t>Close your notes first. A rough first answer helps us choose the right starting point; it is not a score for your ability.</w:t>
-      </w:r>
-    </w:p>
-    <w:p>
-      <w:pPr>
-        <w:spacing w:line="336" w:lineRule="auto" w:after="180"/>
-      </w:pPr>
-      <w:r>
-        <w:rPr>
-          <w:b w:val="0"/>
-        </w:rPr>
-        <w:t>Without opening the old lesson, explain one key idea from Values variables and types. Give an example and a mistake that the idea helps you avoid.</w:t>
-      </w:r>
-    </w:p>
-    <w:p>
-      <w:pPr>
-        <w:spacing w:line="336" w:lineRule="auto" w:after="180"/>
-      </w:pPr>
-      <w:r>
-        <w:rPr>
-          <w:b w:val="0"/>
-        </w:rPr>
-        <w:t xml:space="preserve">After trying, check the relevant lesson or ask your teacher. Change the part of your explanation that the </w:t>
-      </w:r>
-      <w:r>
-        <w:rPr>
-          <w:b/>
-        </w:rPr>
-        <w:t>evidence</w:t>
-      </w:r>
-      <w:r>
-        <w:rPr>
-          <w:b w:val="0"/>
-        </w:rPr>
-        <w:t xml:space="preserve"> shows was wrong.</w:t>
-      </w:r>
-    </w:p>
-    <w:p>
-      <w:pPr>
-        <w:spacing w:line="336" w:lineRule="auto" w:after="180"/>
-      </w:pPr>
-      <w:r>
-        <w:rPr>
-          <w:b w:val="0"/>
-        </w:rPr>
-        <w:t>This week you will practise:</w:t>
-      </w:r>
-    </w:p>
-    <w:p>
-      <w:pPr>
-        <w:spacing w:line="336" w:lineRule="auto" w:after="180"/>
-      </w:pPr>
-      <w:r>
-        <w:rPr>
-          <w:b w:val="0"/>
-        </w:rPr>
-        <w:t xml:space="preserve">Evaluate numeric </w:t>
+        <w:t xml:space="preserve">Trace </w:t>
       </w:r>
       <w:r>
         <w:rPr>
@@ -207,30 +251,91 @@
         <w:rPr>
           <w:b w:val="0"/>
         </w:rPr>
-        <w:t>s using Python’s grouping rules</w:t>
-      </w:r>
-    </w:p>
-    <w:p>
-      <w:pPr>
-        <w:spacing w:line="336" w:lineRule="auto" w:after="180"/>
-      </w:pPr>
+        <w:t xml:space="preserve">s and </w:t>
+      </w:r>
+      <w:r>
+        <w:rPr>
+          <w:b/>
+        </w:rPr>
+        <w:t>operator</w:t>
+      </w:r>
       <w:r>
         <w:rPr>
           <w:b w:val="0"/>
         </w:rPr>
-        <w:t xml:space="preserve">Use </w:t>
-      </w:r>
-      <w:r>
-        <w:rPr>
-          <w:b/>
-        </w:rPr>
-        <w:t>parentheses</w:t>
-      </w:r>
+        <w:t xml:space="preserve"> order and explain the changed program before running it.</w:t>
+      </w:r>
+    </w:p>
+    <w:p>
+      <w:pPr>
+        <w:pStyle w:val="Heading2"/>
+      </w:pPr>
+      <w:r>
+        <w:t>Earlier wording, alternatives and picture transcripts · reference / check after trying</w:t>
+      </w:r>
+    </w:p>
+    <w:p>
+      <w:pPr>
+        <w:pStyle w:val="Heading3"/>
+      </w:pPr>
+      <w:r>
+        <w:t>Your learning target</w:t>
+      </w:r>
+    </w:p>
+    <w:p>
+      <w:pPr>
+        <w:pStyle w:val="Heading3"/>
+      </w:pPr>
+      <w:r>
+        <w:t>Remember before reading</w:t>
+      </w:r>
+    </w:p>
+    <w:p>
+      <w:pPr>
+        <w:pStyle w:val="Heading3"/>
+      </w:pPr>
+      <w:r>
+        <w:t>Retrieve what you already know</w:t>
+      </w:r>
+    </w:p>
+    <w:p>
+      <w:pPr>
+        <w:pStyle w:val="Heading3"/>
+      </w:pPr>
+      <w:r>
+        <w:t>This week’s end goal</w:t>
+      </w:r>
+    </w:p>
+    <w:p>
+      <w:pPr>
+        <w:pStyle w:val="Heading1"/>
+      </w:pPr>
+      <w:r>
+        <w:t>02. Three packs of eight, plus two loose counters</w:t>
+      </w:r>
+    </w:p>
+    <w:p>
+      <w:r>
+        <w:t>The same numbers can express different situations when grouped differently.</w:t>
+      </w:r>
+    </w:p>
+    <w:p>
+      <w:pPr>
+        <w:pStyle w:val="Heading2"/>
+      </w:pPr>
+      <w:r>
+        <w:t>Read the physical counting contract</w:t>
+      </w:r>
+    </w:p>
+    <w:p>
+      <w:pPr>
+        <w:spacing w:line="336" w:lineRule="auto" w:after="180"/>
+      </w:pPr>
       <w:r>
         <w:rPr>
           <w:b w:val="0"/>
         </w:rPr>
-        <w:t xml:space="preserve"> to express the intended calculation</w:t>
+        <w:t>Three packs each contain eight counters, with two more loose counters. First count the packed counters, then add the loose ones. A program needs that structure, not just the right numbers.</w:t>
       </w:r>
     </w:p>
     <w:p>
@@ -241,75 +346,7 @@
         <w:rPr>
           <w:b w:val="0"/>
         </w:rPr>
-        <w:t xml:space="preserve">Distinguish ordinary division, whole groups and a </w:t>
-      </w:r>
-      <w:r>
-        <w:rPr>
-          <w:b/>
-        </w:rPr>
-        <w:t>remainder</w:t>
-      </w:r>
-    </w:p>
-    <w:p>
-      <w:pPr>
-        <w:pStyle w:val="Heading3"/>
-      </w:pPr>
-      <w:r>
-        <w:t>Retrieve what you already know</w:t>
-      </w:r>
-    </w:p>
-    <w:p>
-      <w:pPr>
-        <w:spacing w:line="336" w:lineRule="auto" w:after="180"/>
-        <w:shd w:fill="F5F1FB"/>
-      </w:pPr>
-      <w:r>
-        <w:rPr>
-          <w:b w:val="0"/>
-        </w:rPr>
-        <w:t>What is the difference between 8 + 2 and "8" + "2"?</w:t>
-      </w:r>
-    </w:p>
-    <w:p>
-      <w:pPr>
-        <w:pStyle w:val="Heading3"/>
-      </w:pPr>
-      <w:r>
-        <w:t>My starting explanation</w:t>
-      </w:r>
-    </w:p>
-    <w:p>
-      <w:r>
-        <w:t>________________________________________________________________</w:t>
-      </w:r>
-    </w:p>
-    <w:p>
-      <w:r>
-        <w:t>________________________________________________________________</w:t>
-      </w:r>
-    </w:p>
-    <w:p>
-      <w:r>
-        <w:t>________________________________________________________________</w:t>
-      </w:r>
-    </w:p>
-    <w:p>
-      <w:pPr>
-        <w:pStyle w:val="Heading3"/>
-      </w:pPr>
-      <w:r>
-        <w:t>This week’s end goal</w:t>
-      </w:r>
-    </w:p>
-    <w:p>
-      <w:pPr>
-        <w:spacing w:line="336" w:lineRule="auto" w:after="180"/>
-      </w:pPr>
-      <w:r>
-        <w:rPr>
-          <w:b w:val="0"/>
-        </w:rPr>
-        <w:t xml:space="preserve">Trace </w:t>
+        <w:t xml:space="preserve">This week you will predict </w:t>
       </w:r>
       <w:r>
         <w:rPr>
@@ -321,54 +358,26 @@
         <w:rPr>
           <w:b w:val="0"/>
         </w:rPr>
-        <w:t xml:space="preserve">s and </w:t>
-      </w:r>
-      <w:r>
-        <w:rPr>
-          <w:b/>
-        </w:rPr>
-        <w:t>operator</w:t>
-      </w:r>
+        <w:t>s, make grouping visible and check division against a physical interpretation.</w:t>
+      </w:r>
+    </w:p>
+    <w:p>
+      <w:pPr>
+        <w:pStyle w:val="Heading2"/>
+      </w:pPr>
+      <w:r>
+        <w:t>Use a saved numeric-expression script</w:t>
+      </w:r>
+    </w:p>
+    <w:p>
+      <w:pPr>
+        <w:spacing w:line="336" w:lineRule="auto" w:after="180"/>
+      </w:pPr>
       <w:r>
         <w:rPr>
           <w:b w:val="0"/>
         </w:rPr>
-        <w:t xml:space="preserve"> order and explain the changed program before running it.</w:t>
-      </w:r>
-    </w:p>
-    <w:p>
-      <w:pPr>
-        <w:pStyle w:val="Heading1"/>
-      </w:pPr>
-      <w:r>
-        <w:t>02. Notice the evidence</w:t>
-      </w:r>
-    </w:p>
-    <w:p>
-      <w:r>
-        <w:t>Investigate the supplied Expressions and operator order case. Separate observations, given facts and assumptions before choosing an explanation.</w:t>
-      </w:r>
-    </w:p>
-    <w:p>
-      <w:pPr>
-        <w:spacing w:line="336" w:lineRule="auto" w:after="180"/>
-      </w:pPr>
-      <w:r>
-        <w:rPr>
-          <w:b w:val="0"/>
-        </w:rPr>
-        <w:t>Three packs each contain eight counters, with two more loose counters. First count the packed counters, then add the loose ones. A program needs that structure, not just the right numbers.</w:t>
-      </w:r>
-    </w:p>
-    <w:p>
-      <w:pPr>
-        <w:spacing w:line="336" w:lineRule="auto" w:after="180"/>
-      </w:pPr>
-      <w:r>
-        <w:rPr>
-          <w:b w:val="0"/>
-        </w:rPr>
-        <w:t xml:space="preserve">This week you will predict </w:t>
+        <w:t xml:space="preserve">Use numeric values in a fresh Python 3 script called </w:t>
       </w:r>
       <w:r>
         <w:rPr>
@@ -380,29 +389,6 @@
         <w:rPr>
           <w:b w:val="0"/>
         </w:rPr>
-        <w:t>s, make grouping visible and check division against a physical interpretation.</w:t>
-      </w:r>
-    </w:p>
-    <w:p>
-      <w:pPr>
-        <w:spacing w:line="336" w:lineRule="auto" w:after="180"/>
-      </w:pPr>
-      <w:r>
-        <w:rPr>
-          <w:b w:val="0"/>
-        </w:rPr>
-        <w:t xml:space="preserve">Use numeric values in a fresh Python 3 script called </w:t>
-      </w:r>
-      <w:r>
-        <w:rPr>
-          <w:b/>
-        </w:rPr>
-        <w:t>expression</w:t>
-      </w:r>
-      <w:r>
-        <w:rPr>
-          <w:b w:val="0"/>
-        </w:rPr>
         <w:t>s.py. Keep expected and observed results separate as before. Multiplication and division group more tightly than addition and subtraction.</w:t>
       </w:r>
     </w:p>
@@ -425,6 +411,14 @@
     </w:p>
     <w:p>
       <w:pPr>
+        <w:pStyle w:val="Heading2"/>
+      </w:pPr>
+      <w:r>
+        <w:t>Your first explanation</w:t>
+      </w:r>
+    </w:p>
+    <w:p>
+      <w:pPr>
         <w:pStyle w:val="Heading3"/>
       </w:pPr>
       <w:r>
@@ -451,12 +445,20 @@
         <w:pStyle w:val="Heading1"/>
       </w:pPr>
       <w:r>
-        <w:t>03. See how it works</w:t>
-      </w:r>
-    </w:p>
-    <w:p>
-      <w:r>
-        <w:t>Follow the mechanism for Expressions and operator order. Connect each labelled input, deciding step and result.</w:t>
+        <w:t>03. Match parentheses to the written model</w:t>
+      </w:r>
+    </w:p>
+    <w:p>
+      <w:r>
+        <w:t>Adding a loose pile once differs from adding it to every pack.</w:t>
+      </w:r>
+    </w:p>
+    <w:p>
+      <w:pPr>
+        <w:pStyle w:val="Heading2"/>
+      </w:pPr>
+      <w:r>
+        <w:t>Compare three explicit groupings</w:t>
       </w:r>
     </w:p>
     <w:p>
@@ -616,6 +618,14 @@
       </w:r>
     </w:p>
     <w:p>
+      <w:pPr>
+        <w:pStyle w:val="Heading2"/>
+      </w:pPr>
+      <w:r>
+        <w:t>Complete pack-and-loose script</w:t>
+      </w:r>
+    </w:p>
+    <w:p>
       <w:r>
         <w:rPr>
           <w:rFonts w:ascii="Courier New" w:hAnsi="Courier New"/>
@@ -634,6 +644,14 @@
     </w:p>
     <w:p>
       <w:pPr>
+        <w:pStyle w:val="Heading2"/>
+      </w:pPr>
+      <w:r>
+        <w:t>Explain why the model gives 26 rather than 30</w:t>
+      </w:r>
+    </w:p>
+    <w:p>
+      <w:pPr>
         <w:spacing w:line="336" w:lineRule="auto" w:after="180"/>
       </w:pPr>
       <w:r>
@@ -680,6 +698,30 @@
     </w:p>
     <w:p>
       <w:pPr>
+        <w:pStyle w:val="Heading2"/>
+      </w:pPr>
+      <w:r>
+        <w:t>Explain the deciding step</w:t>
+      </w:r>
+    </w:p>
+    <w:p>
+      <w:pPr>
+        <w:pStyle w:val="ListBullet"/>
+      </w:pPr>
+      <w:r>
+        <w:t>Point to the input, the deciding step and the result in this week’s visual. Explain the same step in ordinary words. A picture helps when you can say what each part represents.</w:t>
+      </w:r>
+    </w:p>
+    <w:p>
+      <w:pPr>
+        <w:pStyle w:val="Heading2"/>
+      </w:pPr>
+      <w:r>
+        <w:t>Earlier wording, alternatives and picture transcripts · reference / check after trying</w:t>
+      </w:r>
+    </w:p>
+    <w:p>
+      <w:pPr>
         <w:pStyle w:val="Heading3"/>
       </w:pPr>
       <w:r>
@@ -688,13 +730,781 @@
     </w:p>
     <w:p>
       <w:pPr>
+        <w:pStyle w:val="Heading1"/>
+      </w:pPr>
+      <w:r>
+        <w:t>04. Compare expression results without changing their meaning silently</w:t>
+      </w:r>
+    </w:p>
+    <w:p>
+      <w:r>
+        <w:t>State which quantities change and which grouping remains fixed.</w:t>
+      </w:r>
+    </w:p>
+    <w:p>
+      <w:pPr>
+        <w:pStyle w:val="Heading2"/>
+      </w:pPr>
+      <w:r>
+        <w:t>Predict the supported change</w:t>
+      </w:r>
+    </w:p>
+    <w:p>
+      <w:pPr>
+        <w:pStyle w:val="ListBullet"/>
+      </w:pPr>
+      <w:r>
+        <w:t>Predict 16 - 5 - 3, 16 - (5 - 3), and 18 / 3 * 2. Write the grouping, run each line and record actual results separately.</w:t>
+      </w:r>
+    </w:p>
+    <w:p>
+      <w:pPr>
+        <w:pStyle w:val="Heading3"/>
+      </w:pPr>
+      <w:r>
+        <w:t>Keep the procedure fixed. Explain what changed in the inputs and result.</w:t>
+      </w:r>
+    </w:p>
+    <w:p>
+      <w:r>
+        <w:t>________________________________________________________________</w:t>
+      </w:r>
+    </w:p>
+    <w:p>
+      <w:r>
+        <w:t>________________________________________________________________</w:t>
+      </w:r>
+    </w:p>
+    <w:p>
+      <w:r>
+        <w:t>________________________________________________________________</w:t>
+      </w:r>
+    </w:p>
+    <w:p>
+      <w:r>
+        <w:t>________________________________________________________________</w:t>
+      </w:r>
+    </w:p>
+    <w:p>
+      <w:r>
+        <w:t>________________________________________________________________</w:t>
+      </w:r>
+    </w:p>
+    <w:p>
+      <w:pPr>
+        <w:pStyle w:val="Heading2"/>
+      </w:pPr>
+      <w:r>
+        <w:t>Predict the pictured variant</w:t>
+      </w:r>
+    </w:p>
+    <w:p>
+      <w:pPr>
+        <w:pStyle w:val="ListBullet"/>
+      </w:pPr>
+      <w:r>
+        <w:t>Change: Replace the final multiplier 5 with 4 in both expressions.</w:t>
+      </w:r>
+    </w:p>
+    <w:p>
+      <w:pPr>
+        <w:pStyle w:val="Heading2"/>
+      </w:pPr>
+      <w:r>
+        <w:t>Check after predicting · reference / check after trying</w:t>
+      </w:r>
+    </w:p>
+    <w:p>
+      <w:pPr>
         <w:spacing w:line="336" w:lineRule="auto" w:after="180"/>
       </w:pPr>
+      <w:r>
+        <w:rPr>
+          <w:b/>
+        </w:rPr>
+        <w:t>Prediction</w:t>
+      </w:r>
       <w:r>
         <w:rPr>
           <w:b w:val="0"/>
         </w:rPr>
-        <w:t xml:space="preserve">Point to the </w:t>
+        <w:t>: The first result is 11; the grouped result is 20.</w:t>
+      </w:r>
+    </w:p>
+    <w:p>
+      <w:pPr>
+        <w:spacing w:line="336" w:lineRule="auto" w:after="180"/>
+      </w:pPr>
+      <w:r>
+        <w:rPr>
+          <w:b w:val="0"/>
+        </w:rPr>
+        <w:t>Reason: 3+2*4=3+8; (3+2)*4=5*4.</w:t>
+      </w:r>
+    </w:p>
+    <w:p>
+      <w:pPr>
+        <w:pStyle w:val="Heading2"/>
+      </w:pPr>
+      <w:r>
+        <w:t>Earlier wording, alternatives and picture transcripts · reference / check after trying</w:t>
+      </w:r>
+    </w:p>
+    <w:p>
+      <w:pPr>
+        <w:pStyle w:val="Heading3"/>
+      </w:pPr>
+      <w:r>
+        <w:t>Compare a familiar case with a changed case</w:t>
+      </w:r>
+    </w:p>
+    <w:p>
+      <w:pPr>
+        <w:pStyle w:val="Heading3"/>
+      </w:pPr>
+      <w:r>
+        <w:t>Change one thing in the pictured case</w:t>
+      </w:r>
+    </w:p>
+    <w:p>
+      <w:pPr>
+        <w:pStyle w:val="Heading1"/>
+      </w:pPr>
+      <w:r>
+        <w:t>06. Trace precedence in a separate dimensionless example</w:t>
+      </w:r>
+    </w:p>
+    <w:p>
+      <w:r>
+        <w:t>Do not mix the 3+2*5 picture with the 3*8+2 packing story.</w:t>
+      </w:r>
+    </w:p>
+    <w:p>
+      <w:pPr>
+        <w:pStyle w:val="Heading2"/>
+      </w:pPr>
+      <w:r>
+        <w:t>Read the supplied expression pair</w:t>
+      </w:r>
+    </w:p>
+    <w:p>
+      <w:pPr>
+        <w:spacing w:line="336" w:lineRule="auto" w:after="180"/>
+      </w:pPr>
+      <w:r>
+        <w:rPr>
+          <w:b w:val="0"/>
+        </w:rPr>
+        <w:t xml:space="preserve">Compare two dimensionless arithmetic </w:t>
+      </w:r>
+      <w:r>
+        <w:rPr>
+          <w:b/>
+        </w:rPr>
+        <w:t>expression</w:t>
+      </w:r>
+      <w:r>
+        <w:rPr>
+          <w:b w:val="0"/>
+        </w:rPr>
+        <w:t>s: adding 3 after 2*5 versus multiplying the whole 3+2 group by 5. Match each group to a written model before using it for a real counting task.</w:t>
+      </w:r>
+    </w:p>
+    <w:p>
+      <w:pPr>
+        <w:spacing w:line="336" w:lineRule="auto" w:after="180"/>
+      </w:pPr>
+      <w:r>
+        <w:rPr>
+          <w:b w:val="0"/>
+        </w:rPr>
+        <w:t xml:space="preserve">Python 3: print(3+2*5); print((3+2)*5). </w:t>
+      </w:r>
+      <w:r>
+        <w:rPr>
+          <w:b/>
+        </w:rPr>
+        <w:t>Input</w:t>
+      </w:r>
+      <w:r>
+        <w:rPr>
+          <w:b w:val="0"/>
+        </w:rPr>
+        <w:t>s are dimensionless for this arithmetic exercise.</w:t>
+      </w:r>
+    </w:p>
+    <w:p>
+      <w:pPr>
+        <w:pStyle w:val="Heading2"/>
+      </w:pPr>
+      <w:r>
+        <w:t>Trace each deciding step</w:t>
+      </w:r>
+    </w:p>
+    <w:p>
+      <w:r>
+        <w:drawing>
+          <wp:inline xmlns:a="http://schemas.openxmlformats.org/drawingml/2006/main" xmlns:pic="http://schemas.openxmlformats.org/drawingml/2006/picture">
+            <wp:extent cx="5486400" cy="3182112"/>
+            <wp:docPr id="1" name="Picture 1" descr="Use precedence: In 3+2*5, multiplication happens first. → Compute first result: 2*5 is 10; adding 3 gives 13. → Compute grouped result: Parentheses give 3+2=5 first; multiplying by 5 gives 25."/>
+            <wp:cNvGraphicFramePr>
+              <a:graphicFrameLocks noChangeAspect="1"/>
+            </wp:cNvGraphicFramePr>
+            <a:graphic>
+              <a:graphicData uri="http://schemas.openxmlformats.org/drawingml/2006/picture">
+                <pic:pic>
+                  <pic:nvPicPr>
+                    <pic:cNvPr id="0" name="academy-story-python-bridge-3-02.png"/>
+                    <pic:cNvPicPr/>
+                  </pic:nvPicPr>
+                  <pic:blipFill>
+                    <a:blip r:embed="rId9"/>
+                    <a:stretch>
+                      <a:fillRect/>
+                    </a:stretch>
+                  </pic:blipFill>
+                  <pic:spPr>
+                    <a:xfrm>
+                      <a:off x="0" y="0"/>
+                      <a:ext cx="5486400" cy="3182112"/>
+                    </a:xfrm>
+                    <a:prstGeom prst="rect"/>
+                  </pic:spPr>
+                </pic:pic>
+              </a:graphicData>
+            </a:graphic>
+          </wp:inline>
+        </w:drawing>
+      </w:r>
+    </w:p>
+    <w:p>
+      <w:pPr>
+        <w:pStyle w:val="Heading3"/>
+      </w:pPr>
+      <w:r>
+        <w:t>Read the picture one step at a time</w:t>
+      </w:r>
+    </w:p>
+    <w:tbl>
+      <w:tblPr>
+        <w:tblStyle w:val="LightShading-Accent1"/>
+        <w:tblW w:type="auto" w:w="0"/>
+        <w:tblLook w:firstColumn="1" w:firstRow="1" w:lastColumn="0" w:lastRow="0" w:noHBand="0" w:noVBand="1" w:val="04A0"/>
+      </w:tblPr>
+      <w:tblGrid>
+        <w:gridCol w:w="5112"/>
+        <w:gridCol w:w="5112"/>
+      </w:tblGrid>
+      <w:tr>
+        <w:trPr>
+          <w:tblHeader/>
+        </w:trPr>
+        <w:tc>
+          <w:tcPr>
+            <w:tcW w:type="dxa" w:w="5112"/>
+          </w:tcPr>
+          <w:p>
+            <w:r>
+              <w:t>Step</w:t>
+            </w:r>
+          </w:p>
+        </w:tc>
+        <w:tc>
+          <w:tcPr>
+            <w:tcW w:type="dxa" w:w="5112"/>
+          </w:tcPr>
+          <w:p>
+            <w:r>
+              <w:t>What happens and why</w:t>
+            </w:r>
+          </w:p>
+        </w:tc>
+      </w:tr>
+      <w:tr>
+        <w:tc>
+          <w:tcPr>
+            <w:tcW w:type="dxa" w:w="5112"/>
+          </w:tcPr>
+          <w:p>
+            <w:r>
+              <w:t>1. Use precedence</w:t>
+            </w:r>
+          </w:p>
+        </w:tc>
+        <w:tc>
+          <w:tcPr>
+            <w:tcW w:type="dxa" w:w="5112"/>
+          </w:tcPr>
+          <w:p>
+            <w:r>
+              <w:t>In 3+2*5, multiplication happens first.</w:t>
+            </w:r>
+          </w:p>
+        </w:tc>
+      </w:tr>
+      <w:tr>
+        <w:tc>
+          <w:tcPr>
+            <w:tcW w:type="dxa" w:w="5112"/>
+          </w:tcPr>
+          <w:p>
+            <w:r>
+              <w:t>2. Compute first result</w:t>
+            </w:r>
+          </w:p>
+        </w:tc>
+        <w:tc>
+          <w:tcPr>
+            <w:tcW w:type="dxa" w:w="5112"/>
+          </w:tcPr>
+          <w:p>
+            <w:r>
+              <w:t>2*5 is 10; adding 3 gives 13.</w:t>
+            </w:r>
+          </w:p>
+        </w:tc>
+      </w:tr>
+      <w:tr>
+        <w:tc>
+          <w:tcPr>
+            <w:tcW w:type="dxa" w:w="5112"/>
+          </w:tcPr>
+          <w:p>
+            <w:r>
+              <w:t>3. Compute grouped result</w:t>
+            </w:r>
+          </w:p>
+        </w:tc>
+        <w:tc>
+          <w:tcPr>
+            <w:tcW w:type="dxa" w:w="5112"/>
+          </w:tcPr>
+          <w:p>
+            <w:r>
+              <w:t>Parentheses give 3+2=5 first; multiplying by 5 gives 25.</w:t>
+            </w:r>
+          </w:p>
+        </w:tc>
+      </w:tr>
+    </w:tbl>
+    <w:p>
+      <w:r>
+        <w:t>Match each pictured step to the supplied facts. This is a worked teaching case, not an independent assessment.</w:t>
+      </w:r>
+    </w:p>
+    <w:p>
+      <w:pPr>
+        <w:spacing w:line="336" w:lineRule="auto" w:after="180"/>
+      </w:pPr>
+      <w:r>
+        <w:rPr>
+          <w:b/>
+        </w:rPr>
+        <w:t>Parentheses</w:t>
+      </w:r>
+      <w:r>
+        <w:rPr>
+          <w:b w:val="0"/>
+        </w:rPr>
+        <w:t xml:space="preserve"> explicitly group an operation. Without them, Python multiplication takes priority over addition; the same numerals can therefore describe different procedures.</w:t>
+      </w:r>
+    </w:p>
+    <w:p>
+      <w:pPr>
+        <w:pStyle w:val="Heading2"/>
+      </w:pPr>
+      <w:r>
+        <w:t>Read the complete comparison program</w:t>
+      </w:r>
+    </w:p>
+    <w:p>
+      <w:r>
+        <w:rPr>
+          <w:rFonts w:ascii="Courier New" w:hAnsi="Courier New"/>
+          <w:sz w:val="18"/>
+        </w:rPr>
+        <w:t>print(3 + 2 * 5)</w:t>
+        <w:br/>
+        <w:t>print((3 + 2) * 5)</w:t>
+        <w:br/>
+      </w:r>
+    </w:p>
+    <w:p>
+      <w:pPr>
+        <w:pStyle w:val="Heading2"/>
+      </w:pPr>
+      <w:r>
+        <w:t>Predict changing the multiplier to 4</w:t>
+      </w:r>
+    </w:p>
+    <w:p>
+      <w:pPr>
+        <w:pStyle w:val="ListBullet"/>
+      </w:pPr>
+      <w:r>
+        <w:t>Change one thing: Replace the final multiplier 5 with 4 in both expressions. Predict the result before checking the explanation. What remains the same?</w:t>
+      </w:r>
+    </w:p>
+    <w:p>
+      <w:pPr>
+        <w:pStyle w:val="Heading2"/>
+      </w:pPr>
+      <w:r>
+        <w:t>Check after predicting · reference / check after trying</w:t>
+      </w:r>
+    </w:p>
+    <w:p>
+      <w:r>
+        <w:drawing>
+          <wp:inline xmlns:a="http://schemas.openxmlformats.org/drawingml/2006/main" xmlns:pic="http://schemas.openxmlformats.org/drawingml/2006/picture">
+            <wp:extent cx="5486400" cy="3026664"/>
+            <wp:docPr id="2" name="Picture 2" descr="Original case: Parentheses give 3+2=5 first; multiplying by 5 gives 25. Changed condition: Replace the final multiplier 5 with 4 in both expressions. Expected result: The first result is 11; the grouped result is 20. Reason: 3+2*4=3+8; (3+2)*4=5*4."/>
+            <wp:cNvGraphicFramePr>
+              <a:graphicFrameLocks noChangeAspect="1"/>
+            </wp:cNvGraphicFramePr>
+            <a:graphic>
+              <a:graphicData uri="http://schemas.openxmlformats.org/drawingml/2006/picture">
+                <pic:pic>
+                  <pic:nvPicPr>
+                    <pic:cNvPr id="0" name="academy-story-python-bridge-3-04.png"/>
+                    <pic:cNvPicPr/>
+                  </pic:nvPicPr>
+                  <pic:blipFill>
+                    <a:blip r:embed="rId10"/>
+                    <a:stretch>
+                      <a:fillRect/>
+                    </a:stretch>
+                  </pic:blipFill>
+                  <pic:spPr>
+                    <a:xfrm>
+                      <a:off x="0" y="0"/>
+                      <a:ext cx="5486400" cy="3026664"/>
+                    </a:xfrm>
+                    <a:prstGeom prst="rect"/>
+                  </pic:spPr>
+                </pic:pic>
+              </a:graphicData>
+            </a:graphic>
+          </wp:inline>
+        </w:drawing>
+      </w:r>
+    </w:p>
+    <w:p>
+      <w:pPr>
+        <w:pStyle w:val="Heading2"/>
+      </w:pPr>
+      <w:r>
+        <w:t>State the model-choice limit</w:t>
+      </w:r>
+    </w:p>
+    <w:p>
+      <w:pPr>
+        <w:pStyle w:val="ListBullet"/>
+      </w:pPr>
+      <w:r>
+        <w:t>Arithmetic correctness does not decide which expression matches a real problem; the written model must define the intended quantities.</w:t>
+      </w:r>
+    </w:p>
+    <w:p>
+      <w:pPr>
+        <w:pStyle w:val="ListBullet"/>
+      </w:pPr>
+      <w:r>
+        <w:t>Read the labelled picture: Trace the operation order in both expressions. Identify which picture step changes with parentheses and predict both results when the multiplier becomes four.</w:t>
+      </w:r>
+    </w:p>
+    <w:p>
+      <w:pPr>
+        <w:pStyle w:val="Heading2"/>
+      </w:pPr>
+      <w:r>
+        <w:t>Separate practice · Same-precedence operations · reference / check after trying</w:t>
+      </w:r>
+    </w:p>
+    <w:p>
+      <w:r>
+        <w:rPr>
+          <w:rFonts w:ascii="Courier New" w:hAnsi="Courier New"/>
+          <w:sz w:val="18"/>
+        </w:rPr>
+        <w:t>print(20 - 6 - 2)</w:t>
+        <w:br/>
+        <w:t>print(20 - (6 - 2))</w:t>
+        <w:br/>
+        <w:t>print(12 / 3 * 2)</w:t>
+      </w:r>
+    </w:p>
+    <w:p>
+      <w:pPr>
+        <w:spacing w:line="336" w:lineRule="auto" w:after="180"/>
+      </w:pPr>
+      <w:r>
+        <w:rPr>
+          <w:b w:val="0"/>
+        </w:rPr>
+        <w:t xml:space="preserve">The first line groups subtraction from left to right: (20 - 6) - 2 gives 12. The second gives 16. Multiplication and division share a </w:t>
+      </w:r>
+      <w:r>
+        <w:rPr>
+          <w:b/>
+        </w:rPr>
+        <w:t>precedence</w:t>
+      </w:r>
+      <w:r>
+        <w:rPr>
+          <w:b w:val="0"/>
+        </w:rPr>
+        <w:t xml:space="preserve"> level, so 12 / 3 * 2 groups as (12 / 3) * 2 and displays 8.0, not 2.0.</w:t>
+      </w:r>
+    </w:p>
+    <w:p>
+      <w:pPr>
+        <w:spacing w:line="336" w:lineRule="auto" w:after="180"/>
+      </w:pPr>
+      <w:r>
+        <w:rPr>
+          <w:b w:val="0"/>
+        </w:rPr>
+        <w:t>Ordinary / division produces a float, even when the result is mathematically whole.</w:t>
+      </w:r>
+    </w:p>
+    <w:p>
+      <w:pPr>
+        <w:pStyle w:val="Heading3"/>
+      </w:pPr>
+      <w:r>
+        <w:t>Explain why 18 - 4 * 3 gives 6 while (18 - 4) * 3 gives 42. Which operation is grouped first in each expression?</w:t>
+      </w:r>
+    </w:p>
+    <w:p>
+      <w:r>
+        <w:t>________________________________________________________________</w:t>
+      </w:r>
+    </w:p>
+    <w:p>
+      <w:r>
+        <w:t>________________________________________________________________</w:t>
+      </w:r>
+    </w:p>
+    <w:p>
+      <w:r>
+        <w:t>________________________________________________________________</w:t>
+      </w:r>
+    </w:p>
+    <w:p>
+      <w:r>
+        <w:t>________________________________________________________________</w:t>
+      </w:r>
+    </w:p>
+    <w:p>
+      <w:r>
+        <w:t>________________________________________________________________</w:t>
+      </w:r>
+    </w:p>
+    <w:p>
+      <w:pPr>
+        <w:pStyle w:val="Heading2"/>
+      </w:pPr>
+      <w:r>
+        <w:t>Earlier wording, alternatives and picture transcripts · reference / check after trying</w:t>
+      </w:r>
+    </w:p>
+    <w:p>
+      <w:pPr>
+        <w:pStyle w:val="Heading3"/>
+      </w:pPr>
+      <w:r>
+        <w:t>Learn from the worked case</w:t>
+      </w:r>
+    </w:p>
+    <w:p>
+      <w:pPr>
+        <w:spacing w:line="336" w:lineRule="auto" w:after="180"/>
+      </w:pPr>
+      <w:r>
+        <w:rPr>
+          <w:b w:val="0"/>
+        </w:rPr>
+        <w:t>Cover the result before checking it. Say what is given, choose the procedure, and follow one step at a time. Then uncover the result and explain your first mismatch. Ask why a step is allowed, not only what number it produces.</w:t>
+      </w:r>
+    </w:p>
+    <w:p>
+      <w:pPr>
+        <w:pStyle w:val="Heading3"/>
+      </w:pPr>
+      <w:r>
+        <w:t>A pictorial worked case: Expressions and operator order</w:t>
+      </w:r>
+    </w:p>
+    <w:p>
+      <w:pPr>
+        <w:pStyle w:val="Heading3"/>
+      </w:pPr>
+      <w:r>
+        <w:t>The facts we will use</w:t>
+      </w:r>
+    </w:p>
+    <w:p>
+      <w:r>
+        <w:drawing>
+          <wp:inline xmlns:a="http://schemas.openxmlformats.org/drawingml/2006/main" xmlns:pic="http://schemas.openxmlformats.org/drawingml/2006/picture">
+            <wp:extent cx="5486400" cy="5145314"/>
+            <wp:docPr id="3" name="Picture 3" descr="Expressions and operator order. Use precedence: In 3+2*5, multiplication happens first.. Compute first result: 2*5 is 10; adding 3 gives 13.. Compute grouped result: Parentheses give 3+2=5 first; multiplying by 5 gives 25."/>
+            <wp:cNvGraphicFramePr>
+              <a:graphicFrameLocks noChangeAspect="1"/>
+            </wp:cNvGraphicFramePr>
+            <a:graphic>
+              <a:graphicData uri="http://schemas.openxmlformats.org/drawingml/2006/picture">
+                <pic:pic>
+                  <pic:nvPicPr>
+                    <pic:cNvPr id="0" name="academy-visual-python-bridge-3.png"/>
+                    <pic:cNvPicPr/>
+                  </pic:nvPicPr>
+                  <pic:blipFill>
+                    <a:blip r:embed="rId11"/>
+                    <a:stretch>
+                      <a:fillRect/>
+                    </a:stretch>
+                  </pic:blipFill>
+                  <pic:spPr>
+                    <a:xfrm>
+                      <a:off x="0" y="0"/>
+                      <a:ext cx="5486400" cy="5145314"/>
+                    </a:xfrm>
+                    <a:prstGeom prst="rect"/>
+                  </pic:spPr>
+                </pic:pic>
+              </a:graphicData>
+            </a:graphic>
+          </wp:inline>
+        </w:drawing>
+      </w:r>
+    </w:p>
+    <w:p>
+      <w:pPr>
+        <w:pStyle w:val="Heading3"/>
+      </w:pPr>
+      <w:r>
+        <w:t>Why this result follows</w:t>
+      </w:r>
+    </w:p>
+    <w:p>
+      <w:pPr>
+        <w:pStyle w:val="Heading3"/>
+      </w:pPr>
+      <w:r>
+        <w:t>What this example does not establish</w:t>
+      </w:r>
+    </w:p>
+    <w:p>
+      <w:pPr>
+        <w:pStyle w:val="Heading1"/>
+      </w:pPr>
+      <w:r>
+        <w:t>07. Choose division, complete groups or a remainder</w:t>
+      </w:r>
+    </w:p>
+    <w:p>
+      <w:r>
+        <w:t>The counting interpretation assumes nonnegative whole counters and a positive group size.</w:t>
+      </w:r>
+    </w:p>
+    <w:p>
+      <w:pPr>
+        <w:pStyle w:val="Heading2"/>
+      </w:pPr>
+      <w:r>
+        <w:t>Run the complete 17-in-groups-of-5 script</w:t>
+      </w:r>
+    </w:p>
+    <w:p>
+      <w:r>
+        <w:rPr>
+          <w:rFonts w:ascii="Courier New" w:hAnsi="Courier New"/>
+          <w:sz w:val="18"/>
+        </w:rPr>
+        <w:t>counters = 17</w:t>
+        <w:br/>
+        <w:t>group_size = 5</w:t>
+        <w:br/>
+        <w:t>print(counters / group_size)</w:t>
+        <w:br/>
+        <w:t>print(counters // group_size)</w:t>
+        <w:br/>
+        <w:t>print(counters % group_size)</w:t>
+      </w:r>
+    </w:p>
+    <w:p>
+      <w:pPr>
+        <w:pStyle w:val="Heading2"/>
+      </w:pPr>
+      <w:r>
+        <w:t>Check 17=3*5+2 and the three output meanings</w:t>
+      </w:r>
+    </w:p>
+    <w:p>
+      <w:pPr>
+        <w:spacing w:line="336" w:lineRule="auto" w:after="180"/>
+      </w:pPr>
+      <w:r>
+        <w:rPr>
+          <w:b w:val="0"/>
+        </w:rPr>
+        <w:t xml:space="preserve">The </w:t>
+      </w:r>
+      <w:r>
+        <w:rPr>
+          <w:b/>
+        </w:rPr>
+        <w:t>output</w:t>
+      </w:r>
+      <w:r>
+        <w:rPr>
+          <w:b w:val="0"/>
+        </w:rPr>
+        <w:t xml:space="preserve">s are 3.4, 3 and 2. With nonnegative whole counters and a positive group size, // gives the number of complete groups and % gives the </w:t>
+      </w:r>
+      <w:r>
+        <w:rPr>
+          <w:b/>
+        </w:rPr>
+        <w:t>remainder</w:t>
+      </w:r>
+      <w:r>
+        <w:rPr>
+          <w:b w:val="0"/>
+        </w:rPr>
+        <w:t>: 17 = 3 * 5 + 2.</w:t>
+      </w:r>
+    </w:p>
+    <w:p>
+      <w:pPr>
+        <w:spacing w:line="336" w:lineRule="auto" w:after="180"/>
+      </w:pPr>
+      <w:r>
+        <w:rPr>
+          <w:b w:val="0"/>
+        </w:rPr>
+        <w:t>Ordinary division answers a different question about a ratio; 3.4 complete five-counter groups cannot be built without splitting counters.</w:t>
+      </w:r>
+    </w:p>
+    <w:p>
+      <w:pPr>
+        <w:pStyle w:val="Heading2"/>
+      </w:pPr>
+      <w:r>
+        <w:t>State the zero/negative domain boundary</w:t>
+      </w:r>
+    </w:p>
+    <w:p>
+      <w:pPr>
+        <w:spacing w:line="336" w:lineRule="auto" w:after="180"/>
+      </w:pPr>
+      <w:r>
+        <w:rPr>
+          <w:b w:val="0"/>
+        </w:rPr>
+        <w:t xml:space="preserve">For nonnegative whole </w:t>
       </w:r>
       <w:r>
         <w:rPr>
@@ -706,7 +1516,100 @@
         <w:rPr>
           <w:b w:val="0"/>
         </w:rPr>
-        <w:t>, the deciding step and the result in this week’s visual. Explain the same step in ordinary words. A picture helps when you can say what each part represents.</w:t>
+        <w:t xml:space="preserve">s, the </w:t>
+      </w:r>
+      <w:r>
+        <w:rPr>
+          <w:b/>
+        </w:rPr>
+        <w:t>remainder</w:t>
+      </w:r>
+      <w:r>
+        <w:rPr>
+          <w:b w:val="0"/>
+        </w:rPr>
+        <w:t xml:space="preserve"> is at least zero and smaller than the group size. A group size of zero is invalid and division by zero raises an error.</w:t>
+      </w:r>
+    </w:p>
+    <w:p>
+      <w:pPr>
+        <w:spacing w:line="336" w:lineRule="auto" w:after="180"/>
+      </w:pPr>
+      <w:r>
+        <w:rPr>
+          <w:b w:val="0"/>
+        </w:rPr>
+        <w:t>These whole-group interpretations assume nonnegative counts and positive group sizes; do not generalise them to negative quantities without examining Python’s floor-division rule.</w:t>
+      </w:r>
+    </w:p>
+    <w:p>
+      <w:pPr>
+        <w:pStyle w:val="Heading2"/>
+      </w:pPr>
+      <w:r>
+        <w:t>Explain the operation choice</w:t>
+      </w:r>
+    </w:p>
+    <w:p>
+      <w:pPr>
+        <w:pStyle w:val="ListBullet"/>
+      </w:pPr>
+      <w:r>
+        <w:t>For 17 counters in groups of 5, explain /, // and %. Show a multiplication-and-addition check for the complete groups and remainder.</w:t>
+      </w:r>
+    </w:p>
+    <w:p>
+      <w:pPr>
+        <w:pStyle w:val="Heading3"/>
+      </w:pPr>
+      <w:r>
+        <w:t>State one repair and the checks you would rerun.</w:t>
+      </w:r>
+    </w:p>
+    <w:p>
+      <w:r>
+        <w:t>________________________________________________________________</w:t>
+      </w:r>
+    </w:p>
+    <w:p>
+      <w:r>
+        <w:t>________________________________________________________________</w:t>
+      </w:r>
+    </w:p>
+    <w:p>
+      <w:r>
+        <w:t>________________________________________________________________</w:t>
+      </w:r>
+    </w:p>
+    <w:p>
+      <w:r>
+        <w:t>________________________________________________________________</w:t>
+      </w:r>
+    </w:p>
+    <w:p>
+      <w:r>
+        <w:t>________________________________________________________________</w:t>
+      </w:r>
+    </w:p>
+    <w:p>
+      <w:r>
+        <w:t>________________________________________________________________</w:t>
+      </w:r>
+    </w:p>
+    <w:p>
+      <w:pPr>
+        <w:pStyle w:val="Heading2"/>
+      </w:pPr>
+      <w:r>
+        <w:t>Earlier wording, alternatives and picture transcripts · reference / check after trying</w:t>
+      </w:r>
+    </w:p>
+    <w:p>
+      <w:pPr>
+        <w:pStyle w:val="Heading3"/>
+      </w:pPr>
+      <w:r>
+        <w:t>Locate the earliest unsupported step</w:t>
       </w:r>
     </w:p>
     <w:p>
@@ -714,12 +1617,28 @@
         <w:pStyle w:val="Heading1"/>
       </w:pPr>
       <w:r>
-        <w:t>04. Compare the cases</w:t>
-      </w:r>
-    </w:p>
-    <w:p>
-      <w:r>
-        <w:t>Compare the supplied cases for Expressions and operator order. Identify the detail that changes the conclusion.</w:t>
+        <w:t>08. Practise grouping with less help</w:t>
+      </w:r>
+    </w:p>
+    <w:p>
+      <w:r>
+        <w:t>Mark parentheses before calculating or running.</w:t>
+      </w:r>
+    </w:p>
+    <w:p>
+      <w:pPr>
+        <w:pStyle w:val="Heading2"/>
+      </w:pPr>
+      <w:r>
+        <w:t>Explain the procedure</w:t>
+      </w:r>
+    </w:p>
+    <w:p>
+      <w:pPr>
+        <w:pStyle w:val="ListBullet"/>
+      </w:pPr>
+      <w:r>
+        <w:t>Write an expression for three packs of eight counters plus two loose counters. Explain why adding two within the parentheses for every pack describes a different situation.</w:t>
       </w:r>
     </w:p>
     <w:p>
@@ -727,7 +1646,537 @@
         <w:pStyle w:val="Heading3"/>
       </w:pPr>
       <w:r>
-        <w:t>Compare a familiar case with a changed case</w:t>
+        <w:t>Explain why 18 - 4 * 3 gives 6 while (18 - 4) * 3 gives 42. Which operation is grouped first in each expression?</w:t>
+      </w:r>
+    </w:p>
+    <w:p>
+      <w:r>
+        <w:t>________________________________________________________________</w:t>
+      </w:r>
+    </w:p>
+    <w:p>
+      <w:r>
+        <w:t>________________________________________________________________</w:t>
+      </w:r>
+    </w:p>
+    <w:p>
+      <w:r>
+        <w:t>________________________________________________________________</w:t>
+      </w:r>
+    </w:p>
+    <w:p>
+      <w:r>
+        <w:t>________________________________________________________________</w:t>
+      </w:r>
+    </w:p>
+    <w:p>
+      <w:r>
+        <w:t>________________________________________________________________</w:t>
+      </w:r>
+    </w:p>
+    <w:p>
+      <w:pPr>
+        <w:pStyle w:val="Heading3"/>
+      </w:pPr>
+      <w:r>
+        <w:t>Explain your prediction to a partner before comparing results.</w:t>
+      </w:r>
+    </w:p>
+    <w:p>
+      <w:r>
+        <w:t>________________________________________________________________</w:t>
+      </w:r>
+    </w:p>
+    <w:p>
+      <w:r>
+        <w:t>________________________________________________________________</w:t>
+      </w:r>
+    </w:p>
+    <w:p>
+      <w:r>
+        <w:t>________________________________________________________________</w:t>
+      </w:r>
+    </w:p>
+    <w:p>
+      <w:r>
+        <w:t>________________________________________________________________</w:t>
+      </w:r>
+    </w:p>
+    <w:p>
+      <w:pPr>
+        <w:pStyle w:val="Heading2"/>
+      </w:pPr>
+      <w:r>
+        <w:t>Complete the W2 grouping task</w:t>
+      </w:r>
+    </w:p>
+    <w:p>
+      <w:pPr>
+        <w:spacing w:line="336" w:lineRule="auto" w:after="180"/>
+      </w:pPr>
+      <w:r>
+        <w:rPr>
+          <w:b w:val="0"/>
+        </w:rPr>
+        <w:t>Use workbook W2 for the connected example “</w:t>
+      </w:r>
+      <w:r>
+        <w:rPr>
+          <w:b/>
+        </w:rPr>
+        <w:t>Expression</w:t>
+      </w:r>
+      <w:r>
+        <w:rPr>
+          <w:b w:val="0"/>
+        </w:rPr>
+        <w:t xml:space="preserve">s and </w:t>
+      </w:r>
+      <w:r>
+        <w:rPr>
+          <w:b/>
+        </w:rPr>
+        <w:t>operator</w:t>
+      </w:r>
+      <w:r>
+        <w:rPr>
+          <w:b w:val="0"/>
+        </w:rPr>
+        <w:t xml:space="preserve"> order”. First fill the </w:t>
+      </w:r>
+      <w:r>
+        <w:rPr>
+          <w:b/>
+        </w:rPr>
+        <w:t>input</w:t>
+      </w:r>
+      <w:r>
+        <w:rPr>
+          <w:b w:val="0"/>
+        </w:rPr>
+        <w:t xml:space="preserve"> and rule boxes. Try the middle steps before asking for a hint. After a hint, try the next step yourself.</w:t>
+      </w:r>
+    </w:p>
+    <w:tbl>
+      <w:tblPr>
+        <w:tblStyle w:val="LightShading-Accent1"/>
+        <w:tblW w:type="auto" w:w="0"/>
+        <w:tblLook w:firstColumn="1" w:firstRow="1" w:lastColumn="0" w:lastRow="0" w:noHBand="0" w:noVBand="1" w:val="04A0"/>
+      </w:tblPr>
+      <w:tblGrid>
+        <w:gridCol w:w="3408"/>
+        <w:gridCol w:w="3408"/>
+        <w:gridCol w:w="3408"/>
+      </w:tblGrid>
+      <w:tr>
+        <w:trPr>
+          <w:tblHeader/>
+        </w:trPr>
+        <w:tc>
+          <w:tcPr>
+            <w:tcW w:type="dxa" w:w="3408"/>
+          </w:tcPr>
+          <w:p>
+            <w:r>
+              <w:t>Plan</w:t>
+            </w:r>
+          </w:p>
+        </w:tc>
+        <w:tc>
+          <w:tcPr>
+            <w:tcW w:type="dxa" w:w="3408"/>
+          </w:tcPr>
+          <w:p>
+            <w:r>
+              <w:t>Do</w:t>
+            </w:r>
+          </w:p>
+        </w:tc>
+        <w:tc>
+          <w:tcPr>
+            <w:tcW w:type="dxa" w:w="3408"/>
+          </w:tcPr>
+          <w:p>
+            <w:r>
+              <w:t>Check</w:t>
+            </w:r>
+          </w:p>
+        </w:tc>
+      </w:tr>
+      <w:tr>
+        <w:tc>
+          <w:tcPr>
+            <w:tcW w:type="dxa" w:w="3408"/>
+          </w:tcPr>
+          <w:p>
+            <w:r>
+              <w:t>What is given? Which rule or procedure applies?</w:t>
+            </w:r>
+          </w:p>
+        </w:tc>
+        <w:tc>
+          <w:tcPr>
+            <w:tcW w:type="dxa" w:w="3408"/>
+          </w:tcPr>
+          <w:p>
+            <w:r>
+              <w:t>Record each intermediate step.</w:t>
+            </w:r>
+          </w:p>
+        </w:tc>
+        <w:tc>
+          <w:tcPr>
+            <w:tcW w:type="dxa" w:w="3408"/>
+          </w:tcPr>
+          <w:p>
+            <w:r>
+              <w:t>Does the result follow? What remains unknown?</w:t>
+            </w:r>
+          </w:p>
+        </w:tc>
+      </w:tr>
+    </w:tbl>
+    <w:p>
+      <w:pPr>
+        <w:pStyle w:val="Heading2"/>
+      </w:pPr>
+      <w:r>
+        <w:t>Audit left-to-right reasoning</w:t>
+      </w:r>
+    </w:p>
+    <w:p>
+      <w:pPr>
+        <w:pStyle w:val="ListBullet"/>
+      </w:pPr>
+      <w:r>
+        <w:t>Use the worked case for Expressions and operator order. Proposed explanation: “All operations are read left to right regardless of precedence”. Decide whether this explanation is supported. Point to the step or supplied fact that decides; explain your repair if needed.</w:t>
+      </w:r>
+    </w:p>
+    <w:p>
+      <w:pPr>
+        <w:pStyle w:val="ListBullet"/>
+      </w:pPr>
+      <w:r>
+        <w:t>Answer on your own before discussion. If you are unsure, say which step you need help with.</w:t>
+      </w:r>
+    </w:p>
+    <w:p>
+      <w:pPr>
+        <w:pStyle w:val="Heading2"/>
+      </w:pPr>
+      <w:r>
+        <w:t>Explain the pictured multiplier change</w:t>
+      </w:r>
+    </w:p>
+    <w:p>
+      <w:pPr>
+        <w:pStyle w:val="ListBullet"/>
+      </w:pPr>
+      <w:r>
+        <w:t>Trace the operation order in both expressions. Identify which picture step changes with parentheses and predict both results when the multiplier becomes four.</w:t>
+      </w:r>
+    </w:p>
+    <w:p>
+      <w:pPr>
+        <w:pStyle w:val="Heading3"/>
+      </w:pPr>
+      <w:r>
+        <w:t>My explanation using a pictured step and the given facts</w:t>
+      </w:r>
+    </w:p>
+    <w:p>
+      <w:r>
+        <w:t>________________________________________________________________</w:t>
+      </w:r>
+    </w:p>
+    <w:p>
+      <w:r>
+        <w:t>________________________________________________________________</w:t>
+      </w:r>
+    </w:p>
+    <w:p>
+      <w:r>
+        <w:t>________________________________________________________________</w:t>
+      </w:r>
+    </w:p>
+    <w:p>
+      <w:r>
+        <w:t>________________________________________________________________</w:t>
+      </w:r>
+    </w:p>
+    <w:p>
+      <w:pPr>
+        <w:pStyle w:val="Heading2"/>
+      </w:pPr>
+      <w:r>
+        <w:t>Reserve the selected transfer</w:t>
+      </w:r>
+    </w:p>
+    <w:p>
+      <w:pPr>
+        <w:spacing w:line="336" w:lineRule="auto" w:after="180"/>
+      </w:pPr>
+      <w:r>
+        <w:rPr>
+          <w:b w:val="0"/>
+        </w:rPr>
+        <w:t>This is supported practice. Keep the separately named independent case for an attempt before feedback.</w:t>
+      </w:r>
+    </w:p>
+    <w:p>
+      <w:pPr>
+        <w:pStyle w:val="Heading2"/>
+      </w:pPr>
+      <w:r>
+        <w:t>Earlier wording, alternatives and picture transcripts · reference / check after trying</w:t>
+      </w:r>
+    </w:p>
+    <w:p>
+      <w:pPr>
+        <w:pStyle w:val="Heading3"/>
+      </w:pPr>
+      <w:r>
+        <w:t>Practise with less help: Predict then test expressions</w:t>
+      </w:r>
+    </w:p>
+    <w:p>
+      <w:pPr>
+        <w:spacing w:line="336" w:lineRule="auto" w:after="180"/>
+      </w:pPr>
+      <w:r>
+        <w:rPr>
+          <w:b w:val="0"/>
+        </w:rPr>
+        <w:t>Explain your trace to a partner. Your partner points to one step to check. Swap roles on the next case. Each person writes their own explanation.</w:t>
+      </w:r>
+    </w:p>
+    <w:p>
+      <w:pPr>
+        <w:pStyle w:val="Heading3"/>
+      </w:pPr>
+      <w:r>
+        <w:t>Check your reasoning</w:t>
+      </w:r>
+    </w:p>
+    <w:p>
+      <w:pPr>
+        <w:pStyle w:val="Heading3"/>
+      </w:pPr>
+      <w:r>
+        <w:t>Explain the picture</w:t>
+      </w:r>
+    </w:p>
+    <w:p>
+      <w:pPr>
+        <w:pStyle w:val="Heading1"/>
+      </w:pPr>
+      <w:r>
+        <w:t>09. Test five complete grouping and division cases</w:t>
+      </w:r>
+    </w:p>
+    <w:p>
+      <w:r>
+        <w:t>Write the grouping and domain before observing the output.</w:t>
+      </w:r>
+    </w:p>
+    <w:p>
+      <w:pPr>
+        <w:pStyle w:val="Heading2"/>
+      </w:pPr>
+      <w:r>
+        <w:t>All supplied expression and boundary cases</w:t>
+      </w:r>
+    </w:p>
+    <w:tbl>
+      <w:tblPr>
+        <w:tblStyle w:val="LightShading-Accent1"/>
+        <w:tblW w:type="auto" w:w="0"/>
+        <w:tblLook w:firstColumn="1" w:firstRow="1" w:lastColumn="0" w:lastRow="0" w:noHBand="0" w:noVBand="1" w:val="04A0"/>
+      </w:tblPr>
+      <w:tblGrid>
+        <w:gridCol w:w="5112"/>
+        <w:gridCol w:w="5112"/>
+      </w:tblGrid>
+      <w:tr>
+        <w:trPr>
+          <w:tblHeader/>
+        </w:trPr>
+        <w:tc>
+          <w:tcPr>
+            <w:tcW w:type="dxa" w:w="5112"/>
+          </w:tcPr>
+          <w:p>
+            <w:r>
+              <w:t>Complete case</w:t>
+            </w:r>
+          </w:p>
+        </w:tc>
+        <w:tc>
+          <w:tcPr>
+            <w:tcW w:type="dxa" w:w="5112"/>
+          </w:tcPr>
+          <w:p>
+            <w:r>
+              <w:t>Expected grouping and result</w:t>
+            </w:r>
+          </w:p>
+        </w:tc>
+      </w:tr>
+      <w:tr>
+        <w:tc>
+          <w:tcPr>
+            <w:tcW w:type="dxa" w:w="5112"/>
+          </w:tcPr>
+          <w:p>
+            <w:r>
+              <w:t>A · 16-5-3</w:t>
+            </w:r>
+          </w:p>
+        </w:tc>
+        <w:tc>
+          <w:tcPr>
+            <w:tcW w:type="dxa" w:w="5112"/>
+          </w:tcPr>
+          <w:p>
+            <w:r>
+              <w:t>(16-5)-3=8</w:t>
+            </w:r>
+          </w:p>
+        </w:tc>
+      </w:tr>
+      <w:tr>
+        <w:tc>
+          <w:tcPr>
+            <w:tcW w:type="dxa" w:w="5112"/>
+          </w:tcPr>
+          <w:p>
+            <w:r>
+              <w:t>B · 16-(5-3)</w:t>
+            </w:r>
+          </w:p>
+        </w:tc>
+        <w:tc>
+          <w:tcPr>
+            <w:tcW w:type="dxa" w:w="5112"/>
+          </w:tcPr>
+          <w:p>
+            <w:r>
+              <w:t>16-2=14</w:t>
+            </w:r>
+          </w:p>
+        </w:tc>
+      </w:tr>
+      <w:tr>
+        <w:tc>
+          <w:tcPr>
+            <w:tcW w:type="dxa" w:w="5112"/>
+          </w:tcPr>
+          <w:p>
+            <w:r>
+              <w:t>C · 18/3*2</w:t>
+            </w:r>
+          </w:p>
+        </w:tc>
+        <w:tc>
+          <w:tcPr>
+            <w:tcW w:type="dxa" w:w="5112"/>
+          </w:tcPr>
+          <w:p>
+            <w:r>
+              <w:t>(18/3)*2=12.0</w:t>
+            </w:r>
+          </w:p>
+        </w:tc>
+      </w:tr>
+      <w:tr>
+        <w:tc>
+          <w:tcPr>
+            <w:tcW w:type="dxa" w:w="5112"/>
+          </w:tcPr>
+          <w:p>
+            <w:r>
+              <w:t>D · 17 counters/group_size 5</w:t>
+            </w:r>
+          </w:p>
+        </w:tc>
+        <w:tc>
+          <w:tcPr>
+            <w:tcW w:type="dxa" w:w="5112"/>
+          </w:tcPr>
+          <w:p>
+            <w:r>
+              <w:t>3.4 ratio, 3 whole groups, 2 remainder; 17=3*5+2</w:t>
+            </w:r>
+          </w:p>
+        </w:tc>
+      </w:tr>
+      <w:tr>
+        <w:tc>
+          <w:tcPr>
+            <w:tcW w:type="dxa" w:w="5112"/>
+          </w:tcPr>
+          <w:p>
+            <w:r>
+              <w:t>E · 17 counters/group_size 0</w:t>
+            </w:r>
+          </w:p>
+        </w:tc>
+        <w:tc>
+          <w:tcPr>
+            <w:tcW w:type="dxa" w:w="5112"/>
+          </w:tcPr>
+          <w:p>
+            <w:r>
+              <w:t>Division, floor division and modulo each raise ZeroDivisionError; no valid grouping count</w:t>
+            </w:r>
+          </w:p>
+        </w:tc>
+      </w:tr>
+    </w:tbl>
+    <w:p>
+      <w:pPr>
+        <w:pStyle w:val="Heading2"/>
+      </w:pPr>
+      <w:r>
+        <w:t>Complete W2 program</w:t>
+      </w:r>
+    </w:p>
+    <w:p>
+      <w:r>
+        <w:rPr>
+          <w:rFonts w:ascii="Courier New" w:hAnsi="Courier New"/>
+          <w:sz w:val="18"/>
+        </w:rPr>
+        <w:t>print(16 - 5 - 3)</w:t>
+        <w:br/>
+        <w:t>print(16 - (5 - 3))</w:t>
+        <w:br/>
+        <w:t>print(18 / 3 * 2)</w:t>
+        <w:br/>
+      </w:r>
+    </w:p>
+    <w:p>
+      <w:pPr>
+        <w:pStyle w:val="Heading2"/>
+      </w:pPr>
+      <w:r>
+        <w:t>Predict, run or trace, then explain meaning</w:t>
+      </w:r>
+    </w:p>
+    <w:p>
+      <w:pPr>
+        <w:pStyle w:val="ListNumber"/>
+      </w:pPr>
+      <w:r>
+        <w:t>Predict A/B/C from the complete W2 program before running, then record actual output separately. D uses the supplied division program; explain each result’s task meaning. Test E one operation at a time in a separate script, because its error stops subsequent statements. Keep the positive-group-size contract explicit; a zero denominator is not a group count of zero. Use the printed equality to check quotient and remainder for valid nonnegative integer cases. A changed expression may run correctly yet represent the wrong physical rule. Keep the selected grouped-addition/floor-division task for an individual attempt; record prior exposure to the familiar 17/5 example.</w:t>
+      </w:r>
+    </w:p>
+    <w:p>
+      <w:pPr>
+        <w:pStyle w:val="Heading2"/>
+      </w:pPr>
+      <w:r>
+        <w:t>Keep the evidence record</w:t>
       </w:r>
     </w:p>
     <w:p>
@@ -741,65 +2190,409 @@
         <w:t>Predict 16 - 5 - 3, 16 - (5 - 3), and 18 / 3 * 2. Write the grouping, run each line and record actual results separately.</w:t>
       </w:r>
     </w:p>
-    <w:p>
-      <w:pPr>
-        <w:pStyle w:val="Heading3"/>
-      </w:pPr>
-      <w:r>
-        <w:t>Keep the procedure fixed. Explain what changed in the inputs and result.</w:t>
-      </w:r>
-    </w:p>
-    <w:p>
-      <w:r>
-        <w:t>________________________________________________________________</w:t>
-      </w:r>
-    </w:p>
-    <w:p>
-      <w:r>
-        <w:t>________________________________________________________________</w:t>
-      </w:r>
-    </w:p>
-    <w:p>
-      <w:r>
-        <w:t>________________________________________________________________</w:t>
-      </w:r>
-    </w:p>
-    <w:p>
-      <w:r>
-        <w:t>________________________________________________________________</w:t>
-      </w:r>
-    </w:p>
-    <w:p>
-      <w:r>
-        <w:t>________________________________________________________________</w:t>
-      </w:r>
-    </w:p>
-    <w:p>
-      <w:pPr>
-        <w:pStyle w:val="Heading3"/>
-      </w:pPr>
-      <w:r>
-        <w:t>Change one thing in the pictured case</w:t>
-      </w:r>
-    </w:p>
-    <w:p>
-      <w:pPr>
-        <w:pStyle w:val="Heading3"/>
-      </w:pPr>
-      <w:r>
-        <w:t>Change one thing</w:t>
-      </w:r>
-    </w:p>
+    <w:tbl>
+      <w:tblPr>
+        <w:tblStyle w:val="LightShading-Accent1"/>
+        <w:tblW w:type="auto" w:w="0"/>
+        <w:tblLook w:firstColumn="1" w:firstRow="1" w:lastColumn="0" w:lastRow="0" w:noHBand="0" w:noVBand="1" w:val="04A0"/>
+      </w:tblPr>
+      <w:tblGrid>
+        <w:gridCol w:w="5112"/>
+        <w:gridCol w:w="5112"/>
+      </w:tblGrid>
+      <w:tr>
+        <w:trPr>
+          <w:tblHeader/>
+        </w:trPr>
+        <w:tc>
+          <w:tcPr>
+            <w:tcW w:type="dxa" w:w="5112"/>
+          </w:tcPr>
+          <w:p>
+            <w:r>
+              <w:t>Record</w:t>
+            </w:r>
+          </w:p>
+        </w:tc>
+        <w:tc>
+          <w:tcPr>
+            <w:tcW w:type="dxa" w:w="5112"/>
+          </w:tcPr>
+          <w:p>
+            <w:r>
+              <w:t>Your evidence</w:t>
+            </w:r>
+          </w:p>
+        </w:tc>
+      </w:tr>
+      <w:tr>
+        <w:tc>
+          <w:tcPr>
+            <w:tcW w:type="dxa" w:w="5112"/>
+          </w:tcPr>
+          <w:p>
+            <w:r>
+              <w:t>Given input and fixed rule</w:t>
+            </w:r>
+          </w:p>
+        </w:tc>
+        <w:tc>
+          <w:tcPr>
+            <w:tcW w:type="dxa" w:w="5112"/>
+          </w:tcPr>
+          <w:p>
+            <w:r/>
+          </w:p>
+        </w:tc>
+      </w:tr>
+      <w:tr>
+        <w:tc>
+          <w:tcPr>
+            <w:tcW w:type="dxa" w:w="5112"/>
+          </w:tcPr>
+          <w:p>
+            <w:r>
+              <w:t>Prediction before checking</w:t>
+            </w:r>
+          </w:p>
+        </w:tc>
+        <w:tc>
+          <w:tcPr>
+            <w:tcW w:type="dxa" w:w="5112"/>
+          </w:tcPr>
+          <w:p>
+            <w:r/>
+          </w:p>
+        </w:tc>
+      </w:tr>
+      <w:tr>
+        <w:tc>
+          <w:tcPr>
+            <w:tcW w:type="dxa" w:w="5112"/>
+          </w:tcPr>
+          <w:p>
+            <w:r>
+              <w:t>Actual result, or “not run”</w:t>
+            </w:r>
+          </w:p>
+        </w:tc>
+        <w:tc>
+          <w:tcPr>
+            <w:tcW w:type="dxa" w:w="5112"/>
+          </w:tcPr>
+          <w:p>
+            <w:r/>
+          </w:p>
+        </w:tc>
+      </w:tr>
+      <w:tr>
+        <w:tc>
+          <w:tcPr>
+            <w:tcW w:type="dxa" w:w="5112"/>
+          </w:tcPr>
+          <w:p>
+            <w:r>
+              <w:t>First mismatch and one explanation</w:t>
+            </w:r>
+          </w:p>
+        </w:tc>
+        <w:tc>
+          <w:tcPr>
+            <w:tcW w:type="dxa" w:w="5112"/>
+          </w:tcPr>
+          <w:p>
+            <w:r/>
+          </w:p>
+        </w:tc>
+      </w:tr>
+      <w:tr>
+        <w:tc>
+          <w:tcPr>
+            <w:tcW w:type="dxa" w:w="5112"/>
+          </w:tcPr>
+          <w:p>
+            <w:r>
+              <w:t>Boundary or missing input and expected response</w:t>
+            </w:r>
+          </w:p>
+        </w:tc>
+        <w:tc>
+          <w:tcPr>
+            <w:tcW w:type="dxa" w:w="5112"/>
+          </w:tcPr>
+          <w:p>
+            <w:r/>
+          </w:p>
+        </w:tc>
+      </w:tr>
+    </w:tbl>
     <w:p>
       <w:pPr>
         <w:spacing w:line="336" w:lineRule="auto" w:after="180"/>
-        <w:shd w:fill="F5F1FB"/>
       </w:pPr>
       <w:r>
         <w:rPr>
           <w:b w:val="0"/>
         </w:rPr>
-        <w:t xml:space="preserve">Change: Replace the final multiplier 5 with 4 in both </w:t>
+        <w:t>On paper, trace the supplied procedure. If code is provided, predict before running it in a local practice file. Never write an expected answer as though it were an observed run.</w:t>
+      </w:r>
+    </w:p>
+    <w:p>
+      <w:pPr>
+        <w:spacing w:line="336" w:lineRule="auto" w:after="180"/>
+      </w:pPr>
+      <w:r>
+        <w:rPr>
+          <w:b w:val="0"/>
+        </w:rPr>
+        <w:t>Before trying: what do I expect, and why? While trying: which step could first go wrong? Afterwards: what did I actually observe, and what should change? Keep “not run” if you only traced the procedure.</w:t>
+      </w:r>
+    </w:p>
+    <w:p>
+      <w:pPr>
+        <w:pStyle w:val="Heading2"/>
+      </w:pPr>
+      <w:r>
+        <w:t>Reference · Original complete scripts · reference / check after trying</w:t>
+      </w:r>
+    </w:p>
+    <w:p>
+      <w:r>
+        <w:rPr>
+          <w:rFonts w:ascii="Courier New" w:hAnsi="Courier New"/>
+          <w:sz w:val="18"/>
+        </w:rPr>
+        <w:t>packs = 3</w:t>
+        <w:br/>
+        <w:t>per_pack = 8</w:t>
+        <w:br/>
+        <w:t>loose = 2</w:t>
+        <w:br/>
+        <w:t>total = packs * per_pack + loose</w:t>
+        <w:br/>
+        <w:t>print(total)</w:t>
+      </w:r>
+    </w:p>
+    <w:p>
+      <w:r>
+        <w:rPr>
+          <w:rFonts w:ascii="Courier New" w:hAnsi="Courier New"/>
+          <w:sz w:val="18"/>
+        </w:rPr>
+        <w:t>print(20 - 6 - 2)</w:t>
+        <w:br/>
+        <w:t>print(20 - (6 - 2))</w:t>
+        <w:br/>
+        <w:t>print(12 / 3 * 2)</w:t>
+      </w:r>
+    </w:p>
+    <w:p>
+      <w:r>
+        <w:rPr>
+          <w:rFonts w:ascii="Courier New" w:hAnsi="Courier New"/>
+          <w:sz w:val="18"/>
+        </w:rPr>
+        <w:t>counters = 17</w:t>
+        <w:br/>
+        <w:t>group_size = 5</w:t>
+        <w:br/>
+        <w:t>print(counters / group_size)</w:t>
+        <w:br/>
+        <w:t>print(counters // group_size)</w:t>
+        <w:br/>
+        <w:t>print(counters % group_size)</w:t>
+      </w:r>
+    </w:p>
+    <w:p>
+      <w:pPr>
+        <w:pStyle w:val="Heading2"/>
+      </w:pPr>
+      <w:r>
+        <w:t>Earlier wording, alternatives and picture transcripts · reference / check after trying</w:t>
+      </w:r>
+    </w:p>
+    <w:p>
+      <w:pPr>
+        <w:pStyle w:val="Heading3"/>
+      </w:pPr>
+      <w:r>
+        <w:t>Predict, investigate and preserve the evidence</w:t>
+      </w:r>
+    </w:p>
+    <w:p>
+      <w:pPr>
+        <w:pStyle w:val="Heading3"/>
+      </w:pPr>
+      <w:r>
+        <w:t>Plan → try → check</w:t>
+      </w:r>
+    </w:p>
+    <w:p>
+      <w:pPr>
+        <w:pStyle w:val="Heading1"/>
+      </w:pPr>
+      <w:r>
+        <w:t>14. Try alone: compare the selected grouped expressions</w:t>
+      </w:r>
+    </w:p>
+    <w:p>
+      <w:r>
+        <w:t>Use the stated independent code before feedback.</w:t>
+      </w:r>
+    </w:p>
+    <w:p>
+      <w:pPr>
+        <w:pStyle w:val="Heading2"/>
+      </w:pPr>
+      <w:r>
+        <w:t>Selected complete task and domain</w:t>
+      </w:r>
+    </w:p>
+    <w:p>
+      <w:pPr>
+        <w:spacing w:line="336" w:lineRule="auto" w:after="180"/>
+      </w:pPr>
+      <w:r>
+        <w:rPr>
+          <w:b w:val="0"/>
+        </w:rPr>
+        <w:t>Predict each line. Explain which calculation groups addition before division. What would (17+5)%5 return, and how do /, // and % differ for the supplied positive integers?</w:t>
+      </w:r>
+    </w:p>
+    <w:p>
+      <w:r>
+        <w:rPr>
+          <w:rFonts w:ascii="Courier New" w:hAnsi="Courier New"/>
+          <w:sz w:val="18"/>
+        </w:rPr>
+        <w:t>print((17 + 5) // 5)</w:t>
+        <w:br/>
+        <w:t>print(17 + 5 // 5)</w:t>
+        <w:br/>
+        <w:t>print(17 / 5, 17 // 5, 17 % 5)</w:t>
+        <w:br/>
+      </w:r>
+    </w:p>
+    <w:p>
+      <w:pPr>
+        <w:spacing w:line="336" w:lineRule="auto" w:after="180"/>
+      </w:pPr>
+      <w:r>
+        <w:rPr>
+          <w:b w:val="0"/>
+        </w:rPr>
+        <w:t>Trace each line from its exact parentheses and operators. The final division facts may be familiar from supported practice; explain their meaning rather than treating a remembered number as independent evidence. Use a fresh parallel input after support or prior exposure, keeping nonnegative counts and positive divisors for the grouping interpretation.</w:t>
+      </w:r>
+    </w:p>
+    <w:p>
+      <w:pPr>
+        <w:pStyle w:val="Heading2"/>
+      </w:pPr>
+      <w:r>
+        <w:t>Your response and help record</w:t>
+      </w:r>
+    </w:p>
+    <w:p>
+      <w:pPr>
+        <w:pStyle w:val="Heading3"/>
+      </w:pPr>
+      <w:r>
+        <w:t>My independent explanation, trace and limits</w:t>
+      </w:r>
+    </w:p>
+    <w:p>
+      <w:r>
+        <w:t>________________________________________________________________</w:t>
+      </w:r>
+    </w:p>
+    <w:p>
+      <w:r>
+        <w:t>________________________________________________________________</w:t>
+      </w:r>
+    </w:p>
+    <w:p>
+      <w:r>
+        <w:t>________________________________________________________________</w:t>
+      </w:r>
+    </w:p>
+    <w:p>
+      <w:r>
+        <w:t>________________________________________________________________</w:t>
+      </w:r>
+    </w:p>
+    <w:p>
+      <w:r>
+        <w:t>________________________________________________________________</w:t>
+      </w:r>
+    </w:p>
+    <w:p>
+      <w:r>
+        <w:t>________________________________________________________________</w:t>
+      </w:r>
+    </w:p>
+    <w:p>
+      <w:r>
+        <w:t>________________________________________________________________</w:t>
+      </w:r>
+    </w:p>
+    <w:p>
+      <w:pPr>
+        <w:spacing w:line="336" w:lineRule="auto" w:after="180"/>
+      </w:pPr>
+      <w:r>
+        <w:rPr>
+          <w:b w:val="0"/>
+        </w:rPr>
+        <w:t>Attempt this case before feedback. Record any help. Earlier examples below are further practice; a case already practised with feedback cannot establish fresh transfer.</w:t>
+      </w:r>
+    </w:p>
+    <w:p>
+      <w:pPr>
+        <w:pStyle w:val="Heading2"/>
+      </w:pPr>
+      <w:r>
+        <w:t>Use feedback afterwards</w:t>
+      </w:r>
+    </w:p>
+    <w:p>
+      <w:pPr>
+        <w:spacing w:line="336" w:lineRule="auto" w:after="180"/>
+      </w:pPr>
+      <w:r>
+        <w:rPr>
+          <w:b w:val="0"/>
+        </w:rPr>
+        <w:t>Attempt the independent case before hints. Record whether you worked alone, used a hint or followed a model. After feedback, fix the first unsupported step and explain why it changed.</w:t>
+      </w:r>
+    </w:p>
+    <w:p>
+      <w:pPr>
+        <w:spacing w:line="336" w:lineRule="auto" w:after="180"/>
+      </w:pPr>
+      <w:r>
+        <w:rPr>
+          <w:b w:val="0"/>
+        </w:rPr>
+        <w:t>A later check uses a changed case, not a copied answer.</w:t>
+      </w:r>
+    </w:p>
+    <w:p>
+      <w:pPr>
+        <w:pStyle w:val="Heading2"/>
+      </w:pPr>
+      <w:r>
+        <w:t>Additional practice · Earlier division transfer · reference / check after trying</w:t>
+      </w:r>
+    </w:p>
+    <w:p>
+      <w:pPr>
+        <w:spacing w:line="336" w:lineRule="auto" w:after="180"/>
+      </w:pPr>
+      <w:r>
+        <w:rPr>
+          <w:b w:val="0"/>
+        </w:rPr>
+        <w:t xml:space="preserve">Four trays hold six tiles each and five tiles are loose. Write and evaluate the total </w:t>
       </w:r>
       <w:r>
         <w:rPr>
@@ -811,33 +2604,19 @@
         <w:rPr>
           <w:b w:val="0"/>
         </w:rPr>
-        <w:t>s.</w:t>
-      </w:r>
-    </w:p>
-    <w:p>
-      <w:pPr>
-        <w:pStyle w:val="Heading3"/>
-      </w:pPr>
-      <w:r>
-        <w:t>Predicted result</w:t>
-      </w:r>
-    </w:p>
-    <w:p>
-      <w:pPr>
-        <w:spacing w:line="336" w:lineRule="auto" w:after="180"/>
-        <w:shd w:fill="F1F6FC"/>
-      </w:pPr>
+        <w:t xml:space="preserve">. Then pack the total into complete groups of four and find the </w:t>
+      </w:r>
       <w:r>
         <w:rPr>
           <w:b/>
         </w:rPr>
-        <w:t>Prediction</w:t>
+        <w:t>remainder</w:t>
       </w:r>
       <w:r>
         <w:rPr>
           <w:b w:val="0"/>
         </w:rPr>
-        <w:t>: The first result is 11; the grouped result is 20.</w:t>
+        <w:t>. Explain why 4 * (6 + 5) is wrong for this story.</w:t>
       </w:r>
     </w:p>
     <w:p>
@@ -845,19 +2624,90 @@
         <w:pStyle w:val="Heading3"/>
       </w:pPr>
       <w:r>
-        <w:t>Why the result follows</w:t>
+        <w:t>My independent procedure, result and limitation</w:t>
+      </w:r>
+    </w:p>
+    <w:p>
+      <w:r>
+        <w:t>________________________________________________________________</w:t>
+      </w:r>
+    </w:p>
+    <w:p>
+      <w:r>
+        <w:t>________________________________________________________________</w:t>
+      </w:r>
+    </w:p>
+    <w:p>
+      <w:r>
+        <w:t>________________________________________________________________</w:t>
+      </w:r>
+    </w:p>
+    <w:p>
+      <w:r>
+        <w:t>________________________________________________________________</w:t>
+      </w:r>
+    </w:p>
+    <w:p>
+      <w:r>
+        <w:t>________________________________________________________________</w:t>
+      </w:r>
+    </w:p>
+    <w:p>
+      <w:r>
+        <w:t>________________________________________________________________</w:t>
+      </w:r>
+    </w:p>
+    <w:p>
+      <w:r>
+        <w:t>________________________________________________________________</w:t>
+      </w:r>
+    </w:p>
+    <w:p>
+      <w:r>
+        <w:t>________________________________________________________________</w:t>
       </w:r>
     </w:p>
     <w:p>
       <w:pPr>
         <w:spacing w:line="336" w:lineRule="auto" w:after="180"/>
-        <w:shd w:fill="F1F6FC"/>
       </w:pPr>
       <w:r>
         <w:rPr>
           <w:b w:val="0"/>
         </w:rPr>
-        <w:t>Reason: 3+2*4=3+8; (3+2)*4=5*4.</w:t>
+        <w:t>Record support used: none, hint or teacher explanation. After feedback, a different case is needed to demonstrate independence.</w:t>
+      </w:r>
+    </w:p>
+    <w:p>
+      <w:pPr>
+        <w:pStyle w:val="Heading2"/>
+      </w:pPr>
+      <w:r>
+        <w:t>Earlier wording, alternatives and picture transcripts · reference / check after trying</w:t>
+      </w:r>
+    </w:p>
+    <w:p>
+      <w:pPr>
+        <w:pStyle w:val="Heading3"/>
+      </w:pPr>
+      <w:r>
+        <w:t>Independent case: Group an expression deliberately</w:t>
+      </w:r>
+    </w:p>
+    <w:p>
+      <w:pPr>
+        <w:pStyle w:val="Heading3"/>
+      </w:pPr>
+      <w:r>
+        <w:t>Attempt this without hints</w:t>
+      </w:r>
+    </w:p>
+    <w:p>
+      <w:pPr>
+        <w:pStyle w:val="Heading3"/>
+      </w:pPr>
+      <w:r>
+        <w:t>Use feedback to improve</w:t>
       </w:r>
     </w:p>
     <w:p>
@@ -865,12 +2715,446 @@
         <w:pStyle w:val="Heading1"/>
       </w:pPr>
       <w:r>
-        <w:t>05. Words that unlock the idea</w:t>
-      </w:r>
-    </w:p>
-    <w:p>
-      <w:r>
-        <w:t>Use the vocabulary of Expressions and operator order to explain a concrete decision, rather than only memorising definitions.</w:t>
+        <w:t>11. Keep an expression-and-model evidence sheet</w:t>
+      </w:r>
+    </w:p>
+    <w:p>
+      <w:r>
+        <w:t>The rule’s meaning and Python’s result belong in separate fields.</w:t>
+      </w:r>
+    </w:p>
+    <w:p>
+      <w:pPr>
+        <w:pStyle w:val="Heading2"/>
+      </w:pPr>
+      <w:r>
+        <w:t>This week’s contribution</w:t>
+      </w:r>
+    </w:p>
+    <w:p>
+      <w:pPr>
+        <w:spacing w:line="336" w:lineRule="auto" w:after="180"/>
+      </w:pPr>
+      <w:r>
+        <w:rPr>
+          <w:b w:val="0"/>
+        </w:rPr>
+        <w:t xml:space="preserve">Add a labelled </w:t>
+      </w:r>
+      <w:r>
+        <w:rPr>
+          <w:b/>
+        </w:rPr>
+        <w:t>expression</w:t>
+      </w:r>
+      <w:r>
+        <w:rPr>
+          <w:b w:val="0"/>
+        </w:rPr>
+        <w:t xml:space="preserve">s and </w:t>
+      </w:r>
+      <w:r>
+        <w:rPr>
+          <w:b/>
+        </w:rPr>
+        <w:t>operator</w:t>
+      </w:r>
+      <w:r>
+        <w:rPr>
+          <w:b w:val="0"/>
+        </w:rPr>
+        <w:t xml:space="preserve"> order </w:t>
+      </w:r>
+      <w:r>
+        <w:rPr>
+          <w:b/>
+        </w:rPr>
+        <w:t>evidence</w:t>
+      </w:r>
+      <w:r>
+        <w:rPr>
+          <w:b w:val="0"/>
+        </w:rPr>
+        <w:t xml:space="preserve"> sheet to Python readiness portfolio. Show how you can evaluate numeric </w:t>
+      </w:r>
+      <w:r>
+        <w:rPr>
+          <w:b/>
+        </w:rPr>
+        <w:t>expression</w:t>
+      </w:r>
+      <w:r>
+        <w:rPr>
+          <w:b w:val="0"/>
+        </w:rPr>
+        <w:t>s using python’s grouping rules.</w:t>
+      </w:r>
+    </w:p>
+    <w:p>
+      <w:pPr>
+        <w:spacing w:line="336" w:lineRule="auto" w:after="180"/>
+      </w:pPr>
+      <w:r>
+        <w:rPr>
+          <w:b w:val="0"/>
+        </w:rPr>
+        <w:t xml:space="preserve">Use the supplied fictional case and keep its </w:t>
+      </w:r>
+      <w:r>
+        <w:rPr>
+          <w:b/>
+        </w:rPr>
+        <w:t>input</w:t>
+      </w:r>
+      <w:r>
+        <w:rPr>
+          <w:b w:val="0"/>
+        </w:rPr>
+        <w:t xml:space="preserve">s, intermediate steps, calculation or </w:t>
+      </w:r>
+      <w:r>
+        <w:rPr>
+          <w:b/>
+        </w:rPr>
+        <w:t>prediction</w:t>
+      </w:r>
+      <w:r>
+        <w:rPr>
+          <w:b w:val="0"/>
+        </w:rPr>
+        <w:t>, and limitation. Connect this record to last week’s record; a matching answer without a trace is insufficient.</w:t>
+      </w:r>
+    </w:p>
+    <w:p>
+      <w:pPr>
+        <w:pStyle w:val="Heading2"/>
+      </w:pPr>
+      <w:r>
+        <w:t>Project checkpoint and evidence</w:t>
+      </w:r>
+    </w:p>
+    <w:tbl>
+      <w:tblPr>
+        <w:tblStyle w:val="LightShading-Accent1"/>
+        <w:tblW w:type="auto" w:w="0"/>
+        <w:tblLook w:firstColumn="1" w:firstRow="1" w:lastColumn="0" w:lastRow="0" w:noHBand="0" w:noVBand="1" w:val="04A0"/>
+      </w:tblPr>
+      <w:tblGrid>
+        <w:gridCol w:w="5112"/>
+        <w:gridCol w:w="5112"/>
+      </w:tblGrid>
+      <w:tr>
+        <w:trPr>
+          <w:tblHeader/>
+        </w:trPr>
+        <w:tc>
+          <w:tcPr>
+            <w:tcW w:type="dxa" w:w="5112"/>
+          </w:tcPr>
+          <w:p>
+            <w:r>
+              <w:t>Project evidence</w:t>
+            </w:r>
+          </w:p>
+        </w:tc>
+        <w:tc>
+          <w:tcPr>
+            <w:tcW w:type="dxa" w:w="5112"/>
+          </w:tcPr>
+          <w:p>
+            <w:r>
+              <w:t>Record</w:t>
+            </w:r>
+          </w:p>
+        </w:tc>
+      </w:tr>
+      <w:tr>
+        <w:tc>
+          <w:tcPr>
+            <w:tcW w:type="dxa" w:w="5112"/>
+          </w:tcPr>
+          <w:p>
+            <w:r>
+              <w:t>Component and version</w:t>
+            </w:r>
+          </w:p>
+        </w:tc>
+        <w:tc>
+          <w:tcPr>
+            <w:tcW w:type="dxa" w:w="5112"/>
+          </w:tcPr>
+          <w:p>
+            <w:r/>
+          </w:p>
+        </w:tc>
+      </w:tr>
+      <w:tr>
+        <w:tc>
+          <w:tcPr>
+            <w:tcW w:type="dxa" w:w="5112"/>
+          </w:tcPr>
+          <w:p>
+            <w:r>
+              <w:t>Inputs permitted at prediction time</w:t>
+            </w:r>
+          </w:p>
+        </w:tc>
+        <w:tc>
+          <w:tcPr>
+            <w:tcW w:type="dxa" w:w="5112"/>
+          </w:tcPr>
+          <w:p>
+            <w:r/>
+          </w:p>
+        </w:tc>
+      </w:tr>
+      <w:tr>
+        <w:tc>
+          <w:tcPr>
+            <w:tcW w:type="dxa" w:w="5112"/>
+          </w:tcPr>
+          <w:p>
+            <w:r>
+              <w:t>Trace and comparison with earlier work</w:t>
+            </w:r>
+          </w:p>
+        </w:tc>
+        <w:tc>
+          <w:tcPr>
+            <w:tcW w:type="dxa" w:w="5112"/>
+          </w:tcPr>
+          <w:p>
+            <w:r/>
+          </w:p>
+        </w:tc>
+      </w:tr>
+      <w:tr>
+        <w:tc>
+          <w:tcPr>
+            <w:tcW w:type="dxa" w:w="5112"/>
+          </w:tcPr>
+          <w:p>
+            <w:r>
+              <w:t>Failure, limit and human review</w:t>
+            </w:r>
+          </w:p>
+        </w:tc>
+        <w:tc>
+          <w:tcPr>
+            <w:tcW w:type="dxa" w:w="5112"/>
+          </w:tcPr>
+          <w:p>
+            <w:r/>
+          </w:p>
+        </w:tc>
+      </w:tr>
+    </w:tbl>
+    <w:p>
+      <w:pPr>
+        <w:spacing w:line="336" w:lineRule="auto" w:after="180"/>
+      </w:pPr>
+      <w:r>
+        <w:rPr>
+          <w:b w:val="0"/>
+        </w:rPr>
+        <w:t xml:space="preserve">For Python readiness before the Responsible Plant Classifier, retain a trace of the values, the predicted </w:t>
+      </w:r>
+      <w:r>
+        <w:rPr>
+          <w:b/>
+        </w:rPr>
+        <w:t>output</w:t>
+      </w:r>
+      <w:r>
+        <w:rPr>
+          <w:b w:val="0"/>
+        </w:rPr>
+        <w:t xml:space="preserve">s and the changed-case explanation. Use actual Python 3 results to check the </w:t>
+      </w:r>
+      <w:r>
+        <w:rPr>
+          <w:b/>
+        </w:rPr>
+        <w:t>prediction</w:t>
+      </w:r>
+      <w:r>
+        <w:rPr>
+          <w:b w:val="0"/>
+        </w:rPr>
+        <w:t xml:space="preserve"> after reasoning first.</w:t>
+      </w:r>
+    </w:p>
+    <w:p>
+      <w:pPr>
+        <w:pStyle w:val="Heading2"/>
+      </w:pPr>
+      <w:r>
+        <w:t>Earlier wording, alternatives and picture transcripts · reference / check after trying</w:t>
+      </w:r>
+    </w:p>
+    <w:p>
+      <w:pPr>
+        <w:pStyle w:val="Heading3"/>
+      </w:pPr>
+      <w:r>
+        <w:t>Evidence for your project</w:t>
+      </w:r>
+    </w:p>
+    <w:p>
+      <w:pPr>
+        <w:pStyle w:val="Heading1"/>
+      </w:pPr>
+      <w:r>
+        <w:t>16. Finish: explain grouping, operation and input assumptions</w:t>
+      </w:r>
+    </w:p>
+    <w:p>
+      <w:r>
+        <w:t>Correct arithmetic does not choose the physical model for you.</w:t>
+      </w:r>
+    </w:p>
+    <w:p>
+      <w:pPr>
+        <w:pStyle w:val="Heading2"/>
+      </w:pPr>
+      <w:r>
+        <w:t>Explain without notes</w:t>
+      </w:r>
+    </w:p>
+    <w:p>
+      <w:pPr>
+        <w:pStyle w:val="ListBullet"/>
+      </w:pPr>
+      <w:r>
+        <w:t>Close your notes. Explain this goal in your own words: Evaluate numeric expressions using Python’s grouping rules</w:t>
+      </w:r>
+    </w:p>
+    <w:p>
+      <w:pPr>
+        <w:pStyle w:val="Heading3"/>
+      </w:pPr>
+      <w:r>
+        <w:t>My deciding step, evidence and one remaining question</w:t>
+      </w:r>
+    </w:p>
+    <w:p>
+      <w:r>
+        <w:t>________________________________________________________________</w:t>
+      </w:r>
+    </w:p>
+    <w:p>
+      <w:r>
+        <w:t>________________________________________________________________</w:t>
+      </w:r>
+    </w:p>
+    <w:p>
+      <w:r>
+        <w:t>________________________________________________________________</w:t>
+      </w:r>
+    </w:p>
+    <w:p>
+      <w:r>
+        <w:t>________________________________________________________________</w:t>
+      </w:r>
+    </w:p>
+    <w:p>
+      <w:r>
+        <w:t>________________________________________________________________</w:t>
+      </w:r>
+    </w:p>
+    <w:p>
+      <w:pPr>
+        <w:pStyle w:val="Heading2"/>
+      </w:pPr>
+      <w:r>
+        <w:t>Plan a changed-case return</w:t>
+      </w:r>
+    </w:p>
+    <w:p>
+      <w:pPr>
+        <w:spacing w:line="336" w:lineRule="auto" w:after="180"/>
+      </w:pPr>
+      <w:r>
+        <w:rPr>
+          <w:b w:val="0"/>
+        </w:rPr>
+        <w:t xml:space="preserve">If you are unsure, return to the worked picture and explain one arrow. If you are ready, change an </w:t>
+      </w:r>
+      <w:r>
+        <w:rPr>
+          <w:b/>
+        </w:rPr>
+        <w:t>input</w:t>
+      </w:r>
+      <w:r>
+        <w:rPr>
+          <w:b w:val="0"/>
+        </w:rPr>
+        <w:t xml:space="preserve"> or assumption and justify your </w:t>
+      </w:r>
+      <w:r>
+        <w:rPr>
+          <w:b/>
+        </w:rPr>
+        <w:t>prediction</w:t>
+      </w:r>
+      <w:r>
+        <w:rPr>
+          <w:b w:val="0"/>
+        </w:rPr>
+        <w:t>.</w:t>
+      </w:r>
+    </w:p>
+    <w:p>
+      <w:pPr>
+        <w:spacing w:line="336" w:lineRule="auto" w:after="180"/>
+      </w:pPr>
+      <w:r>
+        <w:rPr>
+          <w:b w:val="0"/>
+        </w:rPr>
+        <w:t xml:space="preserve">Save your workbook </w:t>
+      </w:r>
+      <w:r>
+        <w:rPr>
+          <w:b/>
+        </w:rPr>
+        <w:t>evidence</w:t>
+      </w:r>
+      <w:r>
+        <w:rPr>
+          <w:b w:val="0"/>
+        </w:rPr>
+        <w:t>. At the next review, try a different case before opening your old answer.</w:t>
+      </w:r>
+    </w:p>
+    <w:p>
+      <w:pPr>
+        <w:pStyle w:val="Heading1"/>
+      </w:pPr>
+      <w:r>
+        <w:t>Reference bank and extra practice</w:t>
+      </w:r>
+    </w:p>
+    <w:p>
+      <w:pPr>
+        <w:pStyle w:val="Heading1"/>
+      </w:pPr>
+      <w:r>
+        <w:t>05. Reference · The words used in this procedure</w:t>
+      </w:r>
+    </w:p>
+    <w:p>
+      <w:r>
+        <w:t>Explain each term using a particular code line.</w:t>
+      </w:r>
+    </w:p>
+    <w:p>
+      <w:pPr>
+        <w:pStyle w:val="Heading2"/>
+      </w:pPr>
+      <w:r>
+        <w:t>Vocabulary and response</w:t>
       </w:r>
     </w:p>
     <w:tbl>
@@ -1047,25 +3331,44 @@
         <w:pStyle w:val="Heading1"/>
       </w:pPr>
       <w:r>
-        <w:t>06. Follow a worked example</w:t>
-      </w:r>
-    </w:p>
-    <w:p>
-      <w:r>
-        <w:t>Follow the worked trace for Expressions and operator order, predict a step, then compare with its explanation.</w:t>
-      </w:r>
-    </w:p>
-    <w:p>
-      <w:r>
-        <w:rPr>
-          <w:rFonts w:ascii="Courier New" w:hAnsi="Courier New"/>
-          <w:sz w:val="18"/>
-        </w:rPr>
-        <w:t>print(20 - 6 - 2)</w:t>
-        <w:br/>
-        <w:t>print(20 - (6 - 2))</w:t>
-        <w:br/>
-        <w:t>print(12 / 3 * 2)</w:t>
+        <w:t>10. Extra challenge · Explain, apply and challenge</w:t>
+      </w:r>
+    </w:p>
+    <w:p>
+      <w:r>
+        <w:t>Choose the next useful task after supported practice.</w:t>
+      </w:r>
+    </w:p>
+    <w:p>
+      <w:pPr>
+        <w:pStyle w:val="Heading2"/>
+      </w:pPr>
+      <w:r>
+        <w:t>Choose a challenge</w:t>
+      </w:r>
+    </w:p>
+    <w:p>
+      <w:pPr>
+        <w:pStyle w:val="ListBullet"/>
+      </w:pPr>
+      <w:r>
+        <w:t>Write an expression for three packs of eight counters plus two loose counters. Explain why adding two within the parentheses for every pack describes a different situation.</w:t>
+      </w:r>
+    </w:p>
+    <w:p>
+      <w:pPr>
+        <w:pStyle w:val="ListBullet"/>
+      </w:pPr>
+      <w:r>
+        <w:t>For 17 counters in groups of 5, explain /, // and %. Show a multiplication-and-addition check for the complete groups and remainder.</w:t>
+      </w:r>
+    </w:p>
+    <w:p>
+      <w:pPr>
+        <w:pStyle w:val="ListBullet"/>
+      </w:pPr>
+      <w:r>
+        <w:t>Explain why a group size of zero must be excluded. State the assumptions that let complete groups and a remainder describe the packing task.</w:t>
       </w:r>
     </w:p>
     <w:p>
@@ -1073,43 +3376,40 @@
         <w:pStyle w:val="Heading3"/>
       </w:pPr>
       <w:r>
-        <w:t>Worked explanation · Expressions and operator order</w:t>
-      </w:r>
-    </w:p>
-    <w:p>
-      <w:pPr>
-        <w:spacing w:line="336" w:lineRule="auto" w:after="180"/>
-        <w:shd w:fill="F1F6FC"/>
-      </w:pPr>
-      <w:r>
-        <w:rPr>
-          <w:b w:val="0"/>
-        </w:rPr>
-        <w:t xml:space="preserve">The first line groups subtraction from left to right: (20 - 6) - 2 gives 12. The second gives 16. Multiplication and division share a </w:t>
-      </w:r>
-      <w:r>
-        <w:rPr>
-          <w:b/>
-        </w:rPr>
-        <w:t>precedence</w:t>
-      </w:r>
-      <w:r>
-        <w:rPr>
-          <w:b w:val="0"/>
-        </w:rPr>
-        <w:t xml:space="preserve"> level, so 12 / 3 * 2 groups as (12 / 3) * 2 and displays 8.0, not 2.0.</w:t>
-      </w:r>
-    </w:p>
-    <w:p>
-      <w:pPr>
-        <w:spacing w:line="336" w:lineRule="auto" w:after="180"/>
-        <w:shd w:fill="F1F6FC"/>
-      </w:pPr>
-      <w:r>
-        <w:rPr>
-          <w:b w:val="0"/>
-        </w:rPr>
-        <w:t>Ordinary / division produces a float, even when the result is mathematically whole.</w:t>
+        <w:t>Explain which evidence supports your conclusion and which claim remains unproved.</w:t>
+      </w:r>
+    </w:p>
+    <w:p>
+      <w:r>
+        <w:t>________________________________________________________________</w:t>
+      </w:r>
+    </w:p>
+    <w:p>
+      <w:r>
+        <w:t>________________________________________________________________</w:t>
+      </w:r>
+    </w:p>
+    <w:p>
+      <w:r>
+        <w:t>________________________________________________________________</w:t>
+      </w:r>
+    </w:p>
+    <w:p>
+      <w:r>
+        <w:t>________________________________________________________________</w:t>
+      </w:r>
+    </w:p>
+    <w:p>
+      <w:r>
+        <w:t>________________________________________________________________</w:t>
+      </w:r>
+    </w:p>
+    <w:p>
+      <w:pPr>
+        <w:pStyle w:val="Heading2"/>
+      </w:pPr>
+      <w:r>
+        <w:t>Earlier wording, alternatives and picture transcripts · reference / check after trying</w:t>
       </w:r>
     </w:p>
     <w:p>
@@ -1117,7 +3417,44 @@
         <w:pStyle w:val="Heading3"/>
       </w:pPr>
       <w:r>
-        <w:t>Explain why 18 - 4 * 3 gives 6 while (18 - 4) * 3 gives 42. Which operation is grouped first in each expression?</w:t>
+        <w:t>Explain → apply → challenge</w:t>
+      </w:r>
+    </w:p>
+    <w:p>
+      <w:pPr>
+        <w:pStyle w:val="Heading1"/>
+      </w:pPr>
+      <w:r>
+        <w:t>12. Reference · Inspect your evidence</w:t>
+      </w:r>
+    </w:p>
+    <w:p>
+      <w:r>
+        <w:t>Use the record after practice rather than revealing the independent answer.</w:t>
+      </w:r>
+    </w:p>
+    <w:p>
+      <w:pPr>
+        <w:pStyle w:val="Heading2"/>
+      </w:pPr>
+      <w:r>
+        <w:t>Self-check and explanation</w:t>
+      </w:r>
+    </w:p>
+    <w:p>
+      <w:pPr>
+        <w:pStyle w:val="ListBullet"/>
+      </w:pPr>
+      <w:r>
+        <w:t>Keep the expression, substituted numbers, grouping, units and actual result. A bare number does not show why it answers the question. If an edit changes the grouping, preserve the old result and rerun a case where the expressions differ. Week 4 will turn comparisons into Boolean conditions.</w:t>
+      </w:r>
+    </w:p>
+    <w:p>
+      <w:pPr>
+        <w:pStyle w:val="Heading3"/>
+      </w:pPr>
+      <w:r>
+        <w:t>A team has 23 whole tiles and puts 4 in each complete tray. Which operations find complete trays and leftover tiles? Predict both values and verify them by reconstructing 23. Explain why / alone does not answer both questions.</w:t>
       </w:r>
     </w:p>
     <w:p>
@@ -1147,21 +3484,67 @@
     </w:p>
     <w:p>
       <w:pPr>
+        <w:pStyle w:val="ListBullet"/>
+      </w:pPr>
+      <w:r>
+        <w:t>Explain why a group size of zero must be excluded. State the assumptions that let complete groups and a remainder describe the packing task.</w:t>
+      </w:r>
+    </w:p>
+    <w:p>
+      <w:pPr>
         <w:pStyle w:val="Heading3"/>
       </w:pPr>
       <w:r>
-        <w:t>Learn from the worked case</w:t>
-      </w:r>
-    </w:p>
-    <w:p>
-      <w:pPr>
-        <w:spacing w:line="336" w:lineRule="auto" w:after="180"/>
-      </w:pPr>
-      <w:r>
-        <w:rPr>
-          <w:b w:val="0"/>
-        </w:rPr>
-        <w:t>Cover the result before checking it. Say what is given, choose the procedure, and follow one step at a time. Then uncover the result and explain your first mismatch. Ask why a step is allowed, not only what number it produces.</w:t>
+        <w:t>My limited claim and a useful next check</w:t>
+      </w:r>
+    </w:p>
+    <w:p>
+      <w:r>
+        <w:t>________________________________________________________________</w:t>
+      </w:r>
+    </w:p>
+    <w:p>
+      <w:r>
+        <w:t>________________________________________________________________</w:t>
+      </w:r>
+    </w:p>
+    <w:p>
+      <w:r>
+        <w:t>________________________________________________________________</w:t>
+      </w:r>
+    </w:p>
+    <w:p>
+      <w:r>
+        <w:t>________________________________________________________________</w:t>
+      </w:r>
+    </w:p>
+    <w:p>
+      <w:pPr>
+        <w:pStyle w:val="Heading1"/>
+      </w:pPr>
+      <w:r>
+        <w:t>13. Extra practice · A complete trace</w:t>
+      </w:r>
+    </w:p>
+    <w:p>
+      <w:r>
+        <w:t>Predict before opening the supplied trace.</w:t>
+      </w:r>
+    </w:p>
+    <w:p>
+      <w:pPr>
+        <w:pStyle w:val="Heading2"/>
+      </w:pPr>
+      <w:r>
+        <w:t>Explain the input and procedure</w:t>
+      </w:r>
+    </w:p>
+    <w:p>
+      <w:pPr>
+        <w:pStyle w:val="ListBullet"/>
+      </w:pPr>
+      <w:r>
+        <w:t>Follow the input through the stated procedure to its result. Cover the result first, predict it, then explain every intermediate step. The text/table accompanies the figure so the example can be read without colour.</w:t>
       </w:r>
     </w:p>
     <w:p>
@@ -1169,558 +3552,7 @@
         <w:pStyle w:val="Heading3"/>
       </w:pPr>
       <w:r>
-        <w:t>A pictorial worked case: Expressions and operator order</w:t>
-      </w:r>
-    </w:p>
-    <w:p>
-      <w:pPr>
-        <w:spacing w:line="336" w:lineRule="auto" w:after="180"/>
-      </w:pPr>
-      <w:r>
-        <w:rPr>
-          <w:b/>
-        </w:rPr>
-        <w:t>Parentheses</w:t>
-      </w:r>
-      <w:r>
-        <w:rPr>
-          <w:b w:val="0"/>
-        </w:rPr>
-        <w:t xml:space="preserve"> change an </w:t>
-      </w:r>
-      <w:r>
-        <w:rPr>
-          <w:b/>
-        </w:rPr>
-        <w:t>expression</w:t>
-      </w:r>
-      <w:r>
-        <w:rPr>
-          <w:b w:val="0"/>
-        </w:rPr>
-        <w:t>. A toy shelf calculator compares adding a fixed cost after multiplication with multiplying an entire group.</w:t>
-      </w:r>
-    </w:p>
-    <w:p>
-      <w:pPr>
-        <w:pStyle w:val="Heading3"/>
-      </w:pPr>
-      <w:r>
-        <w:t>The facts we will use</w:t>
-      </w:r>
-    </w:p>
-    <w:p>
-      <w:pPr>
-        <w:pStyle w:val="Heading3"/>
-      </w:pPr>
-      <w:r>
-        <w:t>Supplied facts</w:t>
-      </w:r>
-    </w:p>
-    <w:p>
-      <w:pPr>
-        <w:spacing w:line="336" w:lineRule="auto" w:after="180"/>
-        <w:shd w:fill="F1F6FC"/>
-      </w:pPr>
-      <w:r>
-        <w:rPr>
-          <w:b w:val="0"/>
-        </w:rPr>
-        <w:t xml:space="preserve">Python 3: print(3+2*5); print((3+2)*5). </w:t>
-      </w:r>
-      <w:r>
-        <w:rPr>
-          <w:b/>
-        </w:rPr>
-        <w:t>Input</w:t>
-      </w:r>
-      <w:r>
-        <w:rPr>
-          <w:b w:val="0"/>
-        </w:rPr>
-        <w:t>s are dimensionless for this arithmetic exercise.</w:t>
-      </w:r>
-    </w:p>
-    <w:p>
-      <w:r>
-        <w:drawing>
-          <wp:inline xmlns:a="http://schemas.openxmlformats.org/drawingml/2006/main" xmlns:pic="http://schemas.openxmlformats.org/drawingml/2006/picture">
-            <wp:extent cx="5486400" cy="5145314"/>
-            <wp:docPr id="1" name="Picture 1" descr="Expressions and operator order. Use precedence: In 3+2*5, multiplication happens first.. Compute first result: 2*5 is 10; adding 3 gives 13.. Compute grouped result: Parentheses give 3+2=5 first; multiplying by 5 gives 25."/>
-            <wp:cNvGraphicFramePr>
-              <a:graphicFrameLocks noChangeAspect="1"/>
-            </wp:cNvGraphicFramePr>
-            <a:graphic>
-              <a:graphicData uri="http://schemas.openxmlformats.org/drawingml/2006/picture">
-                <pic:pic>
-                  <pic:nvPicPr>
-                    <pic:cNvPr id="0" name="academy-visual-python-bridge-3.png"/>
-                    <pic:cNvPicPr/>
-                  </pic:nvPicPr>
-                  <pic:blipFill>
-                    <a:blip r:embed="rId9"/>
-                    <a:stretch>
-                      <a:fillRect/>
-                    </a:stretch>
-                  </pic:blipFill>
-                  <pic:spPr>
-                    <a:xfrm>
-                      <a:off x="0" y="0"/>
-                      <a:ext cx="5486400" cy="5145314"/>
-                    </a:xfrm>
-                    <a:prstGeom prst="rect"/>
-                  </pic:spPr>
-                </pic:pic>
-              </a:graphicData>
-            </a:graphic>
-          </wp:inline>
-        </w:drawing>
-      </w:r>
-    </w:p>
-    <w:p>
-      <w:pPr>
-        <w:pStyle w:val="Heading3"/>
-      </w:pPr>
-      <w:r>
-        <w:t>Read the picture one step at a time</w:t>
-      </w:r>
-    </w:p>
-    <w:tbl>
-      <w:tblPr>
-        <w:tblStyle w:val="LightShading-Accent1"/>
-        <w:tblW w:type="auto" w:w="0"/>
-        <w:tblLook w:firstColumn="1" w:firstRow="1" w:lastColumn="0" w:lastRow="0" w:noHBand="0" w:noVBand="1" w:val="04A0"/>
-      </w:tblPr>
-      <w:tblGrid>
-        <w:gridCol w:w="5112"/>
-        <w:gridCol w:w="5112"/>
-      </w:tblGrid>
-      <w:tr>
-        <w:trPr>
-          <w:tblHeader/>
-        </w:trPr>
-        <w:tc>
-          <w:tcPr>
-            <w:tcW w:type="dxa" w:w="5112"/>
-          </w:tcPr>
-          <w:p>
-            <w:r>
-              <w:t>Step</w:t>
-            </w:r>
-          </w:p>
-        </w:tc>
-        <w:tc>
-          <w:tcPr>
-            <w:tcW w:type="dxa" w:w="5112"/>
-          </w:tcPr>
-          <w:p>
-            <w:r>
-              <w:t>What happens and why</w:t>
-            </w:r>
-          </w:p>
-        </w:tc>
-      </w:tr>
-      <w:tr>
-        <w:tc>
-          <w:tcPr>
-            <w:tcW w:type="dxa" w:w="5112"/>
-          </w:tcPr>
-          <w:p>
-            <w:r>
-              <w:t>1. Use precedence</w:t>
-            </w:r>
-          </w:p>
-        </w:tc>
-        <w:tc>
-          <w:tcPr>
-            <w:tcW w:type="dxa" w:w="5112"/>
-          </w:tcPr>
-          <w:p>
-            <w:r>
-              <w:t>In 3+2*5, multiplication happens first.</w:t>
-            </w:r>
-          </w:p>
-        </w:tc>
-      </w:tr>
-      <w:tr>
-        <w:tc>
-          <w:tcPr>
-            <w:tcW w:type="dxa" w:w="5112"/>
-          </w:tcPr>
-          <w:p>
-            <w:r>
-              <w:t>2. Compute first result</w:t>
-            </w:r>
-          </w:p>
-        </w:tc>
-        <w:tc>
-          <w:tcPr>
-            <w:tcW w:type="dxa" w:w="5112"/>
-          </w:tcPr>
-          <w:p>
-            <w:r>
-              <w:t>2*5 is 10; adding 3 gives 13.</w:t>
-            </w:r>
-          </w:p>
-        </w:tc>
-      </w:tr>
-      <w:tr>
-        <w:tc>
-          <w:tcPr>
-            <w:tcW w:type="dxa" w:w="5112"/>
-          </w:tcPr>
-          <w:p>
-            <w:r>
-              <w:t>3. Compute grouped result</w:t>
-            </w:r>
-          </w:p>
-        </w:tc>
-        <w:tc>
-          <w:tcPr>
-            <w:tcW w:type="dxa" w:w="5112"/>
-          </w:tcPr>
-          <w:p>
-            <w:r>
-              <w:t>Parentheses give 3+2=5 first; multiplying by 5 gives 25.</w:t>
-            </w:r>
-          </w:p>
-        </w:tc>
-      </w:tr>
-    </w:tbl>
-    <w:p>
-      <w:r>
-        <w:t>Match each pictured step to the supplied facts. This is a worked teaching case, not an independent assessment.</w:t>
-      </w:r>
-    </w:p>
-    <w:p>
-      <w:pPr>
-        <w:pStyle w:val="Heading3"/>
-      </w:pPr>
-      <w:r>
-        <w:t>Why this result follows</w:t>
-      </w:r>
-    </w:p>
-    <w:p>
-      <w:pPr>
-        <w:pStyle w:val="Heading3"/>
-      </w:pPr>
-      <w:r>
-        <w:t>Why the result follows</w:t>
-      </w:r>
-    </w:p>
-    <w:p>
-      <w:pPr>
-        <w:spacing w:line="336" w:lineRule="auto" w:after="180"/>
-        <w:shd w:fill="F1F6FC"/>
-      </w:pPr>
-      <w:r>
-        <w:rPr>
-          <w:b/>
-        </w:rPr>
-        <w:t>Parentheses</w:t>
-      </w:r>
-      <w:r>
-        <w:rPr>
-          <w:b w:val="0"/>
-        </w:rPr>
-        <w:t xml:space="preserve"> explicitly group an operation. Without them, Python multiplication takes priority over addition; the same numerals can therefore describe different procedures.</w:t>
-      </w:r>
-    </w:p>
-    <w:p>
-      <w:pPr>
-        <w:pStyle w:val="Heading3"/>
-      </w:pPr>
-      <w:r>
-        <w:t>What this example does not establish</w:t>
-      </w:r>
-    </w:p>
-    <w:p>
-      <w:pPr>
-        <w:pStyle w:val="Heading3"/>
-      </w:pPr>
-      <w:r>
-        <w:t>Keep the stated limit</w:t>
-      </w:r>
-    </w:p>
-    <w:p>
-      <w:pPr>
-        <w:spacing w:line="336" w:lineRule="auto" w:after="180"/>
-        <w:shd w:fill="FFF5E6"/>
-      </w:pPr>
-      <w:r>
-        <w:rPr>
-          <w:b w:val="0"/>
-        </w:rPr>
-        <w:t xml:space="preserve">Arithmetic correctness does not decide which </w:t>
-      </w:r>
-      <w:r>
-        <w:rPr>
-          <w:b/>
-        </w:rPr>
-        <w:t>expression</w:t>
-      </w:r>
-      <w:r>
-        <w:rPr>
-          <w:b w:val="0"/>
-        </w:rPr>
-        <w:t xml:space="preserve"> matches a real problem; the written model must define the intended quantities.</w:t>
-      </w:r>
-    </w:p>
-    <w:p>
-      <w:pPr>
-        <w:pStyle w:val="Heading3"/>
-      </w:pPr>
-      <w:r>
-        <w:t>Keep the stated limit</w:t>
-      </w:r>
-    </w:p>
-    <w:p>
-      <w:pPr>
-        <w:spacing w:line="336" w:lineRule="auto" w:after="180"/>
-        <w:shd w:fill="FFF5E6"/>
-      </w:pPr>
-      <w:r>
-        <w:rPr>
-          <w:b w:val="0"/>
-        </w:rPr>
-        <w:t xml:space="preserve">Read the labelled picture: Trace the operation order in both </w:t>
-      </w:r>
-      <w:r>
-        <w:rPr>
-          <w:b/>
-        </w:rPr>
-        <w:t>expression</w:t>
-      </w:r>
-      <w:r>
-        <w:rPr>
-          <w:b w:val="0"/>
-        </w:rPr>
-        <w:t xml:space="preserve">s. Identify which picture step changes with </w:t>
-      </w:r>
-      <w:r>
-        <w:rPr>
-          <w:b/>
-        </w:rPr>
-        <w:t>parentheses</w:t>
-      </w:r>
-      <w:r>
-        <w:rPr>
-          <w:b w:val="0"/>
-        </w:rPr>
-        <w:t xml:space="preserve"> and predict both results when the multiplier becomes four.</w:t>
-      </w:r>
-    </w:p>
-    <w:p>
-      <w:pPr>
-        <w:pStyle w:val="Heading3"/>
-      </w:pPr>
-      <w:r>
-        <w:t>Keep the stated limit</w:t>
-      </w:r>
-    </w:p>
-    <w:p>
-      <w:pPr>
-        <w:spacing w:line="336" w:lineRule="auto" w:after="180"/>
-        <w:shd w:fill="FFF5E6"/>
-      </w:pPr>
-      <w:r>
-        <w:rPr>
-          <w:b w:val="0"/>
-        </w:rPr>
-        <w:t xml:space="preserve">Change one thing: Replace the final multiplier 5 with 4 in both </w:t>
-      </w:r>
-      <w:r>
-        <w:rPr>
-          <w:b/>
-        </w:rPr>
-        <w:t>expression</w:t>
-      </w:r>
-      <w:r>
-        <w:rPr>
-          <w:b w:val="0"/>
-        </w:rPr>
-        <w:t>s. Predict the result before checking the explanation. What remains the same?</w:t>
-      </w:r>
-    </w:p>
-    <w:p>
-      <w:pPr>
-        <w:pStyle w:val="Heading1"/>
-      </w:pPr>
-      <w:r>
-        <w:t>07. Find and repair a mistake</w:t>
-      </w:r>
-    </w:p>
-    <w:p>
-      <w:r>
-        <w:t>Find the unsupported step in the Expressions and operator order claim and explain a repair using the supplied evidence.</w:t>
-      </w:r>
-    </w:p>
-    <w:p>
-      <w:r>
-        <w:rPr>
-          <w:rFonts w:ascii="Courier New" w:hAnsi="Courier New"/>
-          <w:sz w:val="18"/>
-        </w:rPr>
-        <w:t>counters = 17</w:t>
-        <w:br/>
-        <w:t>group_size = 5</w:t>
-        <w:br/>
-        <w:t>print(counters / group_size)</w:t>
-        <w:br/>
-        <w:t>print(counters // group_size)</w:t>
-        <w:br/>
-        <w:t>print(counters % group_size)</w:t>
-      </w:r>
-    </w:p>
-    <w:p>
-      <w:pPr>
-        <w:pStyle w:val="Heading3"/>
-      </w:pPr>
-      <w:r>
-        <w:t>Check the claim against the facts</w:t>
-      </w:r>
-    </w:p>
-    <w:p>
-      <w:pPr>
-        <w:spacing w:line="336" w:lineRule="auto" w:after="180"/>
-        <w:shd w:fill="FFF5E6"/>
-      </w:pPr>
-      <w:r>
-        <w:rPr>
-          <w:b w:val="0"/>
-        </w:rPr>
-        <w:t xml:space="preserve">The </w:t>
-      </w:r>
-      <w:r>
-        <w:rPr>
-          <w:b/>
-        </w:rPr>
-        <w:t>output</w:t>
-      </w:r>
-      <w:r>
-        <w:rPr>
-          <w:b w:val="0"/>
-        </w:rPr>
-        <w:t xml:space="preserve">s are 3.4, 3 and 2. With nonnegative whole counters and a positive group size, // gives the number of complete groups and % gives the </w:t>
-      </w:r>
-      <w:r>
-        <w:rPr>
-          <w:b/>
-        </w:rPr>
-        <w:t>remainder</w:t>
-      </w:r>
-      <w:r>
-        <w:rPr>
-          <w:b w:val="0"/>
-        </w:rPr>
-        <w:t>: 17 = 3 * 5 + 2.</w:t>
-      </w:r>
-    </w:p>
-    <w:p>
-      <w:pPr>
-        <w:spacing w:line="336" w:lineRule="auto" w:after="180"/>
-        <w:shd w:fill="FFF5E6"/>
-      </w:pPr>
-      <w:r>
-        <w:rPr>
-          <w:b w:val="0"/>
-        </w:rPr>
-        <w:t>Ordinary division answers a different question about a ratio; 3.4 complete five-counter groups cannot be built without splitting counters.</w:t>
-      </w:r>
-    </w:p>
-    <w:p>
-      <w:pPr>
-        <w:pStyle w:val="Heading3"/>
-      </w:pPr>
-      <w:r>
-        <w:t>Check the claim against the facts</w:t>
-      </w:r>
-    </w:p>
-    <w:p>
-      <w:pPr>
-        <w:spacing w:line="336" w:lineRule="auto" w:after="180"/>
-        <w:shd w:fill="FFF5E6"/>
-      </w:pPr>
-      <w:r>
-        <w:rPr>
-          <w:b w:val="0"/>
-        </w:rPr>
-        <w:t xml:space="preserve">For nonnegative whole </w:t>
-      </w:r>
-      <w:r>
-        <w:rPr>
-          <w:b/>
-        </w:rPr>
-        <w:t>input</w:t>
-      </w:r>
-      <w:r>
-        <w:rPr>
-          <w:b w:val="0"/>
-        </w:rPr>
-        <w:t xml:space="preserve">s, the </w:t>
-      </w:r>
-      <w:r>
-        <w:rPr>
-          <w:b/>
-        </w:rPr>
-        <w:t>remainder</w:t>
-      </w:r>
-      <w:r>
-        <w:rPr>
-          <w:b w:val="0"/>
-        </w:rPr>
-        <w:t xml:space="preserve"> is at least zero and smaller than the group size. A group size of zero is invalid and division by zero raises an error.</w:t>
-      </w:r>
-    </w:p>
-    <w:p>
-      <w:pPr>
-        <w:spacing w:line="336" w:lineRule="auto" w:after="180"/>
-        <w:shd w:fill="FFF5E6"/>
-      </w:pPr>
-      <w:r>
-        <w:rPr>
-          <w:b w:val="0"/>
-        </w:rPr>
-        <w:t>These whole-group interpretations assume nonnegative counts and positive group sizes; do not generalise them to negative quantities without examining Python’s floor-division rule.</w:t>
-      </w:r>
-    </w:p>
-    <w:p>
-      <w:pPr>
-        <w:pStyle w:val="Heading3"/>
-      </w:pPr>
-      <w:r>
-        <w:t>Locate the earliest unsupported step</w:t>
-      </w:r>
-    </w:p>
-    <w:p>
-      <w:pPr>
-        <w:spacing w:line="336" w:lineRule="auto" w:after="180"/>
-      </w:pPr>
-      <w:r>
-        <w:rPr>
-          <w:b w:val="0"/>
-        </w:rPr>
-        <w:t xml:space="preserve">For 17 counters in groups of 5, explain /, // and %. Show a multiplication-and-addition check for the complete groups and </w:t>
-      </w:r>
-      <w:r>
-        <w:rPr>
-          <w:b/>
-        </w:rPr>
-        <w:t>remainder</w:t>
-      </w:r>
-      <w:r>
-        <w:rPr>
-          <w:b w:val="0"/>
-        </w:rPr>
-        <w:t>.</w:t>
-      </w:r>
-    </w:p>
-    <w:p>
-      <w:pPr>
-        <w:pStyle w:val="Heading3"/>
-      </w:pPr>
-      <w:r>
-        <w:t>State one repair and the checks you would rerun.</w:t>
+        <w:t>My complete trace of the worked case</w:t>
       </w:r>
     </w:p>
     <w:p>
@@ -1755,1225 +3587,10 @@
     </w:p>
     <w:p>
       <w:pPr>
-        <w:pStyle w:val="Heading1"/>
-      </w:pPr>
-      <w:r>
-        <w:t>08. Practise together</w:t>
-      </w:r>
-    </w:p>
-    <w:p>
-      <w:r>
-        <w:t>Practise Expressions and operator order with support, then explain the deciding step in your own words.</w:t>
-      </w:r>
-    </w:p>
-    <w:p>
-      <w:pPr>
-        <w:spacing w:line="336" w:lineRule="auto" w:after="180"/>
-      </w:pPr>
-      <w:r>
-        <w:rPr>
-          <w:b w:val="0"/>
-        </w:rPr>
-        <w:t xml:space="preserve">Write an </w:t>
-      </w:r>
-      <w:r>
-        <w:rPr>
-          <w:b/>
-        </w:rPr>
-        <w:t>expression</w:t>
-      </w:r>
-      <w:r>
-        <w:rPr>
-          <w:b w:val="0"/>
-        </w:rPr>
-        <w:t xml:space="preserve"> for three packs of eight counters plus two loose counters. Explain why adding two within the </w:t>
-      </w:r>
-      <w:r>
-        <w:rPr>
-          <w:b/>
-        </w:rPr>
-        <w:t>parentheses</w:t>
-      </w:r>
-      <w:r>
-        <w:rPr>
-          <w:b w:val="0"/>
-        </w:rPr>
-        <w:t xml:space="preserve"> for every pack describes a different situation.</w:t>
-      </w:r>
-    </w:p>
-    <w:p>
-      <w:pPr>
-        <w:pStyle w:val="Heading3"/>
-      </w:pPr>
-      <w:r>
-        <w:t>Explain why 18 - 4 * 3 gives 6 while (18 - 4) * 3 gives 42. Which operation is grouped first in each expression?</w:t>
-      </w:r>
-    </w:p>
-    <w:p>
-      <w:r>
-        <w:t>________________________________________________________________</w:t>
-      </w:r>
-    </w:p>
-    <w:p>
-      <w:r>
-        <w:t>________________________________________________________________</w:t>
-      </w:r>
-    </w:p>
-    <w:p>
-      <w:r>
-        <w:t>________________________________________________________________</w:t>
-      </w:r>
-    </w:p>
-    <w:p>
-      <w:r>
-        <w:t>________________________________________________________________</w:t>
-      </w:r>
-    </w:p>
-    <w:p>
-      <w:r>
-        <w:t>________________________________________________________________</w:t>
-      </w:r>
-    </w:p>
-    <w:p>
-      <w:pPr>
-        <w:pStyle w:val="Heading3"/>
-      </w:pPr>
-      <w:r>
-        <w:t>Explain your prediction to a partner before comparing results.</w:t>
-      </w:r>
-    </w:p>
-    <w:p>
-      <w:r>
-        <w:t>________________________________________________________________</w:t>
-      </w:r>
-    </w:p>
-    <w:p>
-      <w:r>
-        <w:t>________________________________________________________________</w:t>
-      </w:r>
-    </w:p>
-    <w:p>
-      <w:r>
-        <w:t>________________________________________________________________</w:t>
-      </w:r>
-    </w:p>
-    <w:p>
-      <w:r>
-        <w:t>________________________________________________________________</w:t>
-      </w:r>
-    </w:p>
-    <w:p>
-      <w:pPr>
-        <w:pStyle w:val="Heading3"/>
-      </w:pPr>
-      <w:r>
-        <w:t>Practise with less help: Predict then test expressions</w:t>
-      </w:r>
-    </w:p>
-    <w:p>
-      <w:pPr>
-        <w:spacing w:line="336" w:lineRule="auto" w:after="180"/>
-      </w:pPr>
-      <w:r>
-        <w:rPr>
-          <w:b w:val="0"/>
-        </w:rPr>
-        <w:t>Use workbook W2 for the connected example “</w:t>
-      </w:r>
-      <w:r>
-        <w:rPr>
-          <w:b/>
-        </w:rPr>
-        <w:t>Expression</w:t>
-      </w:r>
-      <w:r>
-        <w:rPr>
-          <w:b w:val="0"/>
-        </w:rPr>
-        <w:t xml:space="preserve">s and </w:t>
-      </w:r>
-      <w:r>
-        <w:rPr>
-          <w:b/>
-        </w:rPr>
-        <w:t>operator</w:t>
-      </w:r>
-      <w:r>
-        <w:rPr>
-          <w:b w:val="0"/>
-        </w:rPr>
-        <w:t xml:space="preserve"> order”. First fill the </w:t>
-      </w:r>
-      <w:r>
-        <w:rPr>
-          <w:b/>
-        </w:rPr>
-        <w:t>input</w:t>
-      </w:r>
-      <w:r>
-        <w:rPr>
-          <w:b w:val="0"/>
-        </w:rPr>
-        <w:t xml:space="preserve"> and rule boxes. Try the middle steps before asking for a hint. After a hint, try the next step yourself.</w:t>
-      </w:r>
-    </w:p>
-    <w:tbl>
-      <w:tblPr>
-        <w:tblStyle w:val="LightShading-Accent1"/>
-        <w:tblW w:type="auto" w:w="0"/>
-        <w:tblLook w:firstColumn="1" w:firstRow="1" w:lastColumn="0" w:lastRow="0" w:noHBand="0" w:noVBand="1" w:val="04A0"/>
-      </w:tblPr>
-      <w:tblGrid>
-        <w:gridCol w:w="3408"/>
-        <w:gridCol w:w="3408"/>
-        <w:gridCol w:w="3408"/>
-      </w:tblGrid>
-      <w:tr>
-        <w:trPr>
-          <w:tblHeader/>
-        </w:trPr>
-        <w:tc>
-          <w:tcPr>
-            <w:tcW w:type="dxa" w:w="3408"/>
-          </w:tcPr>
-          <w:p>
-            <w:r>
-              <w:t>Plan</w:t>
-            </w:r>
-          </w:p>
-        </w:tc>
-        <w:tc>
-          <w:tcPr>
-            <w:tcW w:type="dxa" w:w="3408"/>
-          </w:tcPr>
-          <w:p>
-            <w:r>
-              <w:t>Do</w:t>
-            </w:r>
-          </w:p>
-        </w:tc>
-        <w:tc>
-          <w:tcPr>
-            <w:tcW w:type="dxa" w:w="3408"/>
-          </w:tcPr>
-          <w:p>
-            <w:r>
-              <w:t>Check</w:t>
-            </w:r>
-          </w:p>
-        </w:tc>
-      </w:tr>
-      <w:tr>
-        <w:tc>
-          <w:tcPr>
-            <w:tcW w:type="dxa" w:w="3408"/>
-          </w:tcPr>
-          <w:p>
-            <w:r>
-              <w:t>What is given? Which rule or procedure applies?</w:t>
-            </w:r>
-          </w:p>
-        </w:tc>
-        <w:tc>
-          <w:tcPr>
-            <w:tcW w:type="dxa" w:w="3408"/>
-          </w:tcPr>
-          <w:p>
-            <w:r>
-              <w:t>Record each intermediate step.</w:t>
-            </w:r>
-          </w:p>
-        </w:tc>
-        <w:tc>
-          <w:tcPr>
-            <w:tcW w:type="dxa" w:w="3408"/>
-          </w:tcPr>
-          <w:p>
-            <w:r>
-              <w:t>Does the result follow? What remains unknown?</w:t>
-            </w:r>
-          </w:p>
-        </w:tc>
-      </w:tr>
-    </w:tbl>
-    <w:p>
-      <w:pPr>
-        <w:spacing w:line="336" w:lineRule="auto" w:after="180"/>
-      </w:pPr>
-      <w:r>
-        <w:rPr>
-          <w:b w:val="0"/>
-        </w:rPr>
-        <w:t>Explain your trace to a partner. Your partner points to one step to check. Swap roles on the next case. Each person writes their own explanation.</w:t>
-      </w:r>
-    </w:p>
-    <w:p>
-      <w:pPr>
-        <w:pStyle w:val="Heading3"/>
-      </w:pPr>
-      <w:r>
-        <w:t>Check your reasoning</w:t>
-      </w:r>
-    </w:p>
-    <w:p>
-      <w:pPr>
-        <w:spacing w:line="336" w:lineRule="auto" w:after="180"/>
-      </w:pPr>
-      <w:r>
-        <w:rPr>
-          <w:b w:val="0"/>
-        </w:rPr>
-        <w:t xml:space="preserve">Use the worked case for </w:t>
-      </w:r>
-      <w:r>
-        <w:rPr>
-          <w:b/>
-        </w:rPr>
-        <w:t>Expression</w:t>
-      </w:r>
-      <w:r>
-        <w:rPr>
-          <w:b w:val="0"/>
-        </w:rPr>
-        <w:t xml:space="preserve">s and </w:t>
-      </w:r>
-      <w:r>
-        <w:rPr>
-          <w:b/>
-        </w:rPr>
-        <w:t>operator</w:t>
-      </w:r>
-      <w:r>
-        <w:rPr>
-          <w:b w:val="0"/>
-        </w:rPr>
-        <w:t xml:space="preserve"> order. Proposed explanation: “All operations are read left to right regardless of </w:t>
-      </w:r>
-      <w:r>
-        <w:rPr>
-          <w:b/>
-        </w:rPr>
-        <w:t>precedence</w:t>
-      </w:r>
-      <w:r>
-        <w:rPr>
-          <w:b w:val="0"/>
-        </w:rPr>
-        <w:t>”. Decide whether this explanation is supported.</w:t>
-      </w:r>
-    </w:p>
-    <w:p>
-      <w:pPr>
-        <w:spacing w:line="336" w:lineRule="auto" w:after="180"/>
-      </w:pPr>
-      <w:r>
-        <w:rPr>
-          <w:b w:val="0"/>
-        </w:rPr>
-        <w:t>Point to the step or supplied fact that decides; explain your repair if needed.</w:t>
-      </w:r>
-    </w:p>
-    <w:p>
-      <w:pPr>
-        <w:spacing w:line="336" w:lineRule="auto" w:after="180"/>
-      </w:pPr>
-      <w:r>
-        <w:rPr>
-          <w:b w:val="0"/>
-        </w:rPr>
-        <w:t>Answer on your own before discussion. If you are unsure, say which step you need help with.</w:t>
-      </w:r>
-    </w:p>
-    <w:p>
-      <w:pPr>
-        <w:pStyle w:val="Heading3"/>
-      </w:pPr>
-      <w:r>
-        <w:t>Explain the picture</w:t>
-      </w:r>
-    </w:p>
-    <w:p>
-      <w:pPr>
-        <w:spacing w:line="336" w:lineRule="auto" w:after="180"/>
-      </w:pPr>
-      <w:r>
-        <w:rPr>
-          <w:b w:val="0"/>
-        </w:rPr>
-        <w:t xml:space="preserve">Trace the operation order in both </w:t>
-      </w:r>
-      <w:r>
-        <w:rPr>
-          <w:b/>
-        </w:rPr>
-        <w:t>expression</w:t>
-      </w:r>
-      <w:r>
-        <w:rPr>
-          <w:b w:val="0"/>
-        </w:rPr>
-        <w:t xml:space="preserve">s. Identify which picture step changes with </w:t>
-      </w:r>
-      <w:r>
-        <w:rPr>
-          <w:b/>
-        </w:rPr>
-        <w:t>parentheses</w:t>
-      </w:r>
-      <w:r>
-        <w:rPr>
-          <w:b w:val="0"/>
-        </w:rPr>
-        <w:t xml:space="preserve"> and predict both results when the multiplier becomes four.</w:t>
-      </w:r>
-    </w:p>
-    <w:p>
-      <w:pPr>
-        <w:pStyle w:val="Heading3"/>
-      </w:pPr>
-      <w:r>
-        <w:t>My explanation using a pictured step and the given facts</w:t>
-      </w:r>
-    </w:p>
-    <w:p>
-      <w:r>
-        <w:t>________________________________________________________________</w:t>
-      </w:r>
-    </w:p>
-    <w:p>
-      <w:r>
-        <w:t>________________________________________________________________</w:t>
-      </w:r>
-    </w:p>
-    <w:p>
-      <w:r>
-        <w:t>________________________________________________________________</w:t>
-      </w:r>
-    </w:p>
-    <w:p>
-      <w:r>
-        <w:t>________________________________________________________________</w:t>
-      </w:r>
-    </w:p>
-    <w:p>
-      <w:pPr>
-        <w:spacing w:line="336" w:lineRule="auto" w:after="180"/>
-      </w:pPr>
-      <w:r>
-        <w:rPr>
-          <w:b w:val="0"/>
-        </w:rPr>
-        <w:t>This is supported practice. Keep the separately named independent case for an attempt before feedback.</w:t>
-      </w:r>
-    </w:p>
-    <w:p>
-      <w:pPr>
-        <w:pStyle w:val="Heading1"/>
-      </w:pPr>
-      <w:r>
-        <w:t>09. Run the investigation</w:t>
-      </w:r>
-    </w:p>
-    <w:p>
-      <w:r>
-        <w:t>Investigate Expressions and operator order. Record the prediction, actual observation or labelled paper trace, explanation and next test separately.</w:t>
-      </w:r>
-    </w:p>
-    <w:p>
-      <w:pPr>
-        <w:pStyle w:val="Heading3"/>
-      </w:pPr>
-      <w:r>
-        <w:t>Predict, investigate and preserve the evidence</w:t>
-      </w:r>
-    </w:p>
-    <w:p>
-      <w:pPr>
-        <w:spacing w:line="336" w:lineRule="auto" w:after="180"/>
-      </w:pPr>
-      <w:r>
-        <w:rPr>
-          <w:b w:val="0"/>
-        </w:rPr>
-        <w:t>Predict 16 - 5 - 3, 16 - (5 - 3), and 18 / 3 * 2. Write the grouping, run each line and record actual results separately.</w:t>
-      </w:r>
-    </w:p>
-    <w:p>
-      <w:r>
-        <w:rPr>
-          <w:rFonts w:ascii="Courier New" w:hAnsi="Courier New"/>
-          <w:sz w:val="18"/>
-        </w:rPr>
-        <w:t>packs = 3</w:t>
-        <w:br/>
-        <w:t>per_pack = 8</w:t>
-        <w:br/>
-        <w:t>loose = 2</w:t>
-        <w:br/>
-        <w:t>total = packs * per_pack + loose</w:t>
-        <w:br/>
-        <w:t>print(total)</w:t>
-      </w:r>
-    </w:p>
-    <w:p>
-      <w:r>
-        <w:rPr>
-          <w:rFonts w:ascii="Courier New" w:hAnsi="Courier New"/>
-          <w:sz w:val="18"/>
-        </w:rPr>
-        <w:t>print(20 - 6 - 2)</w:t>
-        <w:br/>
-        <w:t>print(20 - (6 - 2))</w:t>
-        <w:br/>
-        <w:t>print(12 / 3 * 2)</w:t>
-      </w:r>
-    </w:p>
-    <w:p>
-      <w:r>
-        <w:rPr>
-          <w:rFonts w:ascii="Courier New" w:hAnsi="Courier New"/>
-          <w:sz w:val="18"/>
-        </w:rPr>
-        <w:t>counters = 17</w:t>
-        <w:br/>
-        <w:t>group_size = 5</w:t>
-        <w:br/>
-        <w:t>print(counters / group_size)</w:t>
-        <w:br/>
-        <w:t>print(counters // group_size)</w:t>
-        <w:br/>
-        <w:t>print(counters % group_size)</w:t>
-      </w:r>
-    </w:p>
-    <w:tbl>
-      <w:tblPr>
-        <w:tblStyle w:val="LightShading-Accent1"/>
-        <w:tblW w:type="auto" w:w="0"/>
-        <w:tblLook w:firstColumn="1" w:firstRow="1" w:lastColumn="0" w:lastRow="0" w:noHBand="0" w:noVBand="1" w:val="04A0"/>
-      </w:tblPr>
-      <w:tblGrid>
-        <w:gridCol w:w="5112"/>
-        <w:gridCol w:w="5112"/>
-      </w:tblGrid>
-      <w:tr>
-        <w:trPr>
-          <w:tblHeader/>
-        </w:trPr>
-        <w:tc>
-          <w:tcPr>
-            <w:tcW w:type="dxa" w:w="5112"/>
-          </w:tcPr>
-          <w:p>
-            <w:r>
-              <w:t>Record</w:t>
-            </w:r>
-          </w:p>
-        </w:tc>
-        <w:tc>
-          <w:tcPr>
-            <w:tcW w:type="dxa" w:w="5112"/>
-          </w:tcPr>
-          <w:p>
-            <w:r>
-              <w:t>Your evidence</w:t>
-            </w:r>
-          </w:p>
-        </w:tc>
-      </w:tr>
-      <w:tr>
-        <w:tc>
-          <w:tcPr>
-            <w:tcW w:type="dxa" w:w="5112"/>
-          </w:tcPr>
-          <w:p>
-            <w:r>
-              <w:t>Given input and fixed rule</w:t>
-            </w:r>
-          </w:p>
-        </w:tc>
-        <w:tc>
-          <w:tcPr>
-            <w:tcW w:type="dxa" w:w="5112"/>
-          </w:tcPr>
-          <w:p>
-            <w:r/>
-          </w:p>
-        </w:tc>
-      </w:tr>
-      <w:tr>
-        <w:tc>
-          <w:tcPr>
-            <w:tcW w:type="dxa" w:w="5112"/>
-          </w:tcPr>
-          <w:p>
-            <w:r>
-              <w:t>Prediction before checking</w:t>
-            </w:r>
-          </w:p>
-        </w:tc>
-        <w:tc>
-          <w:tcPr>
-            <w:tcW w:type="dxa" w:w="5112"/>
-          </w:tcPr>
-          <w:p>
-            <w:r/>
-          </w:p>
-        </w:tc>
-      </w:tr>
-      <w:tr>
-        <w:tc>
-          <w:tcPr>
-            <w:tcW w:type="dxa" w:w="5112"/>
-          </w:tcPr>
-          <w:p>
-            <w:r>
-              <w:t>Actual result, or “not run”</w:t>
-            </w:r>
-          </w:p>
-        </w:tc>
-        <w:tc>
-          <w:tcPr>
-            <w:tcW w:type="dxa" w:w="5112"/>
-          </w:tcPr>
-          <w:p>
-            <w:r/>
-          </w:p>
-        </w:tc>
-      </w:tr>
-      <w:tr>
-        <w:tc>
-          <w:tcPr>
-            <w:tcW w:type="dxa" w:w="5112"/>
-          </w:tcPr>
-          <w:p>
-            <w:r>
-              <w:t>First mismatch and one explanation</w:t>
-            </w:r>
-          </w:p>
-        </w:tc>
-        <w:tc>
-          <w:tcPr>
-            <w:tcW w:type="dxa" w:w="5112"/>
-          </w:tcPr>
-          <w:p>
-            <w:r/>
-          </w:p>
-        </w:tc>
-      </w:tr>
-      <w:tr>
-        <w:tc>
-          <w:tcPr>
-            <w:tcW w:type="dxa" w:w="5112"/>
-          </w:tcPr>
-          <w:p>
-            <w:r>
-              <w:t>Boundary or missing input and expected response</w:t>
-            </w:r>
-          </w:p>
-        </w:tc>
-        <w:tc>
-          <w:tcPr>
-            <w:tcW w:type="dxa" w:w="5112"/>
-          </w:tcPr>
-          <w:p>
-            <w:r/>
-          </w:p>
-        </w:tc>
-      </w:tr>
-    </w:tbl>
-    <w:p>
-      <w:pPr>
-        <w:spacing w:line="336" w:lineRule="auto" w:after="180"/>
-      </w:pPr>
-      <w:r>
-        <w:rPr>
-          <w:b w:val="0"/>
-        </w:rPr>
-        <w:t>On paper, trace the supplied procedure. If code is provided, predict before running it in a local practice file. Never write an expected answer as though it were an observed run.</w:t>
-      </w:r>
-    </w:p>
-    <w:p>
-      <w:pPr>
-        <w:pStyle w:val="Heading3"/>
-      </w:pPr>
-      <w:r>
-        <w:t>Plan → try → check</w:t>
-      </w:r>
-    </w:p>
-    <w:p>
-      <w:pPr>
-        <w:spacing w:line="336" w:lineRule="auto" w:after="180"/>
-      </w:pPr>
-      <w:r>
-        <w:rPr>
-          <w:b w:val="0"/>
-        </w:rPr>
-        <w:t>Before trying: what do I expect, and why? While trying: which step could first go wrong? Afterwards: what did I actually observe, and what should change? Keep “not run” if you only traced the procedure.</w:t>
-      </w:r>
-    </w:p>
-    <w:p>
-      <w:pPr>
-        <w:pStyle w:val="Heading1"/>
-      </w:pPr>
-      <w:r>
-        <w:t>10. Build your understanding</w:t>
-      </w:r>
-    </w:p>
-    <w:p>
-      <w:r>
-        <w:t>Move from recall to tracing, diagnosis and transfer in Expressions and operator order. Explain why each step is justified.</w:t>
-      </w:r>
-    </w:p>
-    <w:p>
-      <w:pPr>
-        <w:pStyle w:val="Heading3"/>
-      </w:pPr>
-      <w:r>
-        <w:t>Explain → apply → challenge</w:t>
-      </w:r>
-    </w:p>
-    <w:p>
-      <w:pPr>
-        <w:spacing w:line="336" w:lineRule="auto" w:after="180"/>
-      </w:pPr>
-      <w:r>
-        <w:rPr>
-          <w:b w:val="0"/>
-        </w:rPr>
-        <w:t xml:space="preserve">Write an </w:t>
-      </w:r>
-      <w:r>
-        <w:rPr>
-          <w:b/>
-        </w:rPr>
-        <w:t>expression</w:t>
-      </w:r>
-      <w:r>
-        <w:rPr>
-          <w:b w:val="0"/>
-        </w:rPr>
-        <w:t xml:space="preserve"> for three packs of eight counters plus two loose counters. Explain why adding two within the </w:t>
-      </w:r>
-      <w:r>
-        <w:rPr>
-          <w:b/>
-        </w:rPr>
-        <w:t>parentheses</w:t>
-      </w:r>
-      <w:r>
-        <w:rPr>
-          <w:b w:val="0"/>
-        </w:rPr>
-        <w:t xml:space="preserve"> for every pack describes a different situation.</w:t>
-      </w:r>
-    </w:p>
-    <w:p>
-      <w:pPr>
-        <w:spacing w:line="336" w:lineRule="auto" w:after="180"/>
-      </w:pPr>
-      <w:r>
-        <w:rPr>
-          <w:b w:val="0"/>
-        </w:rPr>
-        <w:t xml:space="preserve">For 17 counters in groups of 5, explain /, // and %. Show a multiplication-and-addition check for the complete groups and </w:t>
-      </w:r>
-      <w:r>
-        <w:rPr>
-          <w:b/>
-        </w:rPr>
-        <w:t>remainder</w:t>
-      </w:r>
-      <w:r>
-        <w:rPr>
-          <w:b w:val="0"/>
-        </w:rPr>
-        <w:t>.</w:t>
-      </w:r>
-    </w:p>
-    <w:p>
-      <w:pPr>
-        <w:spacing w:line="336" w:lineRule="auto" w:after="180"/>
-      </w:pPr>
-      <w:r>
-        <w:rPr>
-          <w:b w:val="0"/>
-        </w:rPr>
-        <w:t xml:space="preserve">Explain why a group size of zero must be excluded. State the assumptions that let complete groups and a </w:t>
-      </w:r>
-      <w:r>
-        <w:rPr>
-          <w:b/>
-        </w:rPr>
-        <w:t>remainder</w:t>
-      </w:r>
-      <w:r>
-        <w:rPr>
-          <w:b w:val="0"/>
-        </w:rPr>
-        <w:t xml:space="preserve"> describe the packing task.</w:t>
-      </w:r>
-    </w:p>
-    <w:p>
-      <w:pPr>
-        <w:pStyle w:val="Heading3"/>
-      </w:pPr>
-      <w:r>
-        <w:t>Explain which evidence supports your conclusion and which claim remains unproved.</w:t>
-      </w:r>
-    </w:p>
-    <w:p>
-      <w:r>
-        <w:t>________________________________________________________________</w:t>
-      </w:r>
-    </w:p>
-    <w:p>
-      <w:r>
-        <w:t>________________________________________________________________</w:t>
-      </w:r>
-    </w:p>
-    <w:p>
-      <w:r>
-        <w:t>________________________________________________________________</w:t>
-      </w:r>
-    </w:p>
-    <w:p>
-      <w:r>
-        <w:t>________________________________________________________________</w:t>
-      </w:r>
-    </w:p>
-    <w:p>
-      <w:r>
-        <w:t>________________________________________________________________</w:t>
-      </w:r>
-    </w:p>
-    <w:p>
-      <w:pPr>
-        <w:pStyle w:val="Heading1"/>
-      </w:pPr>
-      <w:r>
-        <w:t>11. Connect your project</w:t>
-      </w:r>
-    </w:p>
-    <w:p>
-      <w:r>
-        <w:t>Apply this week’s idea to Python readiness portfolio. Keep an annotated decision and the evidence supporting it.</w:t>
-      </w:r>
-    </w:p>
-    <w:p>
-      <w:pPr>
-        <w:spacing w:line="336" w:lineRule="auto" w:after="180"/>
-      </w:pPr>
-      <w:r>
-        <w:rPr>
-          <w:b w:val="0"/>
-        </w:rPr>
-        <w:t xml:space="preserve">Add a labelled </w:t>
-      </w:r>
-      <w:r>
-        <w:rPr>
-          <w:b/>
-        </w:rPr>
-        <w:t>expression</w:t>
-      </w:r>
-      <w:r>
-        <w:rPr>
-          <w:b w:val="0"/>
-        </w:rPr>
-        <w:t xml:space="preserve">s and </w:t>
-      </w:r>
-      <w:r>
-        <w:rPr>
-          <w:b/>
-        </w:rPr>
-        <w:t>operator</w:t>
-      </w:r>
-      <w:r>
-        <w:rPr>
-          <w:b w:val="0"/>
-        </w:rPr>
-        <w:t xml:space="preserve"> order </w:t>
-      </w:r>
-      <w:r>
-        <w:rPr>
-          <w:b/>
-        </w:rPr>
-        <w:t>evidence</w:t>
-      </w:r>
-      <w:r>
-        <w:rPr>
-          <w:b w:val="0"/>
-        </w:rPr>
-        <w:t xml:space="preserve"> sheet to Python readiness portfolio. Show how you can evaluate numeric </w:t>
-      </w:r>
-      <w:r>
-        <w:rPr>
-          <w:b/>
-        </w:rPr>
-        <w:t>expression</w:t>
-      </w:r>
-      <w:r>
-        <w:rPr>
-          <w:b w:val="0"/>
-        </w:rPr>
-        <w:t>s using python’s grouping rules.</w:t>
-      </w:r>
-    </w:p>
-    <w:p>
-      <w:pPr>
-        <w:spacing w:line="336" w:lineRule="auto" w:after="180"/>
-      </w:pPr>
-      <w:r>
-        <w:rPr>
-          <w:b w:val="0"/>
-        </w:rPr>
-        <w:t xml:space="preserve">Use the supplied fictional case and keep its </w:t>
-      </w:r>
-      <w:r>
-        <w:rPr>
-          <w:b/>
-        </w:rPr>
-        <w:t>input</w:t>
-      </w:r>
-      <w:r>
-        <w:rPr>
-          <w:b w:val="0"/>
-        </w:rPr>
-        <w:t xml:space="preserve">s, intermediate steps, calculation or </w:t>
-      </w:r>
-      <w:r>
-        <w:rPr>
-          <w:b/>
-        </w:rPr>
-        <w:t>prediction</w:t>
-      </w:r>
-      <w:r>
-        <w:rPr>
-          <w:b w:val="0"/>
-        </w:rPr>
-        <w:t>, and limitation. Connect this record to last week’s record; a matching answer without a trace is insufficient.</w:t>
-      </w:r>
-    </w:p>
-    <w:tbl>
-      <w:tblPr>
-        <w:tblStyle w:val="LightShading-Accent1"/>
-        <w:tblW w:type="auto" w:w="0"/>
-        <w:tblLook w:firstColumn="1" w:firstRow="1" w:lastColumn="0" w:lastRow="0" w:noHBand="0" w:noVBand="1" w:val="04A0"/>
-      </w:tblPr>
-      <w:tblGrid>
-        <w:gridCol w:w="5112"/>
-        <w:gridCol w:w="5112"/>
-      </w:tblGrid>
-      <w:tr>
-        <w:trPr>
-          <w:tblHeader/>
-        </w:trPr>
-        <w:tc>
-          <w:tcPr>
-            <w:tcW w:type="dxa" w:w="5112"/>
-          </w:tcPr>
-          <w:p>
-            <w:r>
-              <w:t>Project evidence</w:t>
-            </w:r>
-          </w:p>
-        </w:tc>
-        <w:tc>
-          <w:tcPr>
-            <w:tcW w:type="dxa" w:w="5112"/>
-          </w:tcPr>
-          <w:p>
-            <w:r>
-              <w:t>Record</w:t>
-            </w:r>
-          </w:p>
-        </w:tc>
-      </w:tr>
-      <w:tr>
-        <w:tc>
-          <w:tcPr>
-            <w:tcW w:type="dxa" w:w="5112"/>
-          </w:tcPr>
-          <w:p>
-            <w:r>
-              <w:t>Component and version</w:t>
-            </w:r>
-          </w:p>
-        </w:tc>
-        <w:tc>
-          <w:tcPr>
-            <w:tcW w:type="dxa" w:w="5112"/>
-          </w:tcPr>
-          <w:p>
-            <w:r/>
-          </w:p>
-        </w:tc>
-      </w:tr>
-      <w:tr>
-        <w:tc>
-          <w:tcPr>
-            <w:tcW w:type="dxa" w:w="5112"/>
-          </w:tcPr>
-          <w:p>
-            <w:r>
-              <w:t>Inputs permitted at prediction time</w:t>
-            </w:r>
-          </w:p>
-        </w:tc>
-        <w:tc>
-          <w:tcPr>
-            <w:tcW w:type="dxa" w:w="5112"/>
-          </w:tcPr>
-          <w:p>
-            <w:r/>
-          </w:p>
-        </w:tc>
-      </w:tr>
-      <w:tr>
-        <w:tc>
-          <w:tcPr>
-            <w:tcW w:type="dxa" w:w="5112"/>
-          </w:tcPr>
-          <w:p>
-            <w:r>
-              <w:t>Trace and comparison with earlier work</w:t>
-            </w:r>
-          </w:p>
-        </w:tc>
-        <w:tc>
-          <w:tcPr>
-            <w:tcW w:type="dxa" w:w="5112"/>
-          </w:tcPr>
-          <w:p>
-            <w:r/>
-          </w:p>
-        </w:tc>
-      </w:tr>
-      <w:tr>
-        <w:tc>
-          <w:tcPr>
-            <w:tcW w:type="dxa" w:w="5112"/>
-          </w:tcPr>
-          <w:p>
-            <w:r>
-              <w:t>Failure, limit and human review</w:t>
-            </w:r>
-          </w:p>
-        </w:tc>
-        <w:tc>
-          <w:tcPr>
-            <w:tcW w:type="dxa" w:w="5112"/>
-          </w:tcPr>
-          <w:p>
-            <w:r/>
-          </w:p>
-        </w:tc>
-      </w:tr>
-    </w:tbl>
-    <w:p>
-      <w:pPr>
-        <w:pStyle w:val="Heading3"/>
-      </w:pPr>
-      <w:r>
-        <w:t>Evidence for your project</w:t>
-      </w:r>
-    </w:p>
-    <w:p>
-      <w:pPr>
-        <w:spacing w:line="336" w:lineRule="auto" w:after="180"/>
-      </w:pPr>
-      <w:r>
-        <w:rPr>
-          <w:b w:val="0"/>
-        </w:rPr>
-        <w:t xml:space="preserve">For Python readiness before the Responsible Plant Classifier, retain a trace of the values, the predicted </w:t>
-      </w:r>
-      <w:r>
-        <w:rPr>
-          <w:b/>
-        </w:rPr>
-        <w:t>output</w:t>
-      </w:r>
-      <w:r>
-        <w:rPr>
-          <w:b w:val="0"/>
-        </w:rPr>
-        <w:t xml:space="preserve">s and the changed-case explanation. Use actual Python 3 results to check the </w:t>
-      </w:r>
-      <w:r>
-        <w:rPr>
-          <w:b/>
-        </w:rPr>
-        <w:t>prediction</w:t>
-      </w:r>
-      <w:r>
-        <w:rPr>
-          <w:b w:val="0"/>
-        </w:rPr>
-        <w:t xml:space="preserve"> after reasoning first.</w:t>
-      </w:r>
-    </w:p>
-    <w:p>
-      <w:pPr>
-        <w:pStyle w:val="Heading1"/>
-      </w:pPr>
-      <w:r>
-        <w:t>12. Show what you know</w:t>
-      </w:r>
-    </w:p>
-    <w:p>
-      <w:r>
-        <w:t>Use a genuinely new case for independent evidence. Previously discussed examples remain practice; use the separately named independent case before feedback.</w:t>
-      </w:r>
-    </w:p>
-    <w:p>
-      <w:pPr>
-        <w:spacing w:line="336" w:lineRule="auto" w:after="180"/>
-      </w:pPr>
-      <w:r>
-        <w:rPr>
-          <w:b w:val="0"/>
-        </w:rPr>
-        <w:t xml:space="preserve">Keep the </w:t>
-      </w:r>
-      <w:r>
-        <w:rPr>
-          <w:b/>
-        </w:rPr>
-        <w:t>expression</w:t>
-      </w:r>
-      <w:r>
-        <w:rPr>
-          <w:b w:val="0"/>
-        </w:rPr>
-        <w:t>, substituted numbers, grouping, units and actual result. A bare number does not show why it answers the question.</w:t>
-      </w:r>
-    </w:p>
-    <w:p>
-      <w:pPr>
-        <w:spacing w:line="336" w:lineRule="auto" w:after="180"/>
-      </w:pPr>
-      <w:r>
-        <w:rPr>
-          <w:b w:val="0"/>
-        </w:rPr>
-        <w:t xml:space="preserve">If an edit changes the grouping, preserve the old result and rerun a case where the </w:t>
-      </w:r>
-      <w:r>
-        <w:rPr>
-          <w:b/>
-        </w:rPr>
-        <w:t>expression</w:t>
-      </w:r>
-      <w:r>
-        <w:rPr>
-          <w:b w:val="0"/>
-        </w:rPr>
-        <w:t>s differ. Week 4 will turn comparisons into Boolean conditions.</w:t>
-      </w:r>
-    </w:p>
-    <w:p>
-      <w:pPr>
-        <w:pStyle w:val="Heading3"/>
-      </w:pPr>
-      <w:r>
-        <w:t>A team has 23 whole tiles and puts 4 in each complete tray. Which operations find complete trays and leftover tiles? Predict both values and verify them by reconstructing 23. Explain why / alone does not answer both questions.</w:t>
-      </w:r>
-    </w:p>
-    <w:p>
-      <w:r>
-        <w:t>________________________________________________________________</w:t>
-      </w:r>
-    </w:p>
-    <w:p>
-      <w:r>
-        <w:t>________________________________________________________________</w:t>
-      </w:r>
-    </w:p>
-    <w:p>
-      <w:r>
-        <w:t>________________________________________________________________</w:t>
-      </w:r>
-    </w:p>
-    <w:p>
-      <w:r>
-        <w:t>________________________________________________________________</w:t>
-      </w:r>
-    </w:p>
-    <w:p>
-      <w:r>
-        <w:t>________________________________________________________________</w:t>
-      </w:r>
-    </w:p>
-    <w:p>
-      <w:pPr>
-        <w:spacing w:line="336" w:lineRule="auto" w:after="180"/>
-      </w:pPr>
-      <w:r>
-        <w:rPr>
-          <w:b w:val="0"/>
-        </w:rPr>
-        <w:t xml:space="preserve">Explain why a group size of zero must be excluded. State the assumptions that let complete groups and a </w:t>
-      </w:r>
-      <w:r>
-        <w:rPr>
-          <w:b/>
-        </w:rPr>
-        <w:t>remainder</w:t>
-      </w:r>
-      <w:r>
-        <w:rPr>
-          <w:b w:val="0"/>
-        </w:rPr>
-        <w:t xml:space="preserve"> describe the packing task.</w:t>
-      </w:r>
-    </w:p>
-    <w:p>
-      <w:pPr>
-        <w:pStyle w:val="Heading3"/>
-      </w:pPr>
-      <w:r>
-        <w:t>My limited claim and a useful next check</w:t>
-      </w:r>
-    </w:p>
-    <w:p>
-      <w:r>
-        <w:t>________________________________________________________________</w:t>
-      </w:r>
-    </w:p>
-    <w:p>
-      <w:r>
-        <w:t>________________________________________________________________</w:t>
-      </w:r>
-    </w:p>
-    <w:p>
-      <w:r>
-        <w:t>________________________________________________________________</w:t>
-      </w:r>
-    </w:p>
-    <w:p>
-      <w:r>
-        <w:t>________________________________________________________________</w:t>
-      </w:r>
-    </w:p>
-    <w:p>
-      <w:pPr>
-        <w:pStyle w:val="Heading1"/>
-      </w:pPr>
-      <w:r>
-        <w:t>13. Study a complete case</w:t>
-      </w:r>
-    </w:p>
-    <w:p>
-      <w:r>
-        <w:t>Revisit the complete Expressions and operator order case for supported practice. Repeated examples do not become fresh assessments.</w:t>
-      </w:r>
-    </w:p>
-    <w:p>
-      <w:pPr>
-        <w:pStyle w:val="Heading3"/>
-      </w:pPr>
-      <w:r>
-        <w:t>Complete evidence record</w:t>
+        <w:pStyle w:val="Heading2"/>
+      </w:pPr>
+      <w:r>
+        <w:t>Check the complete trace · reference / check after trying</w:t>
       </w:r>
     </w:p>
     <w:p>
@@ -3134,25 +3751,10 @@
     </w:p>
     <w:p>
       <w:pPr>
-        <w:spacing w:line="336" w:lineRule="auto" w:after="180"/>
-      </w:pPr>
-      <w:r>
-        <w:rPr>
-          <w:b w:val="0"/>
-        </w:rPr>
-        <w:t xml:space="preserve">Follow the </w:t>
-      </w:r>
-      <w:r>
-        <w:rPr>
-          <w:b/>
-        </w:rPr>
-        <w:t>input</w:t>
-      </w:r>
-      <w:r>
-        <w:rPr>
-          <w:b w:val="0"/>
-        </w:rPr>
-        <w:t xml:space="preserve"> through the stated procedure to its result. Cover the result first, predict it, then explain every intermediate step. The text/table accompanies the figure so the example can be read without colour.</w:t>
+        <w:pStyle w:val="Heading2"/>
+      </w:pPr>
+      <w:r>
+        <w:t>Earlier wording, alternatives and picture transcripts · reference / check after trying</w:t>
       </w:r>
     </w:p>
     <w:p>
@@ -3160,37 +3762,7 @@
         <w:pStyle w:val="Heading3"/>
       </w:pPr>
       <w:r>
-        <w:t>My complete trace of the worked case</w:t>
-      </w:r>
-    </w:p>
-    <w:p>
-      <w:r>
-        <w:t>________________________________________________________________</w:t>
-      </w:r>
-    </w:p>
-    <w:p>
-      <w:r>
-        <w:t>________________________________________________________________</w:t>
-      </w:r>
-    </w:p>
-    <w:p>
-      <w:r>
-        <w:t>________________________________________________________________</w:t>
-      </w:r>
-    </w:p>
-    <w:p>
-      <w:r>
-        <w:t>________________________________________________________________</w:t>
-      </w:r>
-    </w:p>
-    <w:p>
-      <w:r>
-        <w:t>________________________________________________________________</w:t>
-      </w:r>
-    </w:p>
-    <w:p>
-      <w:r>
-        <w:t>________________________________________________________________</w:t>
+        <w:t>Complete evidence record</w:t>
       </w:r>
     </w:p>
     <w:p>
@@ -3198,280 +3770,20 @@
         <w:pStyle w:val="Heading1"/>
       </w:pPr>
       <w:r>
-        <w:t>14. Try a new case independently</w:t>
-      </w:r>
-    </w:p>
-    <w:p>
-      <w:r>
-        <w:t>Attempt the reserved new case before feedback. Record support; the earlier examples below remain additional practice.</w:t>
-      </w:r>
-    </w:p>
-    <w:p>
-      <w:pPr>
-        <w:pStyle w:val="Heading3"/>
-      </w:pPr>
-      <w:r>
-        <w:t>Independent case: Group an expression deliberately</w:t>
-      </w:r>
-    </w:p>
-    <w:p>
-      <w:pPr>
-        <w:spacing w:line="336" w:lineRule="auto" w:after="180"/>
-        <w:shd w:fill="F5F1FB"/>
-      </w:pPr>
-      <w:r>
-        <w:rPr>
-          <w:b w:val="0"/>
-        </w:rPr>
-        <w:t>Predict each line. Explain which calculation groups addition before division. What would (17+5)%5 return, and how do /, // and % differ for the supplied positive integers?</w:t>
-      </w:r>
-    </w:p>
-    <w:p>
-      <w:r>
-        <w:rPr>
-          <w:rFonts w:ascii="Courier New" w:hAnsi="Courier New"/>
-          <w:sz w:val="18"/>
-        </w:rPr>
-        <w:t>print((17 + 5) // 5)</w:t>
-        <w:br/>
-        <w:t>print(17 + 5 // 5)</w:t>
-        <w:br/>
-        <w:t>print(17 / 5, 17 // 5, 17 % 5)</w:t>
-        <w:br/>
-      </w:r>
-    </w:p>
-    <w:p>
-      <w:pPr>
-        <w:pStyle w:val="Heading3"/>
-      </w:pPr>
-      <w:r>
-        <w:t>My independent explanation, trace and limits</w:t>
-      </w:r>
-    </w:p>
-    <w:p>
-      <w:r>
-        <w:t>________________________________________________________________</w:t>
-      </w:r>
-    </w:p>
-    <w:p>
-      <w:r>
-        <w:t>________________________________________________________________</w:t>
-      </w:r>
-    </w:p>
-    <w:p>
-      <w:r>
-        <w:t>________________________________________________________________</w:t>
-      </w:r>
-    </w:p>
-    <w:p>
-      <w:r>
-        <w:t>________________________________________________________________</w:t>
-      </w:r>
-    </w:p>
-    <w:p>
-      <w:r>
-        <w:t>________________________________________________________________</w:t>
-      </w:r>
-    </w:p>
-    <w:p>
-      <w:r>
-        <w:t>________________________________________________________________</w:t>
-      </w:r>
-    </w:p>
-    <w:p>
-      <w:r>
-        <w:t>________________________________________________________________</w:t>
-      </w:r>
-    </w:p>
-    <w:p>
-      <w:pPr>
-        <w:spacing w:line="336" w:lineRule="auto" w:after="180"/>
-      </w:pPr>
-      <w:r>
-        <w:rPr>
-          <w:b w:val="0"/>
-        </w:rPr>
-        <w:t>Attempt this case before feedback. Record any help. Earlier examples below are further practice; a case already practised with feedback cannot establish fresh transfer.</w:t>
-      </w:r>
-    </w:p>
-    <w:p>
-      <w:pPr>
-        <w:pStyle w:val="Heading3"/>
-      </w:pPr>
-      <w:r>
-        <w:t>Attempt this without hints</w:t>
-      </w:r>
-    </w:p>
-    <w:p>
-      <w:pPr>
-        <w:spacing w:line="336" w:lineRule="auto" w:after="180"/>
-      </w:pPr>
-      <w:r>
-        <w:rPr>
-          <w:b w:val="0"/>
-        </w:rPr>
-        <w:t xml:space="preserve">Four trays hold six tiles each and five tiles are loose. Write and evaluate the total </w:t>
-      </w:r>
-      <w:r>
-        <w:rPr>
-          <w:b/>
-        </w:rPr>
-        <w:t>expression</w:t>
-      </w:r>
-      <w:r>
-        <w:rPr>
-          <w:b w:val="0"/>
-        </w:rPr>
-        <w:t xml:space="preserve">. Then pack the total into complete groups of four and find the </w:t>
-      </w:r>
-      <w:r>
-        <w:rPr>
-          <w:b/>
-        </w:rPr>
-        <w:t>remainder</w:t>
-      </w:r>
-      <w:r>
-        <w:rPr>
-          <w:b w:val="0"/>
-        </w:rPr>
-        <w:t>. Explain why 4 * (6 + 5) is wrong for this story.</w:t>
-      </w:r>
-    </w:p>
-    <w:p>
-      <w:pPr>
-        <w:pStyle w:val="Heading3"/>
-      </w:pPr>
-      <w:r>
-        <w:t>My independent procedure, result and limitation</w:t>
-      </w:r>
-    </w:p>
-    <w:p>
-      <w:r>
-        <w:t>________________________________________________________________</w:t>
-      </w:r>
-    </w:p>
-    <w:p>
-      <w:r>
-        <w:t>________________________________________________________________</w:t>
-      </w:r>
-    </w:p>
-    <w:p>
-      <w:r>
-        <w:t>________________________________________________________________</w:t>
-      </w:r>
-    </w:p>
-    <w:p>
-      <w:r>
-        <w:t>________________________________________________________________</w:t>
-      </w:r>
-    </w:p>
-    <w:p>
-      <w:r>
-        <w:t>________________________________________________________________</w:t>
-      </w:r>
-    </w:p>
-    <w:p>
-      <w:r>
-        <w:t>________________________________________________________________</w:t>
-      </w:r>
-    </w:p>
-    <w:p>
-      <w:r>
-        <w:t>________________________________________________________________</w:t>
-      </w:r>
-    </w:p>
-    <w:p>
-      <w:r>
-        <w:t>________________________________________________________________</w:t>
-      </w:r>
-    </w:p>
-    <w:p>
-      <w:pPr>
-        <w:spacing w:line="336" w:lineRule="auto" w:after="180"/>
-      </w:pPr>
-      <w:r>
-        <w:rPr>
-          <w:b w:val="0"/>
-        </w:rPr>
-        <w:t>Record support used: none, hint or teacher explanation. After feedback, a different case is needed to demonstrate independence.</w:t>
-      </w:r>
-    </w:p>
-    <w:p>
-      <w:pPr>
-        <w:pStyle w:val="Heading3"/>
-      </w:pPr>
-      <w:r>
-        <w:t>Use feedback to improve</w:t>
-      </w:r>
-    </w:p>
-    <w:p>
-      <w:pPr>
-        <w:spacing w:line="336" w:lineRule="auto" w:after="180"/>
-      </w:pPr>
-      <w:r>
-        <w:rPr>
-          <w:b w:val="0"/>
-        </w:rPr>
-        <w:t>Attempt the independent case before hints. Record whether you worked alone, used a hint or followed a model. After feedback, fix the first unsupported step and explain why it changed.</w:t>
-      </w:r>
-    </w:p>
-    <w:p>
-      <w:pPr>
-        <w:spacing w:line="336" w:lineRule="auto" w:after="180"/>
-      </w:pPr>
-      <w:r>
-        <w:rPr>
-          <w:b w:val="0"/>
-        </w:rPr>
-        <w:t>A later check uses a changed case, not a copied answer.</w:t>
-      </w:r>
-    </w:p>
-    <w:p>
-      <w:pPr>
-        <w:pStyle w:val="Heading1"/>
-      </w:pPr>
-      <w:r>
-        <w:t>15. Your lesson route</w:t>
-      </w:r>
-    </w:p>
-    <w:p>
-      <w:r>
-        <w:t>Use this map to navigate Expressions and operator order, connect the goals to tasks and keep one evidence record for each attempt.</w:t>
-      </w:r>
-    </w:p>
-    <w:p>
-      <w:pPr>
-        <w:spacing w:line="336" w:lineRule="auto" w:after="180"/>
-      </w:pPr>
-      <w:r>
-        <w:rPr>
-          <w:b w:val="0"/>
-        </w:rPr>
-        <w:t xml:space="preserve">Start with this question: </w:t>
-      </w:r>
-      <w:r>
-        <w:rPr>
-          <w:b/>
-        </w:rPr>
-        <w:t>Parentheses</w:t>
-      </w:r>
-      <w:r>
-        <w:rPr>
-          <w:b w:val="0"/>
-        </w:rPr>
-        <w:t xml:space="preserve"> change an </w:t>
-      </w:r>
-      <w:r>
-        <w:rPr>
-          <w:b/>
-        </w:rPr>
-        <w:t>expression</w:t>
-      </w:r>
-      <w:r>
-        <w:rPr>
-          <w:b w:val="0"/>
-        </w:rPr>
-        <w:t>. A toy shelf calculator compares adding a fixed cost after multiplication with multiplying an entire group.</w:t>
+        <w:t>15. Reference · Earlier route checklist</w:t>
+      </w:r>
+    </w:p>
+    <w:p>
+      <w:r>
+        <w:t>Keep one main lesson route and use this as a reminder.</w:t>
+      </w:r>
+    </w:p>
+    <w:p>
+      <w:pPr>
+        <w:pStyle w:val="Heading2"/>
+      </w:pPr>
+      <w:r>
+        <w:t>Checklist and first prediction</w:t>
       </w:r>
     </w:p>
     <w:tbl>
@@ -3636,15 +3948,10 @@
     </w:p>
     <w:p>
       <w:pPr>
-        <w:pStyle w:val="Heading1"/>
-      </w:pPr>
-      <w:r>
-        <w:t>16. Finish and return</w:t>
-      </w:r>
-    </w:p>
-    <w:p>
-      <w:r>
-        <w:t>Explain Expressions and operator order without notes, identify a remaining question and plan a later check with a changed case.</w:t>
+        <w:pStyle w:val="Heading2"/>
+      </w:pPr>
+      <w:r>
+        <w:t>Earlier wording, alternatives and picture transcripts · reference / check after trying</w:t>
       </w:r>
     </w:p>
     <w:p>
@@ -3655,7 +3962,19 @@
         <w:rPr>
           <w:b w:val="0"/>
         </w:rPr>
-        <w:t xml:space="preserve">Close your notes. Explain this goal in your own words: Evaluate numeric </w:t>
+        <w:t xml:space="preserve">Start with this question: </w:t>
+      </w:r>
+      <w:r>
+        <w:rPr>
+          <w:b/>
+        </w:rPr>
+        <w:t>Parentheses</w:t>
+      </w:r>
+      <w:r>
+        <w:rPr>
+          <w:b w:val="0"/>
+        </w:rPr>
+        <w:t xml:space="preserve"> change an </w:t>
       </w:r>
       <w:r>
         <w:rPr>
@@ -3667,7 +3986,36 @@
         <w:rPr>
           <w:b w:val="0"/>
         </w:rPr>
-        <w:t>s using Python’s grouping rules</w:t>
+        <w:t>. A toy shelf calculator compares adding a fixed cost after multiplication with multiplying an entire group.</w:t>
+      </w:r>
+    </w:p>
+    <w:p>
+      <w:pPr>
+        <w:pStyle w:val="Heading1"/>
+      </w:pPr>
+      <w:r>
+        <w:t>17. Extra practice · Predict, check and repair</w:t>
+      </w:r>
+    </w:p>
+    <w:p>
+      <w:r>
+        <w:t>Use only after an attempt; keep the reserved assessment separate.</w:t>
+      </w:r>
+    </w:p>
+    <w:p>
+      <w:pPr>
+        <w:pStyle w:val="Heading2"/>
+      </w:pPr>
+      <w:r>
+        <w:t>First question and hint</w:t>
+      </w:r>
+    </w:p>
+    <w:p>
+      <w:pPr>
+        <w:pStyle w:val="ListBullet"/>
+      </w:pPr>
+      <w:r>
+        <w:t>Parentheses change an expression. A toy shelf calculator compares adding a fixed cost after multiplication with multiplying an entire group.</w:t>
       </w:r>
     </w:p>
     <w:p>
@@ -3675,7 +4023,47 @@
         <w:pStyle w:val="Heading3"/>
       </w:pPr>
       <w:r>
-        <w:t>My deciding step, evidence and one remaining question</w:t>
+        <w:t>Practice 1: explain the deciding evidence</w:t>
+      </w:r>
+    </w:p>
+    <w:p>
+      <w:pPr>
+        <w:pStyle w:val="ListBullet"/>
+      </w:pPr>
+      <w:r>
+        <w:t>Which labelled step matches this detail? Parentheses give 3+2=5 first; multiplying by 5 gives 25.</w:t>
+      </w:r>
+    </w:p>
+    <w:p>
+      <w:pPr>
+        <w:pStyle w:val="ListBullet"/>
+      </w:pPr>
+      <w:r>
+        <w:t>1. Compute grouped result</w:t>
+      </w:r>
+    </w:p>
+    <w:p>
+      <w:pPr>
+        <w:pStyle w:val="ListBullet"/>
+      </w:pPr>
+      <w:r>
+        <w:t>2. Use precedence</w:t>
+      </w:r>
+    </w:p>
+    <w:p>
+      <w:pPr>
+        <w:pStyle w:val="ListBullet"/>
+      </w:pPr>
+      <w:r>
+        <w:t>3. Compute first result</w:t>
+      </w:r>
+    </w:p>
+    <w:p>
+      <w:pPr>
+        <w:pStyle w:val="Heading3"/>
+      </w:pPr>
+      <w:r>
+        <w:t>My selected conclusion, deciding fact and explanation</w:t>
       </w:r>
     </w:p>
     <w:p>
@@ -3701,6 +4089,22 @@
     <w:p>
       <w:r>
         <w:t>________________________________________________________________</w:t>
+      </w:r>
+    </w:p>
+    <w:p>
+      <w:pPr>
+        <w:pStyle w:val="ListBullet"/>
+      </w:pPr>
+      <w:r>
+        <w:t>Hint if needed: Read the steps in the pictorial case. Match the supplied detail to the stage that performs or records it.</w:t>
+      </w:r>
+    </w:p>
+    <w:p>
+      <w:pPr>
+        <w:pStyle w:val="Heading2"/>
+      </w:pPr>
+      <w:r>
+        <w:t>Check the first explanation · reference / check after trying</w:t>
       </w:r>
     </w:p>
     <w:p>
@@ -3711,7 +4115,227 @@
         <w:rPr>
           <w:b w:val="0"/>
         </w:rPr>
-        <w:t xml:space="preserve">If you are unsure, return to the worked picture and explain one arrow. If you are ready, change an </w:t>
+        <w:t xml:space="preserve">After your attempt, compare with the supported explanation: Compute grouped result </w:t>
+      </w:r>
+      <w:r>
+        <w:rPr>
+          <w:b/>
+        </w:rPr>
+        <w:t>Parentheses</w:t>
+      </w:r>
+      <w:r>
+        <w:rPr>
+          <w:b w:val="0"/>
+        </w:rPr>
+        <w:t xml:space="preserve"> give 3+2=5 first; multiplying by 5 gives 25. </w:t>
+      </w:r>
+      <w:r>
+        <w:rPr>
+          <w:b/>
+        </w:rPr>
+        <w:t>Parentheses</w:t>
+      </w:r>
+      <w:r>
+        <w:rPr>
+          <w:b w:val="0"/>
+        </w:rPr>
+        <w:t xml:space="preserve"> explicitly group an operation.</w:t>
+      </w:r>
+    </w:p>
+    <w:p>
+      <w:pPr>
+        <w:spacing w:line="336" w:lineRule="auto" w:after="180"/>
+      </w:pPr>
+      <w:r>
+        <w:rPr>
+          <w:b w:val="0"/>
+        </w:rPr>
+        <w:t>Without them, Python multiplication takes priority over addition; the same numerals can therefore describe different procedures.</w:t>
+      </w:r>
+    </w:p>
+    <w:p>
+      <w:pPr>
+        <w:pStyle w:val="Heading2"/>
+      </w:pPr>
+      <w:r>
+        <w:t>Changed-case question and hint</w:t>
+      </w:r>
+    </w:p>
+    <w:p>
+      <w:pPr>
+        <w:pStyle w:val="Heading3"/>
+      </w:pPr>
+      <w:r>
+        <w:t>Practice 2: explain the deciding evidence</w:t>
+      </w:r>
+    </w:p>
+    <w:p>
+      <w:pPr>
+        <w:pStyle w:val="ListBullet"/>
+      </w:pPr>
+      <w:r>
+        <w:t>Changed-case practice: Replace the final multiplier 5 with 4 in both expressions. Which conclusion is supported by the supplied facts?</w:t>
+      </w:r>
+    </w:p>
+    <w:p>
+      <w:pPr>
+        <w:pStyle w:val="ListBullet"/>
+      </w:pPr>
+      <w:r>
+        <w:t>1. We can decide the result without examining the changed input or the procedure.</w:t>
+      </w:r>
+    </w:p>
+    <w:p>
+      <w:pPr>
+        <w:pStyle w:val="ListBullet"/>
+      </w:pPr>
+      <w:r>
+        <w:t>2. This one example guarantees correct results for every future input.</w:t>
+      </w:r>
+    </w:p>
+    <w:p>
+      <w:pPr>
+        <w:pStyle w:val="ListBullet"/>
+      </w:pPr>
+      <w:r>
+        <w:t>3. The first result is 11; the grouped result is 20.</w:t>
+      </w:r>
+    </w:p>
+    <w:p>
+      <w:pPr>
+        <w:pStyle w:val="Heading3"/>
+      </w:pPr>
+      <w:r>
+        <w:t>My selected conclusion, deciding fact and explanation</w:t>
+      </w:r>
+    </w:p>
+    <w:p>
+      <w:r>
+        <w:t>________________________________________________________________</w:t>
+      </w:r>
+    </w:p>
+    <w:p>
+      <w:r>
+        <w:t>________________________________________________________________</w:t>
+      </w:r>
+    </w:p>
+    <w:p>
+      <w:r>
+        <w:t>________________________________________________________________</w:t>
+      </w:r>
+    </w:p>
+    <w:p>
+      <w:r>
+        <w:t>________________________________________________________________</w:t>
+      </w:r>
+    </w:p>
+    <w:p>
+      <w:r>
+        <w:t>________________________________________________________________</w:t>
+      </w:r>
+    </w:p>
+    <w:p>
+      <w:pPr>
+        <w:pStyle w:val="ListBullet"/>
+      </w:pPr>
+      <w:r>
+        <w:t>Hint if needed: Use the changed condition and the deciding step in the pictorial trace. The answer must say what follows from those facts.</w:t>
+      </w:r>
+    </w:p>
+    <w:p>
+      <w:pPr>
+        <w:pStyle w:val="Heading2"/>
+      </w:pPr>
+      <w:r>
+        <w:t>Check the changed explanation · reference / check after trying</w:t>
+      </w:r>
+    </w:p>
+    <w:p>
+      <w:pPr>
+        <w:spacing w:line="336" w:lineRule="auto" w:after="180"/>
+      </w:pPr>
+      <w:r>
+        <w:rPr>
+          <w:b w:val="0"/>
+        </w:rPr>
+        <w:t>After your attempt, compare with the supported explanation: The first result is 11; the grouped result is 20. 3+2*4=3+8; (3+2)*4=5*4.</w:t>
+      </w:r>
+    </w:p>
+    <w:p>
+      <w:pPr>
+        <w:pStyle w:val="Heading2"/>
+      </w:pPr>
+      <w:r>
+        <w:t>Repair and keep the record</w:t>
+      </w:r>
+    </w:p>
+    <w:p>
+      <w:pPr>
+        <w:spacing w:line="336" w:lineRule="auto" w:after="180"/>
+      </w:pPr>
+      <w:r>
+        <w:rPr>
+          <w:b w:val="0"/>
+        </w:rPr>
+        <w:t xml:space="preserve">Review Values variables and types (python-bridge/2). Goal: Distinguish integer, floating-point, text and Boolean values. Short practice: Predict both print </w:t>
+      </w:r>
+      <w:r>
+        <w:rPr>
+          <w:b/>
+        </w:rPr>
+        <w:t>output</w:t>
+      </w:r>
+      <w:r>
+        <w:rPr>
+          <w:b w:val="0"/>
+        </w:rPr>
+        <w:t>s and explain why they differ.</w:t>
+      </w:r>
+    </w:p>
+    <w:p>
+      <w:pPr>
+        <w:spacing w:line="336" w:lineRule="auto" w:after="180"/>
+      </w:pPr>
+      <w:r>
+        <w:rPr>
+          <w:b w:val="0"/>
+        </w:rPr>
+        <w:t xml:space="preserve">Does count+tag work, and what happens to each valid </w:t>
+      </w:r>
+      <w:r>
+        <w:rPr>
+          <w:b/>
+        </w:rPr>
+        <w:t>output</w:t>
+      </w:r>
+      <w:r>
+        <w:rPr>
+          <w:b w:val="0"/>
+        </w:rPr>
+        <w:t xml:space="preserve"> after count becomes ten?. Return to this week and explain what you changed.</w:t>
+      </w:r>
+    </w:p>
+    <w:p>
+      <w:pPr>
+        <w:spacing w:line="336" w:lineRule="auto" w:after="180"/>
+      </w:pPr>
+      <w:r>
+        <w:rPr>
+          <w:b w:val="0"/>
+        </w:rPr>
+        <w:t xml:space="preserve">The browser lab lets you edit the supported Python examples already included in this lesson. Predict first, run, inspect the actual </w:t>
+      </w:r>
+      <w:r>
+        <w:rPr>
+          <w:b/>
+        </w:rPr>
+        <w:t>output</w:t>
+      </w:r>
+      <w:r>
+        <w:rPr>
+          <w:b w:val="0"/>
+        </w:rPr>
+        <w:t xml:space="preserve"> or error, change one </w:t>
       </w:r>
       <w:r>
         <w:rPr>
@@ -3723,7 +4347,18 @@
         <w:rPr>
           <w:b w:val="0"/>
         </w:rPr>
-        <w:t xml:space="preserve"> or assumption and justify your </w:t>
+        <w:t>, then run again.</w:t>
+      </w:r>
+    </w:p>
+    <w:p>
+      <w:pPr>
+        <w:spacing w:line="336" w:lineRule="auto" w:after="180"/>
+      </w:pPr>
+      <w:r>
+        <w:rPr>
+          <w:b w:val="0"/>
+        </w:rPr>
+        <w:t xml:space="preserve">Keep code, </w:t>
       </w:r>
       <w:r>
         <w:rPr>
@@ -3735,7 +4370,7 @@
         <w:rPr>
           <w:b w:val="0"/>
         </w:rPr>
-        <w:t>.</w:t>
+        <w:t>s, actual results and a reasoned revision together. On paper, label your result as a trace rather than an execution.</w:t>
       </w:r>
     </w:p>
     <w:p>
@@ -3746,7 +4381,7 @@
         <w:rPr>
           <w:b w:val="0"/>
         </w:rPr>
-        <w:t xml:space="preserve">Save your workbook </w:t>
+        <w:t xml:space="preserve">Use Download completed work in the hosted lesson to export your answers, reflections, practice feedback and code-run </w:t>
       </w:r>
       <w:r>
         <w:rPr>
@@ -3758,20 +4393,26 @@
         <w:rPr>
           <w:b w:val="0"/>
         </w:rPr>
-        <w:t>. At the next review, try a different case before opening your old answer.</w:t>
-      </w:r>
-    </w:p>
-    <w:p>
-      <w:pPr>
-        <w:pStyle w:val="Heading1"/>
-      </w:pPr>
-      <w:r>
-        <w:t>17. Supported practice, repair and portfolio</w:t>
-      </w:r>
-    </w:p>
-    <w:p>
-      <w:r>
-        <w:t>Attempt supported questions before using hints or feedback. Review a missing building block, then keep the completed work.</w:t>
+        <w:t>. Open the HTML copy to read or print it.</w:t>
+      </w:r>
+    </w:p>
+    <w:p>
+      <w:pPr>
+        <w:spacing w:line="336" w:lineRule="auto" w:after="180"/>
+      </w:pPr>
+      <w:r>
+        <w:rPr>
+          <w:b w:val="0"/>
+        </w:rPr>
+        <w:t>Drafts stay in this browser when storage is available; clear drafts on a shared device.</w:t>
+      </w:r>
+    </w:p>
+    <w:p>
+      <w:pPr>
+        <w:pStyle w:val="Heading2"/>
+      </w:pPr>
+      <w:r>
+        <w:t>Earlier wording, alternatives and picture transcripts · reference / check after trying</w:t>
       </w:r>
     </w:p>
     <w:p>
@@ -3787,104 +4428,10 @@
     </w:p>
     <w:p>
       <w:pPr>
-        <w:spacing w:line="336" w:lineRule="auto" w:after="180"/>
-      </w:pPr>
-      <w:r>
-        <w:rPr>
-          <w:b/>
-        </w:rPr>
-        <w:t>Parentheses</w:t>
-      </w:r>
-      <w:r>
-        <w:rPr>
-          <w:b w:val="0"/>
-        </w:rPr>
-        <w:t xml:space="preserve"> change an </w:t>
-      </w:r>
-      <w:r>
-        <w:rPr>
-          <w:b/>
-        </w:rPr>
-        <w:t>expression</w:t>
-      </w:r>
-      <w:r>
-        <w:rPr>
-          <w:b w:val="0"/>
-        </w:rPr>
-        <w:t>. A toy shelf calculator compares adding a fixed cost after multiplication with multiplying an entire group.</w:t>
-      </w:r>
-    </w:p>
-    <w:p>
-      <w:pPr>
         <w:pStyle w:val="Heading3"/>
       </w:pPr>
       <w:r>
-        <w:t>Practice 1: explain the deciding evidence</w:t>
-      </w:r>
-    </w:p>
-    <w:p>
-      <w:pPr>
-        <w:spacing w:line="336" w:lineRule="auto" w:after="180"/>
-      </w:pPr>
-      <w:r>
-        <w:rPr>
-          <w:b w:val="0"/>
-        </w:rPr>
-        <w:t xml:space="preserve">Which labelled step matches this detail? </w:t>
-      </w:r>
-      <w:r>
-        <w:rPr>
-          <w:b/>
-        </w:rPr>
-        <w:t>Parentheses</w:t>
-      </w:r>
-      <w:r>
-        <w:rPr>
-          <w:b w:val="0"/>
-        </w:rPr>
-        <w:t xml:space="preserve"> give 3+2=5 first; multiplying by 5 gives 25.</w:t>
-      </w:r>
-    </w:p>
-    <w:p>
-      <w:pPr>
-        <w:spacing w:line="336" w:lineRule="auto" w:after="180"/>
-        <w:shd w:fill="F4F9FC"/>
-      </w:pPr>
-      <w:r>
-        <w:rPr>
-          <w:b w:val="0"/>
-        </w:rPr>
-        <w:t>1. Compute grouped result</w:t>
-      </w:r>
-    </w:p>
-    <w:p>
-      <w:pPr>
-        <w:spacing w:line="336" w:lineRule="auto" w:after="180"/>
-        <w:shd w:fill="F4F9FC"/>
-      </w:pPr>
-      <w:r>
-        <w:rPr>
-          <w:b w:val="0"/>
-        </w:rPr>
-        <w:t xml:space="preserve">2. Use </w:t>
-      </w:r>
-      <w:r>
-        <w:rPr>
-          <w:b/>
-        </w:rPr>
-        <w:t>precedence</w:t>
-      </w:r>
-    </w:p>
-    <w:p>
-      <w:pPr>
-        <w:spacing w:line="336" w:lineRule="auto" w:after="180"/>
-        <w:shd w:fill="F4F9FC"/>
-      </w:pPr>
-      <w:r>
-        <w:rPr>
-          <w:b w:val="0"/>
-        </w:rPr>
-        <w:t>3. Compute first result</w:t>
+        <w:t>Repair a missing building block</w:t>
       </w:r>
     </w:p>
     <w:p>
@@ -3892,32 +4439,7 @@
         <w:pStyle w:val="Heading3"/>
       </w:pPr>
       <w:r>
-        <w:t>My selected conclusion, deciding fact and explanation</w:t>
-      </w:r>
-    </w:p>
-    <w:p>
-      <w:r>
-        <w:t>________________________________________________________________</w:t>
-      </w:r>
-    </w:p>
-    <w:p>
-      <w:r>
-        <w:t>________________________________________________________________</w:t>
-      </w:r>
-    </w:p>
-    <w:p>
-      <w:r>
-        <w:t>________________________________________________________________</w:t>
-      </w:r>
-    </w:p>
-    <w:p>
-      <w:r>
-        <w:t>________________________________________________________________</w:t>
-      </w:r>
-    </w:p>
-    <w:p>
-      <w:r>
-        <w:t>________________________________________________________________</w:t>
+        <w:t>Predict, run and debug</w:t>
       </w:r>
     </w:p>
     <w:p>
@@ -3925,428 +4447,25 @@
         <w:pStyle w:val="Heading3"/>
       </w:pPr>
       <w:r>
-        <w:t>Hint · try first</w:t>
-      </w:r>
-    </w:p>
-    <w:p>
-      <w:pPr>
-        <w:spacing w:line="336" w:lineRule="auto" w:after="180"/>
-        <w:shd w:fill="F1F6F8"/>
-      </w:pPr>
-      <w:r>
-        <w:rPr>
-          <w:b w:val="0"/>
-        </w:rPr>
-        <w:t>Hint if needed: Read the steps in the pictorial case. Match the supplied detail to the stage that performs or records it.</w:t>
-      </w:r>
-    </w:p>
-    <w:p>
-      <w:pPr>
-        <w:pStyle w:val="Heading3"/>
-      </w:pPr>
-      <w:r>
-        <w:t>Feedback · compare after trying</w:t>
-      </w:r>
-    </w:p>
-    <w:p>
-      <w:pPr>
-        <w:spacing w:line="336" w:lineRule="auto" w:after="180"/>
-        <w:shd w:fill="F1F6FC"/>
-      </w:pPr>
-      <w:r>
-        <w:rPr>
-          <w:b w:val="0"/>
-        </w:rPr>
-        <w:t xml:space="preserve">After your attempt, compare with the supported explanation: Compute grouped result </w:t>
-      </w:r>
-      <w:r>
-        <w:rPr>
-          <w:b/>
-        </w:rPr>
-        <w:t>Parentheses</w:t>
-      </w:r>
-      <w:r>
-        <w:rPr>
-          <w:b w:val="0"/>
-        </w:rPr>
-        <w:t xml:space="preserve"> give 3+2=5 first; multiplying by 5 gives 25. </w:t>
-      </w:r>
-      <w:r>
-        <w:rPr>
-          <w:b/>
-        </w:rPr>
-        <w:t>Parentheses</w:t>
-      </w:r>
-      <w:r>
-        <w:rPr>
-          <w:b w:val="0"/>
-        </w:rPr>
-        <w:t xml:space="preserve"> explicitly group an operation.</w:t>
-      </w:r>
-    </w:p>
-    <w:p>
-      <w:pPr>
-        <w:spacing w:line="336" w:lineRule="auto" w:after="180"/>
-        <w:shd w:fill="F1F6FC"/>
-      </w:pPr>
-      <w:r>
-        <w:rPr>
-          <w:b w:val="0"/>
-        </w:rPr>
-        <w:t>Without them, Python multiplication takes priority over addition; the same numerals can therefore describe different procedures.</w:t>
-      </w:r>
-    </w:p>
-    <w:p>
-      <w:pPr>
-        <w:pStyle w:val="Heading3"/>
-      </w:pPr>
-      <w:r>
-        <w:t>Practice 2: explain the deciding evidence</w:t>
-      </w:r>
-    </w:p>
-    <w:p>
-      <w:pPr>
-        <w:pStyle w:val="Heading3"/>
-      </w:pPr>
-      <w:r>
-        <w:t>Changed case · predict first</w:t>
-      </w:r>
-    </w:p>
-    <w:p>
-      <w:pPr>
-        <w:spacing w:line="336" w:lineRule="auto" w:after="180"/>
-        <w:shd w:fill="F5F1FB"/>
-      </w:pPr>
-      <w:r>
-        <w:rPr>
-          <w:b w:val="0"/>
-        </w:rPr>
-        <w:t xml:space="preserve">Changed-case practice: Replace the final multiplier 5 with 4 in both </w:t>
-      </w:r>
-      <w:r>
-        <w:rPr>
-          <w:b/>
-        </w:rPr>
-        <w:t>expression</w:t>
-      </w:r>
-      <w:r>
-        <w:rPr>
-          <w:b w:val="0"/>
-        </w:rPr>
-        <w:t>s. Which conclusion is supported by the supplied facts?</w:t>
-      </w:r>
-    </w:p>
-    <w:p>
-      <w:pPr>
-        <w:spacing w:line="336" w:lineRule="auto" w:after="180"/>
-        <w:shd w:fill="F4F9FC"/>
-      </w:pPr>
-      <w:r>
-        <w:rPr>
-          <w:b w:val="0"/>
-        </w:rPr>
-        <w:t xml:space="preserve">1. We can decide the result without examining the changed </w:t>
-      </w:r>
-      <w:r>
-        <w:rPr>
-          <w:b/>
-        </w:rPr>
-        <w:t>input</w:t>
-      </w:r>
-      <w:r>
-        <w:rPr>
-          <w:b w:val="0"/>
-        </w:rPr>
-        <w:t xml:space="preserve"> or the procedure.</w:t>
-      </w:r>
-    </w:p>
-    <w:p>
-      <w:pPr>
-        <w:spacing w:line="336" w:lineRule="auto" w:after="180"/>
-        <w:shd w:fill="F4F9FC"/>
-      </w:pPr>
-      <w:r>
-        <w:rPr>
-          <w:b w:val="0"/>
-        </w:rPr>
-        <w:t xml:space="preserve">2. This one example guarantees correct results for every future </w:t>
-      </w:r>
-      <w:r>
-        <w:rPr>
-          <w:b/>
-        </w:rPr>
-        <w:t>input</w:t>
-      </w:r>
-      <w:r>
-        <w:rPr>
-          <w:b w:val="0"/>
-        </w:rPr>
-        <w:t>.</w:t>
-      </w:r>
-    </w:p>
-    <w:p>
-      <w:pPr>
-        <w:spacing w:line="336" w:lineRule="auto" w:after="180"/>
-        <w:shd w:fill="F4F9FC"/>
-      </w:pPr>
-      <w:r>
-        <w:rPr>
-          <w:b w:val="0"/>
-        </w:rPr>
-        <w:t>3. The first result is 11; the grouped result is 20.</w:t>
-      </w:r>
-    </w:p>
-    <w:p>
-      <w:pPr>
-        <w:pStyle w:val="Heading3"/>
-      </w:pPr>
-      <w:r>
-        <w:t>My selected conclusion, deciding fact and explanation</w:t>
-      </w:r>
-    </w:p>
-    <w:p>
-      <w:r>
-        <w:t>________________________________________________________________</w:t>
-      </w:r>
-    </w:p>
-    <w:p>
-      <w:r>
-        <w:t>________________________________________________________________</w:t>
-      </w:r>
-    </w:p>
-    <w:p>
-      <w:r>
-        <w:t>________________________________________________________________</w:t>
-      </w:r>
-    </w:p>
-    <w:p>
-      <w:r>
-        <w:t>________________________________________________________________</w:t>
-      </w:r>
-    </w:p>
-    <w:p>
-      <w:r>
-        <w:t>________________________________________________________________</w:t>
-      </w:r>
-    </w:p>
-    <w:p>
-      <w:pPr>
-        <w:pStyle w:val="Heading3"/>
-      </w:pPr>
-      <w:r>
-        <w:t>Hint · try first</w:t>
-      </w:r>
-    </w:p>
-    <w:p>
-      <w:pPr>
-        <w:spacing w:line="336" w:lineRule="auto" w:after="180"/>
-        <w:shd w:fill="F1F6F8"/>
-      </w:pPr>
-      <w:r>
-        <w:rPr>
-          <w:b w:val="0"/>
-        </w:rPr>
-        <w:t>Hint if needed: Use the changed condition and the deciding step in the pictorial trace. The answer must say what follows from those facts.</w:t>
-      </w:r>
-    </w:p>
-    <w:p>
-      <w:pPr>
-        <w:pStyle w:val="Heading3"/>
-      </w:pPr>
-      <w:r>
-        <w:t>Feedback · compare after trying</w:t>
-      </w:r>
-    </w:p>
-    <w:p>
-      <w:pPr>
-        <w:spacing w:line="336" w:lineRule="auto" w:after="180"/>
-        <w:shd w:fill="F1F6FC"/>
-      </w:pPr>
-      <w:r>
-        <w:rPr>
-          <w:b w:val="0"/>
-        </w:rPr>
-        <w:t>After your attempt, compare with the supported explanation: The first result is 11; the grouped result is 20. 3+2*4=3+8; (3+2)*4=5*4.</w:t>
-      </w:r>
-    </w:p>
-    <w:p>
-      <w:pPr>
-        <w:pStyle w:val="Heading3"/>
-      </w:pPr>
-      <w:r>
-        <w:t>Repair a missing building block</w:t>
-      </w:r>
-    </w:p>
-    <w:p>
-      <w:pPr>
-        <w:spacing w:line="336" w:lineRule="auto" w:after="180"/>
-      </w:pPr>
-      <w:r>
-        <w:rPr>
-          <w:b w:val="0"/>
-        </w:rPr>
-        <w:t xml:space="preserve">Review Values variables and types (python-bridge/2). Goal: Distinguish integer, floating-point, text and Boolean values. Short practice: Predict both print </w:t>
-      </w:r>
-      <w:r>
-        <w:rPr>
-          <w:b/>
-        </w:rPr>
-        <w:t>output</w:t>
-      </w:r>
-      <w:r>
-        <w:rPr>
-          <w:b w:val="0"/>
-        </w:rPr>
-        <w:t>s and explain why they differ.</w:t>
-      </w:r>
-    </w:p>
-    <w:p>
-      <w:pPr>
-        <w:spacing w:line="336" w:lineRule="auto" w:after="180"/>
-      </w:pPr>
-      <w:r>
-        <w:rPr>
-          <w:b w:val="0"/>
-        </w:rPr>
-        <w:t xml:space="preserve">Does count+tag work, and what happens to each valid </w:t>
-      </w:r>
-      <w:r>
-        <w:rPr>
-          <w:b/>
-        </w:rPr>
-        <w:t>output</w:t>
-      </w:r>
-      <w:r>
-        <w:rPr>
-          <w:b w:val="0"/>
-        </w:rPr>
-        <w:t xml:space="preserve"> after count becomes ten?. Return to this week and explain what you changed.</w:t>
-      </w:r>
-    </w:p>
-    <w:p>
-      <w:pPr>
-        <w:pStyle w:val="Heading3"/>
-      </w:pPr>
-      <w:r>
-        <w:t>Predict, run and debug</w:t>
-      </w:r>
-    </w:p>
-    <w:p>
-      <w:pPr>
-        <w:spacing w:line="336" w:lineRule="auto" w:after="180"/>
-      </w:pPr>
-      <w:r>
-        <w:rPr>
-          <w:b w:val="0"/>
-        </w:rPr>
-        <w:t xml:space="preserve">The browser lab lets you edit the supported Python examples already included in this lesson. Predict first, run, inspect the actual </w:t>
-      </w:r>
-      <w:r>
-        <w:rPr>
-          <w:b/>
-        </w:rPr>
-        <w:t>output</w:t>
-      </w:r>
-      <w:r>
-        <w:rPr>
-          <w:b w:val="0"/>
-        </w:rPr>
-        <w:t xml:space="preserve"> or error, change one </w:t>
-      </w:r>
-      <w:r>
-        <w:rPr>
-          <w:b/>
-        </w:rPr>
-        <w:t>input</w:t>
-      </w:r>
-      <w:r>
-        <w:rPr>
-          <w:b w:val="0"/>
-        </w:rPr>
-        <w:t>, then run again.</w:t>
-      </w:r>
-    </w:p>
-    <w:p>
-      <w:pPr>
-        <w:spacing w:line="336" w:lineRule="auto" w:after="180"/>
-      </w:pPr>
-      <w:r>
-        <w:rPr>
-          <w:b w:val="0"/>
-        </w:rPr>
-        <w:t xml:space="preserve">Keep code, </w:t>
-      </w:r>
-      <w:r>
-        <w:rPr>
-          <w:b/>
-        </w:rPr>
-        <w:t>prediction</w:t>
-      </w:r>
-      <w:r>
-        <w:rPr>
-          <w:b w:val="0"/>
-        </w:rPr>
-        <w:t>s, actual results and a reasoned revision together. On paper, label your result as a trace rather than an execution.</w:t>
-      </w:r>
-    </w:p>
-    <w:p>
-      <w:pPr>
-        <w:pStyle w:val="Heading3"/>
-      </w:pPr>
-      <w:r>
         <w:t>Keep your completed work</w:t>
       </w:r>
     </w:p>
     <w:p>
       <w:pPr>
-        <w:spacing w:line="336" w:lineRule="auto" w:after="180"/>
-      </w:pPr>
-      <w:r>
-        <w:rPr>
-          <w:b w:val="0"/>
-        </w:rPr>
-        <w:t xml:space="preserve">Use Download completed work in the hosted lesson to export your answers, reflections, practice feedback and code-run </w:t>
-      </w:r>
-      <w:r>
-        <w:rPr>
-          <w:b/>
-        </w:rPr>
-        <w:t>evidence</w:t>
-      </w:r>
-      <w:r>
-        <w:rPr>
-          <w:b w:val="0"/>
-        </w:rPr>
-        <w:t>. Open the HTML copy to read or print it.</w:t>
-      </w:r>
-    </w:p>
-    <w:p>
-      <w:pPr>
-        <w:spacing w:line="336" w:lineRule="auto" w:after="180"/>
-      </w:pPr>
-      <w:r>
-        <w:rPr>
-          <w:b w:val="0"/>
-        </w:rPr>
-        <w:t>Drafts stay in this browser when storage is available; clear drafts on a shared device.</w:t>
-      </w:r>
-    </w:p>
-    <w:p>
-      <w:pPr>
         <w:pStyle w:val="Heading1"/>
       </w:pPr>
       <w:r>
-        <w:t>18. Visual concept journey</w:t>
-      </w:r>
-    </w:p>
-    <w:p>
-      <w:r>
-        <w:t>Explain each Expressions and operator order graphic using its labels, deciding evidence and relevant limitation.</w:t>
-      </w:r>
-    </w:p>
-    <w:p>
-      <w:pPr>
-        <w:pStyle w:val="Heading3"/>
+        <w:t>18. Reference · The six-picture journey</w:t>
+      </w:r>
+    </w:p>
+    <w:p>
+      <w:r>
+        <w:t>Choose the picture needed for the present question.</w:t>
+      </w:r>
+    </w:p>
+    <w:p>
+      <w:pPr>
+        <w:pStyle w:val="Heading2"/>
       </w:pPr>
       <w:r>
         <w:t>01. Expressions and operator order: the case</w:t>
@@ -4357,7 +4476,7 @@
         <w:drawing>
           <wp:inline xmlns:a="http://schemas.openxmlformats.org/drawingml/2006/main" xmlns:pic="http://schemas.openxmlformats.org/drawingml/2006/picture">
             <wp:extent cx="5486400" cy="2834640"/>
-            <wp:docPr id="2" name="Picture 2" descr="Parentheses change an expression. A toy shelf calculator compares adding a fixed cost after multiplication with multiplying an entire group. Supplied facts: Python 3: print(3+2*5); print((3+2)*5). Inputs are dimensionless for this arithmetic exercise."/>
+            <wp:docPr id="4" name="Picture 4" descr="Parentheses change an expression. A toy shelf calculator compares adding a fixed cost after multiplication with multiplying an entire group. Supplied facts: Python 3: print(3+2*5); print((3+2)*5). Inputs are dimensionless for this arithmetic exercise."/>
             <wp:cNvGraphicFramePr>
               <a:graphicFrameLocks noChangeAspect="1"/>
             </wp:cNvGraphicFramePr>
@@ -4366,211 +4485,6 @@
                 <pic:pic>
                   <pic:nvPicPr>
                     <pic:cNvPr id="0" name="academy-story-python-bridge-3-01.png"/>
-                    <pic:cNvPicPr/>
-                  </pic:nvPicPr>
-                  <pic:blipFill>
-                    <a:blip r:embed="rId10"/>
-                    <a:stretch>
-                      <a:fillRect/>
-                    </a:stretch>
-                  </pic:blipFill>
-                  <pic:spPr>
-                    <a:xfrm>
-                      <a:off x="0" y="0"/>
-                      <a:ext cx="5486400" cy="2834640"/>
-                    </a:xfrm>
-                    <a:prstGeom prst="rect"/>
-                  </pic:spPr>
-                </pic:pic>
-              </a:graphicData>
-            </a:graphic>
-          </wp:inline>
-        </w:drawing>
-      </w:r>
-    </w:p>
-    <w:p>
-      <w:pPr>
-        <w:spacing w:line="336" w:lineRule="auto" w:after="180"/>
-      </w:pPr>
-      <w:r>
-        <w:rPr>
-          <w:b/>
-        </w:rPr>
-        <w:t>Parentheses</w:t>
-      </w:r>
-      <w:r>
-        <w:rPr>
-          <w:b w:val="0"/>
-        </w:rPr>
-        <w:t xml:space="preserve"> change an </w:t>
-      </w:r>
-      <w:r>
-        <w:rPr>
-          <w:b/>
-        </w:rPr>
-        <w:t>expression</w:t>
-      </w:r>
-      <w:r>
-        <w:rPr>
-          <w:b w:val="0"/>
-        </w:rPr>
-        <w:t>. A toy shelf calculator compares adding a fixed cost after multiplication with multiplying an entire group. Supplied facts: Python 3: print(3+2*5); print((3+2)*5).</w:t>
-      </w:r>
-    </w:p>
-    <w:p>
-      <w:pPr>
-        <w:spacing w:line="336" w:lineRule="auto" w:after="180"/>
-      </w:pPr>
-      <w:r>
-        <w:rPr>
-          <w:b/>
-        </w:rPr>
-        <w:t>Input</w:t>
-      </w:r>
-      <w:r>
-        <w:rPr>
-          <w:b w:val="0"/>
-        </w:rPr>
-        <w:t>s are dimensionless for this arithmetic exercise.</w:t>
-      </w:r>
-    </w:p>
-    <w:p>
-      <w:pPr>
-        <w:spacing w:line="336" w:lineRule="auto" w:after="180"/>
-        <w:shd w:fill="F5F1FB"/>
-      </w:pPr>
-      <w:r>
-        <w:rPr>
-          <w:b w:val="0"/>
-        </w:rPr>
-        <w:t>Point to the given fact that matters most. Explain why it matters.</w:t>
-      </w:r>
-    </w:p>
-    <w:p>
-      <w:pPr>
-        <w:pStyle w:val="Heading3"/>
-      </w:pPr>
-      <w:r>
-        <w:t>02. Follow the deciding steps</w:t>
-      </w:r>
-    </w:p>
-    <w:p>
-      <w:r>
-        <w:drawing>
-          <wp:inline xmlns:a="http://schemas.openxmlformats.org/drawingml/2006/main" xmlns:pic="http://schemas.openxmlformats.org/drawingml/2006/picture">
-            <wp:extent cx="5486400" cy="3182112"/>
-            <wp:docPr id="3" name="Picture 3" descr="Use precedence: In 3+2*5, multiplication happens first. → Compute first result: 2*5 is 10; adding 3 gives 13. → Compute grouped result: Parentheses give 3+2=5 first; multiplying by 5 gives 25."/>
-            <wp:cNvGraphicFramePr>
-              <a:graphicFrameLocks noChangeAspect="1"/>
-            </wp:cNvGraphicFramePr>
-            <a:graphic>
-              <a:graphicData uri="http://schemas.openxmlformats.org/drawingml/2006/picture">
-                <pic:pic>
-                  <pic:nvPicPr>
-                    <pic:cNvPr id="0" name="academy-story-python-bridge-3-02.png"/>
-                    <pic:cNvPicPr/>
-                  </pic:nvPicPr>
-                  <pic:blipFill>
-                    <a:blip r:embed="rId11"/>
-                    <a:stretch>
-                      <a:fillRect/>
-                    </a:stretch>
-                  </pic:blipFill>
-                  <pic:spPr>
-                    <a:xfrm>
-                      <a:off x="0" y="0"/>
-                      <a:ext cx="5486400" cy="3182112"/>
-                    </a:xfrm>
-                    <a:prstGeom prst="rect"/>
-                  </pic:spPr>
-                </pic:pic>
-              </a:graphicData>
-            </a:graphic>
-          </wp:inline>
-        </w:drawing>
-      </w:r>
-    </w:p>
-    <w:p>
-      <w:pPr>
-        <w:spacing w:line="336" w:lineRule="auto" w:after="180"/>
-      </w:pPr>
-      <w:r>
-        <w:rPr>
-          <w:b w:val="0"/>
-        </w:rPr>
-        <w:t xml:space="preserve">Use </w:t>
-      </w:r>
-      <w:r>
-        <w:rPr>
-          <w:b/>
-        </w:rPr>
-        <w:t>precedence</w:t>
-      </w:r>
-      <w:r>
-        <w:rPr>
-          <w:b w:val="0"/>
-        </w:rPr>
-        <w:t xml:space="preserve">: In 3+2*5, multiplication happens first. → Compute first result: 2*5 is 10; adding 3 gives 13. → Compute grouped result: </w:t>
-      </w:r>
-      <w:r>
-        <w:rPr>
-          <w:b/>
-        </w:rPr>
-        <w:t>Parentheses</w:t>
-      </w:r>
-      <w:r>
-        <w:rPr>
-          <w:b w:val="0"/>
-        </w:rPr>
-        <w:t xml:space="preserve"> give 3+2=5 first; multiplying by 5 gives 25.</w:t>
-      </w:r>
-    </w:p>
-    <w:p>
-      <w:pPr>
-        <w:spacing w:line="336" w:lineRule="auto" w:after="180"/>
-        <w:shd w:fill="F5F1FB"/>
-      </w:pPr>
-      <w:r>
-        <w:rPr>
-          <w:b w:val="0"/>
-        </w:rPr>
-        <w:t xml:space="preserve">Point to each numbered stage and explain which recorded </w:t>
-      </w:r>
-      <w:r>
-        <w:rPr>
-          <w:b/>
-        </w:rPr>
-        <w:t>input</w:t>
-      </w:r>
-      <w:r>
-        <w:rPr>
-          <w:b w:val="0"/>
-        </w:rPr>
-        <w:t xml:space="preserve"> it uses.</w:t>
-      </w:r>
-    </w:p>
-    <w:p>
-      <w:pPr>
-        <w:pStyle w:val="Heading3"/>
-      </w:pPr>
-      <w:r>
-        <w:t>03. Two expressions with different meanings</w:t>
-      </w:r>
-    </w:p>
-    <w:p>
-      <w:r>
-        <w:drawing>
-          <wp:inline xmlns:a="http://schemas.openxmlformats.org/drawingml/2006/main" xmlns:pic="http://schemas.openxmlformats.org/drawingml/2006/picture">
-            <wp:extent cx="5486400" cy="2834640"/>
-            <wp:docPr id="4" name="Picture 4" descr="Two expressions with different meanings. 3 * 8 + 2 | 3 * 8 is 24 | 24 + 2 is 26. 3 * (8 + 2) | 8 + 2 is 10 | 3 * 10 is 30. (3 * 8) + 2 | 3 * 8 is 24 | 24 + 2 is 26"/>
-            <wp:cNvGraphicFramePr>
-              <a:graphicFrameLocks noChangeAspect="1"/>
-            </wp:cNvGraphicFramePr>
-            <a:graphic>
-              <a:graphicData uri="http://schemas.openxmlformats.org/drawingml/2006/picture">
-                <pic:pic>
-                  <pic:nvPicPr>
-                    <pic:cNvPr id="0" name="academy-story-python-bridge-3-03.png"/>
                     <pic:cNvPicPr/>
                   </pic:nvPicPr>
                   <pic:blipFill>
@@ -4599,9 +4513,15 @@
       </w:pPr>
       <w:r>
         <w:rPr>
+          <w:b/>
+        </w:rPr>
+        <w:t>Parentheses</w:t>
+      </w:r>
+      <w:r>
+        <w:rPr>
           <w:b w:val="0"/>
         </w:rPr>
-        <w:t xml:space="preserve">Two </w:t>
+        <w:t xml:space="preserve"> change an </w:t>
       </w:r>
       <w:r>
         <w:rPr>
@@ -4613,13 +4533,209 @@
         <w:rPr>
           <w:b w:val="0"/>
         </w:rPr>
+        <w:t>. A toy shelf calculator compares adding a fixed cost after multiplication with multiplying an entire group. Supplied facts: Python 3: print(3+2*5); print((3+2)*5).</w:t>
+      </w:r>
+    </w:p>
+    <w:p>
+      <w:pPr>
+        <w:spacing w:line="336" w:lineRule="auto" w:after="180"/>
+      </w:pPr>
+      <w:r>
+        <w:rPr>
+          <w:b/>
+        </w:rPr>
+        <w:t>Input</w:t>
+      </w:r>
+      <w:r>
+        <w:rPr>
+          <w:b w:val="0"/>
+        </w:rPr>
+        <w:t>s are dimensionless for this arithmetic exercise.</w:t>
+      </w:r>
+    </w:p>
+    <w:p>
+      <w:pPr>
+        <w:spacing w:line="336" w:lineRule="auto" w:after="180"/>
+      </w:pPr>
+      <w:r>
+        <w:rPr>
+          <w:b w:val="0"/>
+        </w:rPr>
+        <w:t>Point to the given fact that matters most. Explain why it matters.</w:t>
+      </w:r>
+    </w:p>
+    <w:p>
+      <w:pPr>
+        <w:pStyle w:val="Heading2"/>
+      </w:pPr>
+      <w:r>
+        <w:t>02. Follow the deciding steps</w:t>
+      </w:r>
+    </w:p>
+    <w:p>
+      <w:r>
+        <w:drawing>
+          <wp:inline xmlns:a="http://schemas.openxmlformats.org/drawingml/2006/main" xmlns:pic="http://schemas.openxmlformats.org/drawingml/2006/picture">
+            <wp:extent cx="5486400" cy="3182112"/>
+            <wp:docPr id="5" name="Picture 5" descr="Use precedence: In 3+2*5, multiplication happens first. → Compute first result: 2*5 is 10; adding 3 gives 13. → Compute grouped result: Parentheses give 3+2=5 first; multiplying by 5 gives 25."/>
+            <wp:cNvGraphicFramePr>
+              <a:graphicFrameLocks noChangeAspect="1"/>
+            </wp:cNvGraphicFramePr>
+            <a:graphic>
+              <a:graphicData uri="http://schemas.openxmlformats.org/drawingml/2006/picture">
+                <pic:pic>
+                  <pic:nvPicPr>
+                    <pic:cNvPr id="0" name="academy-story-python-bridge-3-02.png"/>
+                    <pic:cNvPicPr/>
+                  </pic:nvPicPr>
+                  <pic:blipFill>
+                    <a:blip r:embed="rId9"/>
+                    <a:stretch>
+                      <a:fillRect/>
+                    </a:stretch>
+                  </pic:blipFill>
+                  <pic:spPr>
+                    <a:xfrm>
+                      <a:off x="0" y="0"/>
+                      <a:ext cx="5486400" cy="3182112"/>
+                    </a:xfrm>
+                    <a:prstGeom prst="rect"/>
+                  </pic:spPr>
+                </pic:pic>
+              </a:graphicData>
+            </a:graphic>
+          </wp:inline>
+        </w:drawing>
+      </w:r>
+    </w:p>
+    <w:p>
+      <w:pPr>
+        <w:spacing w:line="336" w:lineRule="auto" w:after="180"/>
+      </w:pPr>
+      <w:r>
+        <w:rPr>
+          <w:b w:val="0"/>
+        </w:rPr>
+        <w:t xml:space="preserve">Use </w:t>
+      </w:r>
+      <w:r>
+        <w:rPr>
+          <w:b/>
+        </w:rPr>
+        <w:t>precedence</w:t>
+      </w:r>
+      <w:r>
+        <w:rPr>
+          <w:b w:val="0"/>
+        </w:rPr>
+        <w:t xml:space="preserve">: In 3+2*5, multiplication happens first. → Compute first result: 2*5 is 10; adding 3 gives 13. → Compute grouped result: </w:t>
+      </w:r>
+      <w:r>
+        <w:rPr>
+          <w:b/>
+        </w:rPr>
+        <w:t>Parentheses</w:t>
+      </w:r>
+      <w:r>
+        <w:rPr>
+          <w:b w:val="0"/>
+        </w:rPr>
+        <w:t xml:space="preserve"> give 3+2=5 first; multiplying by 5 gives 25.</w:t>
+      </w:r>
+    </w:p>
+    <w:p>
+      <w:pPr>
+        <w:spacing w:line="336" w:lineRule="auto" w:after="180"/>
+      </w:pPr>
+      <w:r>
+        <w:rPr>
+          <w:b w:val="0"/>
+        </w:rPr>
+        <w:t xml:space="preserve">Point to each numbered stage and explain which recorded </w:t>
+      </w:r>
+      <w:r>
+        <w:rPr>
+          <w:b/>
+        </w:rPr>
+        <w:t>input</w:t>
+      </w:r>
+      <w:r>
+        <w:rPr>
+          <w:b w:val="0"/>
+        </w:rPr>
+        <w:t xml:space="preserve"> it uses.</w:t>
+      </w:r>
+    </w:p>
+    <w:p>
+      <w:pPr>
+        <w:pStyle w:val="Heading2"/>
+      </w:pPr>
+      <w:r>
+        <w:t>03. Two expressions with different meanings</w:t>
+      </w:r>
+    </w:p>
+    <w:p>
+      <w:r>
+        <w:drawing>
+          <wp:inline xmlns:a="http://schemas.openxmlformats.org/drawingml/2006/main" xmlns:pic="http://schemas.openxmlformats.org/drawingml/2006/picture">
+            <wp:extent cx="5486400" cy="2834640"/>
+            <wp:docPr id="6" name="Picture 6" descr="Two expressions with different meanings. 3 * 8 + 2 | 3 * 8 is 24 | 24 + 2 is 26. 3 * (8 + 2) | 8 + 2 is 10 | 3 * 10 is 30. (3 * 8) + 2 | 3 * 8 is 24 | 24 + 2 is 26"/>
+            <wp:cNvGraphicFramePr>
+              <a:graphicFrameLocks noChangeAspect="1"/>
+            </wp:cNvGraphicFramePr>
+            <a:graphic>
+              <a:graphicData uri="http://schemas.openxmlformats.org/drawingml/2006/picture">
+                <pic:pic>
+                  <pic:nvPicPr>
+                    <pic:cNvPr id="0" name="academy-story-python-bridge-3-03.png"/>
+                    <pic:cNvPicPr/>
+                  </pic:nvPicPr>
+                  <pic:blipFill>
+                    <a:blip r:embed="rId13"/>
+                    <a:stretch>
+                      <a:fillRect/>
+                    </a:stretch>
+                  </pic:blipFill>
+                  <pic:spPr>
+                    <a:xfrm>
+                      <a:off x="0" y="0"/>
+                      <a:ext cx="5486400" cy="2834640"/>
+                    </a:xfrm>
+                    <a:prstGeom prst="rect"/>
+                  </pic:spPr>
+                </pic:pic>
+              </a:graphicData>
+            </a:graphic>
+          </wp:inline>
+        </w:drawing>
+      </w:r>
+    </w:p>
+    <w:p>
+      <w:pPr>
+        <w:spacing w:line="336" w:lineRule="auto" w:after="180"/>
+      </w:pPr>
+      <w:r>
+        <w:rPr>
+          <w:b w:val="0"/>
+        </w:rPr>
+        <w:t xml:space="preserve">Two </w:t>
+      </w:r>
+      <w:r>
+        <w:rPr>
+          <w:b/>
+        </w:rPr>
+        <w:t>expression</w:t>
+      </w:r>
+      <w:r>
+        <w:rPr>
+          <w:b w:val="0"/>
+        </w:rPr>
         <w:t>s with different meanings. 3 * 8 + 2 | 3 * 8 is 24 | 24 + 2 is 26. 3 * (8 + 2) | 8 + 2 is 10 | 3 * 10 is 30. (3 * 8) + 2 | 3 * 8 is 24 | 24 + 2 is 26</w:t>
       </w:r>
     </w:p>
     <w:p>
       <w:pPr>
         <w:spacing w:line="336" w:lineRule="auto" w:after="180"/>
-        <w:shd w:fill="F5F1FB"/>
       </w:pPr>
       <w:r>
         <w:rPr>
@@ -4630,7 +4746,7 @@
     </w:p>
     <w:p>
       <w:pPr>
-        <w:pStyle w:val="Heading3"/>
+        <w:pStyle w:val="Heading2"/>
       </w:pPr>
       <w:r>
         <w:t>04. Change one thing. Trace what follows.</w:t>
@@ -4641,7 +4757,7 @@
         <w:drawing>
           <wp:inline xmlns:a="http://schemas.openxmlformats.org/drawingml/2006/main" xmlns:pic="http://schemas.openxmlformats.org/drawingml/2006/picture">
             <wp:extent cx="5486400" cy="3026664"/>
-            <wp:docPr id="5" name="Picture 5" descr="Original case: Parentheses give 3+2=5 first; multiplying by 5 gives 25. Changed condition: Replace the final multiplier 5 with 4 in both expressions. Expected result: The first result is 11; the grouped result is 20. Reason: 3+2*4=3+8; (3+2)*4=5*4."/>
+            <wp:docPr id="7" name="Picture 7" descr="Original case: Parentheses give 3+2=5 first; multiplying by 5 gives 25. Changed condition: Replace the final multiplier 5 with 4 in both expressions. Expected result: The first result is 11; the grouped result is 20. Reason: 3+2*4=3+8; (3+2)*4=5*4."/>
             <wp:cNvGraphicFramePr>
               <a:graphicFrameLocks noChangeAspect="1"/>
             </wp:cNvGraphicFramePr>
@@ -4653,7 +4769,7 @@
                     <pic:cNvPicPr/>
                   </pic:nvPicPr>
                   <pic:blipFill>
-                    <a:blip r:embed="rId13"/>
+                    <a:blip r:embed="rId10"/>
                     <a:stretch>
                       <a:fillRect/>
                     </a:stretch>
@@ -4721,7 +4837,6 @@
     <w:p>
       <w:pPr>
         <w:spacing w:line="336" w:lineRule="auto" w:after="180"/>
-        <w:shd w:fill="F5F1FB"/>
       </w:pPr>
       <w:r>
         <w:rPr>
@@ -4732,7 +4847,7 @@
     </w:p>
     <w:p>
       <w:pPr>
-        <w:pStyle w:val="Heading3"/>
+        <w:pStyle w:val="Heading2"/>
       </w:pPr>
       <w:r>
         <w:t>05. Connect the explanation to its limit</w:t>
@@ -4743,7 +4858,7 @@
         <w:drawing>
           <wp:inline xmlns:a="http://schemas.openxmlformats.org/drawingml/2006/main" xmlns:pic="http://schemas.openxmlformats.org/drawingml/2006/picture">
             <wp:extent cx="5486400" cy="2834640"/>
-            <wp:docPr id="6" name="Picture 6" descr="Parentheses explicitly group an operation. Without them, Python multiplication takes priority over addition; the same numerals can therefore describe different procedures. Limit: Arithmetic correctness does not decide which expression matches a real problem; the written model must define the intended quantities."/>
+            <wp:docPr id="8" name="Picture 8" descr="Parentheses explicitly group an operation. Without them, Python multiplication takes priority over addition; the same numerals can therefore describe different procedures. Limit: Arithmetic correctness does not decide which expression matches a real problem; the written model must define the intended quantities."/>
             <wp:cNvGraphicFramePr>
               <a:graphicFrameLocks noChangeAspect="1"/>
             </wp:cNvGraphicFramePr>
@@ -4817,7 +4932,6 @@
     <w:p>
       <w:pPr>
         <w:spacing w:line="336" w:lineRule="auto" w:after="180"/>
-        <w:shd w:fill="F5F1FB"/>
       </w:pPr>
       <w:r>
         <w:rPr>
@@ -4828,7 +4942,7 @@
     </w:p>
     <w:p>
       <w:pPr>
-        <w:pStyle w:val="Heading3"/>
+        <w:pStyle w:val="Heading2"/>
       </w:pPr>
       <w:r>
         <w:t>06. Make the idea visible in your project</w:t>
@@ -4839,7 +4953,7 @@
         <w:drawing>
           <wp:inline xmlns:a="http://schemas.openxmlformats.org/drawingml/2006/main" xmlns:pic="http://schemas.openxmlformats.org/drawingml/2006/picture">
             <wp:extent cx="5486400" cy="3681984"/>
-            <wp:docPr id="7" name="Picture 7" descr="For Python readiness before the Responsible Plant Classifier, retain a trace of the values, the predicted outputs and the changed-case explanation. Use actual Python 3 results to check the prediction after reasoning first. Draw your input, deciding step, result and limit. Supported question: Trace the operation order in both expressions. Identify which picture step changes with parentheses and predict both results when the multiplier becomes four."/>
+            <wp:docPr id="9" name="Picture 9" descr="For Python readiness before the Responsible Plant Classifier, retain a trace of the values, the predicted outputs and the changed-case explanation. Use actual Python 3 results to check the prediction after reasoning first. Draw your input, deciding step, result and limit. Supported question: Trace the operation order in both expressions. Identify which picture step changes with parentheses and predict both results when the multiplier becomes four."/>
             <wp:cNvGraphicFramePr>
               <a:graphicFrameLocks noChangeAspect="1"/>
             </wp:cNvGraphicFramePr>
@@ -4966,7 +5080,6 @@
     <w:p>
       <w:pPr>
         <w:spacing w:line="336" w:lineRule="auto" w:after="180"/>
-        <w:shd w:fill="F5F1FB"/>
       </w:pPr>
       <w:r>
         <w:rPr>
@@ -4985,6 +5098,62 @@
           <w:b w:val="0"/>
         </w:rPr>
         <w:t>.</w:t>
+      </w:r>
+    </w:p>
+    <w:p>
+      <w:pPr>
+        <w:pStyle w:val="Heading2"/>
+      </w:pPr>
+      <w:r>
+        <w:t>Earlier wording, alternatives and picture transcripts · reference / check after trying</w:t>
+      </w:r>
+    </w:p>
+    <w:p>
+      <w:pPr>
+        <w:pStyle w:val="Heading3"/>
+      </w:pPr>
+      <w:r>
+        <w:t>01. Expressions and operator order: the case</w:t>
+      </w:r>
+    </w:p>
+    <w:p>
+      <w:pPr>
+        <w:pStyle w:val="Heading3"/>
+      </w:pPr>
+      <w:r>
+        <w:t>02. Follow the deciding steps</w:t>
+      </w:r>
+    </w:p>
+    <w:p>
+      <w:pPr>
+        <w:pStyle w:val="Heading3"/>
+      </w:pPr>
+      <w:r>
+        <w:t>03. Two expressions with different meanings</w:t>
+      </w:r>
+    </w:p>
+    <w:p>
+      <w:pPr>
+        <w:pStyle w:val="Heading3"/>
+      </w:pPr>
+      <w:r>
+        <w:t>04. Change one thing. Trace what follows.</w:t>
+      </w:r>
+    </w:p>
+    <w:p>
+      <w:pPr>
+        <w:pStyle w:val="Heading3"/>
+      </w:pPr>
+      <w:r>
+        <w:t>05. Connect the explanation to its limit</w:t>
+      </w:r>
+    </w:p>
+    <w:p>
+      <w:pPr>
+        <w:pStyle w:val="Heading3"/>
+      </w:pPr>
+      <w:r>
+        <w:t>06. Make the idea visible in your project</w:t>
       </w:r>
     </w:p>
     <w:sectPr>
